--- a/reports/StoreSense_DMDW_Project_Report.docx
+++ b/reports/StoreSense_DMDW_Project_Report.docx
@@ -192,7 +192,7 @@
               <w:pStyle w:val="Compact"/>
             </w:pPr>
             <w:r>
-              <w:t xml:space="preserve">[Roll No.]</w:t>
+              <w:t xml:space="preserve">24051496</w:t>
             </w:r>
           </w:p>
         </w:tc>
@@ -227,18 +227,18 @@
               <w:pStyle w:val="Compact"/>
             </w:pPr>
             <w:r>
-              <w:t xml:space="preserve">Kavya [Surname]</w:t>
-            </w:r>
-          </w:p>
-        </w:tc>
-        <w:tc>
-          <w:tcPr/>
-          <w:p>
-            <w:pPr>
-              <w:pStyle w:val="Compact"/>
-            </w:pPr>
-            <w:r>
-              <w:t xml:space="preserve">[Roll No.]</w:t>
+              <w:t xml:space="preserve">Kavya Agarwal</w:t>
+            </w:r>
+          </w:p>
+        </w:tc>
+        <w:tc>
+          <w:tcPr/>
+          <w:p>
+            <w:pPr>
+              <w:pStyle w:val="Compact"/>
+            </w:pPr>
+            <w:r>
+              <w:t xml:space="preserve">24052086</w:t>
             </w:r>
           </w:p>
         </w:tc>
@@ -273,18 +273,18 @@
               <w:pStyle w:val="Compact"/>
             </w:pPr>
             <w:r>
-              <w:t xml:space="preserve">[Full name of member 3]</w:t>
-            </w:r>
-          </w:p>
-        </w:tc>
-        <w:tc>
-          <w:tcPr/>
-          <w:p>
-            <w:pPr>
-              <w:pStyle w:val="Compact"/>
-            </w:pPr>
-            <w:r>
-              <w:t xml:space="preserve">[Roll No.]</w:t>
+              <w:t xml:space="preserve">Kartik Biswal</w:t>
+            </w:r>
+          </w:p>
+        </w:tc>
+        <w:tc>
+          <w:tcPr/>
+          <w:p>
+            <w:pPr>
+              <w:pStyle w:val="Compact"/>
+            </w:pPr>
+            <w:r>
+              <w:t xml:space="preserve">24051938</w:t>
             </w:r>
           </w:p>
         </w:tc>
@@ -330,7 +330,7 @@
               <w:pStyle w:val="Compact"/>
             </w:pPr>
             <w:r>
-              <w:t xml:space="preserve">[Roll No.]</w:t>
+              <w:t xml:space="preserve">24051562</w:t>
             </w:r>
           </w:p>
         </w:tc>
@@ -376,7 +376,7 @@
               <w:pStyle w:val="Compact"/>
             </w:pPr>
             <w:r>
-              <w:t xml:space="preserve">[Roll No.]</w:t>
+              <w:t xml:space="preserve">24051610</w:t>
             </w:r>
           </w:p>
         </w:tc>
@@ -422,7 +422,7 @@
               <w:pStyle w:val="Compact"/>
             </w:pPr>
             <w:r>
-              <w:t xml:space="preserve">[Roll No.]</w:t>
+              <w:t xml:space="preserve">24052654</w:t>
             </w:r>
           </w:p>
         </w:tc>
@@ -454,10 +454,13 @@
           <w:b/>
           <w:bCs/>
         </w:rPr>
-        <w:t xml:space="preserve">[Name of faculty guide]</w:t>
-      </w:r>
-      <w:r>
-        <w:t xml:space="preserve">, [Designation]</w:t>
+        <w:t xml:space="preserve">Dr. Chittaranjan Pradhan</w:t>
+      </w:r>
+      <w:r>
+        <w:br/>
+      </w:r>
+      <w:r>
+        <w:t xml:space="preserve">Associate Professor, School of Computer Engineering</w:t>
       </w:r>
     </w:p>
     <w:p>
@@ -465,19 +468,19 @@
         <w:pStyle w:val="BodyText"/>
       </w:pPr>
       <w:r>
-        <w:t xml:space="preserve">[School / Department]</w:t>
+        <w:t xml:space="preserve">School of Computer Science and Engineering</w:t>
       </w:r>
       <w:r>
         <w:br/>
       </w:r>
       <w:r>
-        <w:t xml:space="preserve">KIIT [full institution name, e.g. as printed on official documents]</w:t>
+        <w:t xml:space="preserve">Kalinga Institute of Industrial Technology (KIIT)</w:t>
       </w:r>
       <w:r>
         <w:br/>
       </w:r>
       <w:r>
-        <w:t xml:space="preserve">[City, State]</w:t>
+        <w:t xml:space="preserve">Bhubaneswar, Odisha</w:t>
       </w:r>
     </w:p>
     <w:p>
@@ -485,13 +488,13 @@
         <w:pStyle w:val="BodyText"/>
       </w:pPr>
       <w:r>
-        <w:t xml:space="preserve">Academic Year: [2026–27]</w:t>
+        <w:t xml:space="preserve">Academic Year: 2026–27</w:t>
       </w:r>
       <w:r>
         <w:br/>
       </w:r>
       <w:r>
-        <w:t xml:space="preserve">Date of Submission: [DD Month YYYY]</w:t>
+        <w:t xml:space="preserve">Date of Submission: 15 October 2026</w:t>
       </w:r>
     </w:p>
     <w:p>
@@ -502,240 +505,349 @@
       </w:r>
     </w:p>
     <w:bookmarkEnd w:id="9"/>
-    <w:bookmarkStart w:id="10" w:name="certificate"/>
+    <w:bookmarkStart w:id="10" w:name="abstract"/>
     <w:p>
       <w:pPr>
         <w:pStyle w:val="Heading1"/>
       </w:pPr>
       <w:r>
-        <w:t xml:space="preserve">Certificate</w:t>
+        <w:t xml:space="preserve">Abstract</w:t>
       </w:r>
     </w:p>
     <w:p>
       <w:pPr>
         <w:pStyle w:val="FirstParagraph"/>
       </w:pPr>
-      <w:r>
-        <w:t xml:space="preserve">This is to certify that the project report entitled</w:t>
-      </w:r>
-      <w:r>
-        <w:t xml:space="preserve"> </w:t>
-      </w:r>
       <w:r>
         <w:rPr>
           <w:b/>
           <w:bCs/>
         </w:rPr>
-        <w:t xml:space="preserve">“StoreSense: Retail Data Warehouse and Market Basket Analysis”</w:t>
-      </w:r>
-      <w:r>
-        <w:t xml:space="preserve">, submitted by the students listed below in partial fulfilment of the requirements of the course</w:t>
-      </w:r>
-      <w:r>
-        <w:t xml:space="preserve"> </w:t>
-      </w:r>
+        <w:t xml:space="preserve">Background and motivation.</w:t>
+      </w:r>
+      <w:r>
+        <w:t xml:space="preserve"> </w:t>
+      </w:r>
+      <w:r>
+        <w:t xml:space="preserve">Grocery retailers record millions of baskets, but raw transaction files do not answer business questions directly. Answering them requires two things taught in the Data Mining and Data Warehousing (DMDW) course: a warehouse that organises the data for fast analytical queries, and mining methods that find patterns no single query shows.</w:t>
+      </w:r>
+    </w:p>
+    <w:p>
+      <w:pPr>
+        <w:pStyle w:val="BodyText"/>
+      </w:pPr>
       <w:r>
         <w:rPr>
           <w:b/>
           <w:bCs/>
         </w:rPr>
-        <w:t xml:space="preserve">Data Mining and Data Warehousing (DMDW)</w:t>
-      </w:r>
-      <w:r>
-        <w:t xml:space="preserve"> </w:t>
-      </w:r>
-      <w:r>
-        <w:t xml:space="preserve">at [School / Department], KIIT [institution name], is a record of the work carried out by them under my supervision during the academic year [2026–27].</w:t>
-      </w:r>
-    </w:p>
-    <w:tbl>
-      <w:tblPr>
-        <w:tblStyle w:val="Table"/>
-        <w:tblW w:type="auto" w:w="0"/>
-        <w:tblLook w:firstRow="1" w:lastRow="0" w:firstColumn="0" w:lastColumn="0" w:noHBand="0" w:noVBand="0" w:val="0020"/>
-      </w:tblPr>
-      <w:tblGrid>
-        <w:gridCol w:w="3960"/>
-        <w:gridCol w:w="3960"/>
-      </w:tblGrid>
-      <w:tr>
-        <w:trPr>
-          <w:tblHeader w:val="on"/>
-        </w:trPr>
-        <w:tc>
-          <w:tcPr/>
-          <w:p>
-            <w:pPr>
-              <w:pStyle w:val="Compact"/>
-            </w:pPr>
-            <w:r>
-              <w:t xml:space="preserve">Name</w:t>
-            </w:r>
-          </w:p>
-        </w:tc>
-        <w:tc>
-          <w:tcPr/>
-          <w:p>
-            <w:pPr>
-              <w:pStyle w:val="Compact"/>
-            </w:pPr>
-            <w:r>
-              <w:t xml:space="preserve">Roll / Registration No.</w:t>
-            </w:r>
-          </w:p>
-        </w:tc>
-      </w:tr>
-      <w:tr>
-        <w:tc>
-          <w:tcPr/>
-          <w:p>
-            <w:pPr>
-              <w:pStyle w:val="Compact"/>
-            </w:pPr>
-            <w:r>
-              <w:t xml:space="preserve">Manish Sarkar</w:t>
-            </w:r>
-          </w:p>
-        </w:tc>
-        <w:tc>
-          <w:tcPr/>
-          <w:p>
-            <w:pPr>
-              <w:pStyle w:val="Compact"/>
-            </w:pPr>
-            <w:r>
-              <w:t xml:space="preserve">[Roll No.]</w:t>
-            </w:r>
-          </w:p>
-        </w:tc>
-      </w:tr>
-      <w:tr>
-        <w:tc>
-          <w:tcPr/>
-          <w:p>
-            <w:pPr>
-              <w:pStyle w:val="Compact"/>
-            </w:pPr>
-            <w:r>
-              <w:t xml:space="preserve">Kavya [Surname]</w:t>
-            </w:r>
-          </w:p>
-        </w:tc>
-        <w:tc>
-          <w:tcPr/>
-          <w:p>
-            <w:pPr>
-              <w:pStyle w:val="Compact"/>
-            </w:pPr>
-            <w:r>
-              <w:t xml:space="preserve">[Roll No.]</w:t>
-            </w:r>
-          </w:p>
-        </w:tc>
-      </w:tr>
-      <w:tr>
-        <w:tc>
-          <w:tcPr/>
-          <w:p>
-            <w:pPr>
-              <w:pStyle w:val="Compact"/>
-            </w:pPr>
-            <w:r>
-              <w:t xml:space="preserve">[Full name of member 3]</w:t>
-            </w:r>
-          </w:p>
-        </w:tc>
-        <w:tc>
-          <w:tcPr/>
-          <w:p>
-            <w:pPr>
-              <w:pStyle w:val="Compact"/>
-            </w:pPr>
-            <w:r>
-              <w:t xml:space="preserve">[Roll No.]</w:t>
-            </w:r>
-          </w:p>
-        </w:tc>
-      </w:tr>
-      <w:tr>
-        <w:tc>
-          <w:tcPr/>
-          <w:p>
-            <w:pPr>
-              <w:pStyle w:val="Compact"/>
-            </w:pPr>
-            <w:r>
-              <w:t xml:space="preserve">Manish Dey</w:t>
-            </w:r>
-          </w:p>
-        </w:tc>
-        <w:tc>
-          <w:tcPr/>
-          <w:p>
-            <w:pPr>
-              <w:pStyle w:val="Compact"/>
-            </w:pPr>
-            <w:r>
-              <w:t xml:space="preserve">[Roll No.]</w:t>
-            </w:r>
-          </w:p>
-        </w:tc>
-      </w:tr>
-      <w:tr>
-        <w:tc>
-          <w:tcPr/>
-          <w:p>
-            <w:pPr>
-              <w:pStyle w:val="Compact"/>
-            </w:pPr>
-            <w:r>
-              <w:t xml:space="preserve">Animesh Prakash</w:t>
-            </w:r>
-          </w:p>
-        </w:tc>
-        <w:tc>
-          <w:tcPr/>
-          <w:p>
-            <w:pPr>
-              <w:pStyle w:val="Compact"/>
-            </w:pPr>
-            <w:r>
-              <w:t xml:space="preserve">[Roll No.]</w:t>
-            </w:r>
-          </w:p>
-        </w:tc>
-      </w:tr>
-      <w:tr>
-        <w:tc>
-          <w:tcPr/>
-          <w:p>
-            <w:pPr>
-              <w:pStyle w:val="Compact"/>
-            </w:pPr>
-            <w:r>
-              <w:t xml:space="preserve">Rohit Gupta</w:t>
-            </w:r>
-          </w:p>
-        </w:tc>
-        <w:tc>
-          <w:tcPr/>
-          <w:p>
-            <w:pPr>
-              <w:pStyle w:val="Compact"/>
-            </w:pPr>
-            <w:r>
-              <w:t xml:space="preserve">[Roll No.]</w:t>
-            </w:r>
-          </w:p>
-        </w:tc>
-      </w:tr>
-    </w:tbl>
+        <w:t xml:space="preserve">Problem.</w:t>
+      </w:r>
+      <w:r>
+        <w:t xml:space="preserve"> </w:t>
+      </w:r>
+      <w:r>
+        <w:t xml:space="preserve">Given the public Instacart order history (3,421,083 orders from 206,209 users, 33,819,106 order lines, 49,688 products in 134 aisles and 21 departments), the project asks when and what customers buy, which products are bought together, what kinds of customers there are and, as a stretch goal, whether a customer will buy a product again.</w:t>
+      </w:r>
+    </w:p>
     <w:p>
       <w:pPr>
         <w:pStyle w:val="BodyText"/>
       </w:pPr>
       <w:r>
-        <w:t xml:space="preserve"> </w:t>
+        <w:rPr>
+          <w:b/>
+          <w:bCs/>
+        </w:rPr>
+        <w:t xml:space="preserve">Solution.</w:t>
+      </w:r>
+      <w:r>
+        <w:t xml:space="preserve"> </w:t>
+      </w:r>
+      <w:r>
+        <w:t xml:space="preserve">StoreSense is a Python pipeline and dashboard. An ETL process (extract, transform, load, validate) built on the embedded analytical database</w:t>
+      </w:r>
+      <w:r>
+        <w:t xml:space="preserve"> </w:t>
+      </w:r>
+      <w:r>
+        <w:rPr>
+          <w:b/>
+          <w:bCs/>
+        </w:rPr>
+        <w:t xml:space="preserve">DuckDB</w:t>
+      </w:r>
+      <w:r>
+        <w:t xml:space="preserve"> </w:t>
+      </w:r>
+      <w:r>
+        <w:t xml:space="preserve">turns the six raw CSV files into a</w:t>
+      </w:r>
+      <w:r>
+        <w:t xml:space="preserve"> </w:t>
+      </w:r>
+      <w:r>
+        <w:rPr>
+          <w:b/>
+          <w:bCs/>
+        </w:rPr>
+        <w:t xml:space="preserve">star-schema warehouse</w:t>
+      </w:r>
+      <w:r>
+        <w:t xml:space="preserve"> </w:t>
+      </w:r>
+      <w:r>
+        <w:t xml:space="preserve">with two fact tables (</w:t>
+      </w:r>
+      <w:r>
+        <w:rPr>
+          <w:rStyle w:val="VerbatimChar"/>
+        </w:rPr>
+        <w:t xml:space="preserve">fact_order_line</w:t>
+      </w:r>
+      <w:r>
+        <w:t xml:space="preserve">,</w:t>
+      </w:r>
+      <w:r>
+        <w:t xml:space="preserve"> </w:t>
+      </w:r>
+      <w:r>
+        <w:rPr>
+          <w:rStyle w:val="VerbatimChar"/>
+        </w:rPr>
+        <w:t xml:space="preserve">fact_order</w:t>
+      </w:r>
+      <w:r>
+        <w:t xml:space="preserve">) and three dimension tables (</w:t>
+      </w:r>
+      <w:r>
+        <w:rPr>
+          <w:rStyle w:val="VerbatimChar"/>
+        </w:rPr>
+        <w:t xml:space="preserve">dim_product</w:t>
+      </w:r>
+      <w:r>
+        <w:t xml:space="preserve">,</w:t>
+      </w:r>
+      <w:r>
+        <w:t xml:space="preserve"> </w:t>
+      </w:r>
+      <w:r>
+        <w:rPr>
+          <w:rStyle w:val="VerbatimChar"/>
+        </w:rPr>
+        <w:t xml:space="preserve">dim_user</w:t>
+      </w:r>
+      <w:r>
+        <w:t xml:space="preserve">,</w:t>
+      </w:r>
+      <w:r>
+        <w:t xml:space="preserve"> </w:t>
+      </w:r>
+      <w:r>
+        <w:rPr>
+          <w:rStyle w:val="VerbatimChar"/>
+        </w:rPr>
+        <w:t xml:space="preserve">dim_time</w:t>
+      </w:r>
+      <w:r>
+        <w:t xml:space="preserve">). Twenty-three SQL validation checks confirm row counts, key integrity and the NULL policy, and all 23 pass on the full data. On this warehouse the project implements the</w:t>
+      </w:r>
+      <w:r>
+        <w:t xml:space="preserve"> </w:t>
+      </w:r>
+      <w:r>
+        <w:rPr>
+          <w:b/>
+          <w:bCs/>
+        </w:rPr>
+        <w:t xml:space="preserve">OLAP operations</w:t>
+      </w:r>
+      <w:r>
+        <w:t xml:space="preserve"> </w:t>
+      </w:r>
+      <w:r>
+        <w:t xml:space="preserve">roll-up, drill-down, slice, dice and pivot (with</w:t>
+      </w:r>
+      <w:r>
+        <w:t xml:space="preserve"> </w:t>
+      </w:r>
+      <w:r>
+        <w:rPr>
+          <w:rStyle w:val="VerbatimChar"/>
+        </w:rPr>
+        <w:t xml:space="preserve">GROUP BY ROLLUP</w:t>
+      </w:r>
+      <w:r>
+        <w:t xml:space="preserve">,</w:t>
+      </w:r>
+      <w:r>
+        <w:t xml:space="preserve"> </w:t>
+      </w:r>
+      <w:r>
+        <w:rPr>
+          <w:rStyle w:val="VerbatimChar"/>
+        </w:rPr>
+        <w:t xml:space="preserve">CUBE</w:t>
+      </w:r>
+      <w:r>
+        <w:t xml:space="preserve"> </w:t>
+      </w:r>
+      <w:r>
+        <w:t xml:space="preserve">and</w:t>
+      </w:r>
+      <w:r>
+        <w:t xml:space="preserve"> </w:t>
+      </w:r>
+      <w:r>
+        <w:rPr>
+          <w:rStyle w:val="VerbatimChar"/>
+        </w:rPr>
+        <w:t xml:space="preserve">PIVOT</w:t>
+      </w:r>
+      <w:r>
+        <w:t xml:space="preserve">);</w:t>
+      </w:r>
+      <w:r>
+        <w:t xml:space="preserve"> </w:t>
+      </w:r>
+      <w:r>
+        <w:rPr>
+          <w:b/>
+          <w:bCs/>
+        </w:rPr>
+        <w:t xml:space="preserve">association rule mining</w:t>
+      </w:r>
+      <w:r>
+        <w:t xml:space="preserve"> </w:t>
+      </w:r>
+      <w:r>
+        <w:t xml:space="preserve">with both</w:t>
+      </w:r>
+      <w:r>
+        <w:t xml:space="preserve"> </w:t>
+      </w:r>
+      <w:r>
+        <w:rPr>
+          <w:b/>
+          <w:bCs/>
+        </w:rPr>
+        <w:t xml:space="preserve">Apriori</w:t>
+      </w:r>
+      <w:r>
+        <w:t xml:space="preserve"> </w:t>
+      </w:r>
+      <w:r>
+        <w:t xml:space="preserve">and</w:t>
+      </w:r>
+      <w:r>
+        <w:t xml:space="preserve"> </w:t>
+      </w:r>
+      <w:r>
+        <w:rPr>
+          <w:b/>
+          <w:bCs/>
+        </w:rPr>
+        <w:t xml:space="preserve">FP-Growth</w:t>
+      </w:r>
+      <w:r>
+        <w:t xml:space="preserve"> </w:t>
+      </w:r>
+      <w:r>
+        <w:t xml:space="preserve">at aisle and product level, together with a runtime and memory benchmark of the two algorithms;</w:t>
+      </w:r>
+      <w:r>
+        <w:t xml:space="preserve"> </w:t>
+      </w:r>
+      <w:r>
+        <w:rPr>
+          <w:b/>
+          <w:bCs/>
+        </w:rPr>
+        <w:t xml:space="preserve">customer segmentation</w:t>
+      </w:r>
+      <w:r>
+        <w:t xml:space="preserve"> </w:t>
+      </w:r>
+      <w:r>
+        <w:t xml:space="preserve">with</w:t>
+      </w:r>
+      <w:r>
+        <w:t xml:space="preserve"> </w:t>
+      </w:r>
+      <w:r>
+        <w:rPr>
+          <w:b/>
+          <w:bCs/>
+        </w:rPr>
+        <w:t xml:space="preserve">K-Means</w:t>
+      </w:r>
+      <w:r>
+        <w:t xml:space="preserve"> </w:t>
+      </w:r>
+      <w:r>
+        <w:t xml:space="preserve">on RFM-style features; and</w:t>
+      </w:r>
+      <w:r>
+        <w:t xml:space="preserve"> </w:t>
+      </w:r>
+      <w:r>
+        <w:rPr>
+          <w:b/>
+          <w:bCs/>
+        </w:rPr>
+        <w:t xml:space="preserve">reorder prediction</w:t>
+      </w:r>
+      <w:r>
+        <w:t xml:space="preserve"> </w:t>
+      </w:r>
+      <w:r>
+        <w:t xml:space="preserve">with</w:t>
+      </w:r>
+      <w:r>
+        <w:t xml:space="preserve"> </w:t>
+      </w:r>
+      <w:r>
+        <w:rPr>
+          <w:b/>
+          <w:bCs/>
+        </w:rPr>
+        <w:t xml:space="preserve">Logistic Regression</w:t>
+      </w:r>
+      <w:r>
+        <w:t xml:space="preserve"> </w:t>
+      </w:r>
+      <w:r>
+        <w:t xml:space="preserve">and</w:t>
+      </w:r>
+      <w:r>
+        <w:t xml:space="preserve"> </w:t>
+      </w:r>
+      <w:r>
+        <w:rPr>
+          <w:b/>
+          <w:bCs/>
+        </w:rPr>
+        <w:t xml:space="preserve">LightGBM</w:t>
+      </w:r>
+      <w:r>
+        <w:t xml:space="preserve">, using features built from prior orders only so that the label does not leak into the inputs. A five-page</w:t>
+      </w:r>
+      <w:r>
+        <w:t xml:space="preserve"> </w:t>
+      </w:r>
+      <w:r>
+        <w:rPr>
+          <w:b/>
+          <w:bCs/>
+        </w:rPr>
+        <w:t xml:space="preserve">Streamlit</w:t>
+      </w:r>
+      <w:r>
+        <w:t xml:space="preserve"> </w:t>
+      </w:r>
+      <w:r>
+        <w:t xml:space="preserve">dashboard presents all results, including an interactive OLAP query builder and a rotatable 3-D data cube.</w:t>
       </w:r>
     </w:p>
     <w:p>
@@ -743,25 +855,29 @@
         <w:pStyle w:val="BodyText"/>
       </w:pPr>
       <w:r>
-        <w:t xml:space="preserve">Signature of the Guide: ______________________</w:t>
-      </w:r>
-      <w:r>
-        <w:br/>
-      </w:r>
-      <w:r>
-        <w:t xml:space="preserve">Name: [Name of faculty guide]</w:t>
-      </w:r>
-      <w:r>
-        <w:br/>
-      </w:r>
-      <w:r>
-        <w:t xml:space="preserve">Designation: [Designation]</w:t>
-      </w:r>
-      <w:r>
-        <w:br/>
-      </w:r>
-      <w:r>
-        <w:t xml:space="preserve">Date: ____________</w:t>
+        <w:rPr>
+          <w:b/>
+          <w:bCs/>
+        </w:rPr>
+        <w:t xml:space="preserve">Results.</w:t>
+      </w:r>
+      <w:r>
+        <w:t xml:space="preserve"> </w:t>
+      </w:r>
+      <w:r>
+        <w:t xml:space="preserve">Produce and dairy eggs account for 45.9% of all order lines, and the two weekend days (Sunday and Saturday, under the assumption that day 0 is Sunday) account for 33.2%. The strongest aisle rule links pasta sauce with dry pasta and packaged cheese (lift 4.80). FP-Growth was about three times faster than Apriori at product level with low minimum support, but Apriori was faster at aisle level. K-Means with k = 4 gives four segments (silhouette ≈ 0.27); the</w:t>
+      </w:r>
+      <w:r>
+        <w:t xml:space="preserve"> </w:t>
+      </w:r>
+      <w:r>
+        <w:t xml:space="preserve">“loyal frequent shopper”</w:t>
+      </w:r>
+      <w:r>
+        <w:t xml:space="preserve"> </w:t>
+      </w:r>
+      <w:r>
+        <w:t xml:space="preserve">segment is 29.4% of users and places about 62% of orders. LightGBM predicts reorders with ROC-AUC 0.829 and F1 0.429 on held-out users, slightly ahead of the Logistic Regression baseline (0.822 and 0.419). An automated test suite of 90 tests passed on 15 October 2026.</w:t>
       </w:r>
     </w:p>
     <w:p>
@@ -769,7 +885,17 @@
         <w:pStyle w:val="BodyText"/>
       </w:pPr>
       <w:r>
-        <w:t xml:space="preserve"> </w:t>
+        <w:rPr>
+          <w:b/>
+          <w:bCs/>
+        </w:rPr>
+        <w:t xml:space="preserve">Significance.</w:t>
+      </w:r>
+      <w:r>
+        <w:t xml:space="preserve"> </w:t>
+      </w:r>
+      <w:r>
+        <w:t xml:space="preserve">The project applies the course’s main topics (ETL, dimensional modelling, OLAP, frequent-pattern mining, clustering and classification) end to end on a real dataset of more than 33 million rows, and states its limits openly: the data has no prices and no calendar dates, and the day-of-week coding is assumed.</w:t>
       </w:r>
     </w:p>
     <w:p>
@@ -777,7 +903,17 @@
         <w:pStyle w:val="BodyText"/>
       </w:pPr>
       <w:r>
-        <w:t xml:space="preserve">Signature of the Head of Department / Course Coordinator (if required): ______________________</w:t>
+        <w:rPr>
+          <w:b/>
+          <w:bCs/>
+        </w:rPr>
+        <w:t xml:space="preserve">Keywords:</w:t>
+      </w:r>
+      <w:r>
+        <w:t xml:space="preserve"> </w:t>
+      </w:r>
+      <w:r>
+        <w:t xml:space="preserve">data warehouse, star schema, ETL, OLAP, association rules, Apriori, FP-Growth, K-Means, RFM, reorder prediction, DuckDB, Streamlit.</w:t>
       </w:r>
     </w:p>
     <w:p>
@@ -788,831 +924,7 @@
       </w:r>
     </w:p>
     <w:bookmarkEnd w:id="10"/>
-    <w:bookmarkStart w:id="11" w:name="declaration"/>
-    <w:p>
-      <w:pPr>
-        <w:pStyle w:val="Heading1"/>
-      </w:pPr>
-      <w:r>
-        <w:t xml:space="preserve">Declaration</w:t>
-      </w:r>
-    </w:p>
-    <w:p>
-      <w:pPr>
-        <w:pStyle w:val="FirstParagraph"/>
-      </w:pPr>
-      <w:r>
-        <w:t xml:space="preserve">We declare that this report,</w:t>
-      </w:r>
-      <w:r>
-        <w:t xml:space="preserve"> </w:t>
-      </w:r>
-      <w:r>
-        <w:rPr>
-          <w:b/>
-          <w:bCs/>
-        </w:rPr>
-        <w:t xml:space="preserve">“StoreSense: Retail Data Warehouse and Market Basket Analysis”</w:t>
-      </w:r>
-      <w:r>
-        <w:t xml:space="preserve">, presents work carried out by our team for the course Data Mining and Data Warehousing (DMDW). Where we used the work of others (the Instacart dataset, open-source libraries, published algorithms and documentation), we have acknowledged it in the text and in the References. This report has not been submitted for any other course or degree.</w:t>
-      </w:r>
-    </w:p>
-    <w:p>
-      <w:pPr>
-        <w:pStyle w:val="BodyText"/>
-      </w:pPr>
-      <w:r>
-        <w:t xml:space="preserve">[If your institution requires it, add a statement here on the use of AI-assisted tools (for example code assistants) during development and report writing, describing what they were used for. See the checklist at the end of this report.]</w:t>
-      </w:r>
-    </w:p>
-    <w:tbl>
-      <w:tblPr>
-        <w:tblStyle w:val="Table"/>
-        <w:tblW w:type="auto" w:w="0"/>
-        <w:tblLook w:firstRow="1" w:lastRow="0" w:firstColumn="0" w:lastColumn="0" w:noHBand="0" w:noVBand="0" w:val="0020"/>
-      </w:tblPr>
-      <w:tblGrid>
-        <w:gridCol w:w="1980"/>
-        <w:gridCol w:w="1980"/>
-        <w:gridCol w:w="1980"/>
-        <w:gridCol w:w="1980"/>
-      </w:tblGrid>
-      <w:tr>
-        <w:trPr>
-          <w:tblHeader w:val="on"/>
-        </w:trPr>
-        <w:tc>
-          <w:tcPr/>
-          <w:p>
-            <w:pPr>
-              <w:pStyle w:val="Compact"/>
-            </w:pPr>
-            <w:r>
-              <w:t xml:space="preserve">Name</w:t>
-            </w:r>
-          </w:p>
-        </w:tc>
-        <w:tc>
-          <w:tcPr/>
-          <w:p>
-            <w:pPr>
-              <w:pStyle w:val="Compact"/>
-            </w:pPr>
-            <w:r>
-              <w:t xml:space="preserve">Roll / Registration No.</w:t>
-            </w:r>
-          </w:p>
-        </w:tc>
-        <w:tc>
-          <w:tcPr/>
-          <w:p>
-            <w:pPr>
-              <w:pStyle w:val="Compact"/>
-            </w:pPr>
-            <w:r>
-              <w:t xml:space="preserve">Signature</w:t>
-            </w:r>
-          </w:p>
-        </w:tc>
-        <w:tc>
-          <w:tcPr/>
-          <w:p>
-            <w:pPr>
-              <w:pStyle w:val="Compact"/>
-            </w:pPr>
-            <w:r>
-              <w:t xml:space="preserve">Date</w:t>
-            </w:r>
-          </w:p>
-        </w:tc>
-      </w:tr>
-      <w:tr>
-        <w:tc>
-          <w:tcPr/>
-          <w:p>
-            <w:pPr>
-              <w:pStyle w:val="Compact"/>
-            </w:pPr>
-            <w:r>
-              <w:t xml:space="preserve">Manish Sarkar</w:t>
-            </w:r>
-          </w:p>
-        </w:tc>
-        <w:tc>
-          <w:tcPr/>
-          <w:p>
-            <w:pPr>
-              <w:pStyle w:val="Compact"/>
-            </w:pPr>
-            <w:r>
-              <w:t xml:space="preserve">[Roll No.]</w:t>
-            </w:r>
-          </w:p>
-        </w:tc>
-        <w:tc>
-          <w:tcPr/>
-          <w:p>
-            <w:pPr>
-              <w:pStyle w:val="Compact"/>
-            </w:pPr>
-          </w:p>
-        </w:tc>
-        <w:tc>
-          <w:tcPr/>
-          <w:p>
-            <w:pPr>
-              <w:pStyle w:val="Compact"/>
-            </w:pPr>
-          </w:p>
-        </w:tc>
-      </w:tr>
-      <w:tr>
-        <w:tc>
-          <w:tcPr/>
-          <w:p>
-            <w:pPr>
-              <w:pStyle w:val="Compact"/>
-            </w:pPr>
-            <w:r>
-              <w:t xml:space="preserve">Kavya [Surname]</w:t>
-            </w:r>
-          </w:p>
-        </w:tc>
-        <w:tc>
-          <w:tcPr/>
-          <w:p>
-            <w:pPr>
-              <w:pStyle w:val="Compact"/>
-            </w:pPr>
-            <w:r>
-              <w:t xml:space="preserve">[Roll No.]</w:t>
-            </w:r>
-          </w:p>
-        </w:tc>
-        <w:tc>
-          <w:tcPr/>
-          <w:p>
-            <w:pPr>
-              <w:pStyle w:val="Compact"/>
-            </w:pPr>
-          </w:p>
-        </w:tc>
-        <w:tc>
-          <w:tcPr/>
-          <w:p>
-            <w:pPr>
-              <w:pStyle w:val="Compact"/>
-            </w:pPr>
-          </w:p>
-        </w:tc>
-      </w:tr>
-      <w:tr>
-        <w:tc>
-          <w:tcPr/>
-          <w:p>
-            <w:pPr>
-              <w:pStyle w:val="Compact"/>
-            </w:pPr>
-            <w:r>
-              <w:t xml:space="preserve">[Full name of member 3]</w:t>
-            </w:r>
-          </w:p>
-        </w:tc>
-        <w:tc>
-          <w:tcPr/>
-          <w:p>
-            <w:pPr>
-              <w:pStyle w:val="Compact"/>
-            </w:pPr>
-            <w:r>
-              <w:t xml:space="preserve">[Roll No.]</w:t>
-            </w:r>
-          </w:p>
-        </w:tc>
-        <w:tc>
-          <w:tcPr/>
-          <w:p>
-            <w:pPr>
-              <w:pStyle w:val="Compact"/>
-            </w:pPr>
-          </w:p>
-        </w:tc>
-        <w:tc>
-          <w:tcPr/>
-          <w:p>
-            <w:pPr>
-              <w:pStyle w:val="Compact"/>
-            </w:pPr>
-          </w:p>
-        </w:tc>
-      </w:tr>
-      <w:tr>
-        <w:tc>
-          <w:tcPr/>
-          <w:p>
-            <w:pPr>
-              <w:pStyle w:val="Compact"/>
-            </w:pPr>
-            <w:r>
-              <w:t xml:space="preserve">Manish Dey</w:t>
-            </w:r>
-          </w:p>
-        </w:tc>
-        <w:tc>
-          <w:tcPr/>
-          <w:p>
-            <w:pPr>
-              <w:pStyle w:val="Compact"/>
-            </w:pPr>
-            <w:r>
-              <w:t xml:space="preserve">[Roll No.]</w:t>
-            </w:r>
-          </w:p>
-        </w:tc>
-        <w:tc>
-          <w:tcPr/>
-          <w:p>
-            <w:pPr>
-              <w:pStyle w:val="Compact"/>
-            </w:pPr>
-          </w:p>
-        </w:tc>
-        <w:tc>
-          <w:tcPr/>
-          <w:p>
-            <w:pPr>
-              <w:pStyle w:val="Compact"/>
-            </w:pPr>
-          </w:p>
-        </w:tc>
-      </w:tr>
-      <w:tr>
-        <w:tc>
-          <w:tcPr/>
-          <w:p>
-            <w:pPr>
-              <w:pStyle w:val="Compact"/>
-            </w:pPr>
-            <w:r>
-              <w:t xml:space="preserve">Animesh Prakash</w:t>
-            </w:r>
-          </w:p>
-        </w:tc>
-        <w:tc>
-          <w:tcPr/>
-          <w:p>
-            <w:pPr>
-              <w:pStyle w:val="Compact"/>
-            </w:pPr>
-            <w:r>
-              <w:t xml:space="preserve">[Roll No.]</w:t>
-            </w:r>
-          </w:p>
-        </w:tc>
-        <w:tc>
-          <w:tcPr/>
-          <w:p>
-            <w:pPr>
-              <w:pStyle w:val="Compact"/>
-            </w:pPr>
-          </w:p>
-        </w:tc>
-        <w:tc>
-          <w:tcPr/>
-          <w:p>
-            <w:pPr>
-              <w:pStyle w:val="Compact"/>
-            </w:pPr>
-          </w:p>
-        </w:tc>
-      </w:tr>
-      <w:tr>
-        <w:tc>
-          <w:tcPr/>
-          <w:p>
-            <w:pPr>
-              <w:pStyle w:val="Compact"/>
-            </w:pPr>
-            <w:r>
-              <w:t xml:space="preserve">Rohit Gupta</w:t>
-            </w:r>
-          </w:p>
-        </w:tc>
-        <w:tc>
-          <w:tcPr/>
-          <w:p>
-            <w:pPr>
-              <w:pStyle w:val="Compact"/>
-            </w:pPr>
-            <w:r>
-              <w:t xml:space="preserve">[Roll No.]</w:t>
-            </w:r>
-          </w:p>
-        </w:tc>
-        <w:tc>
-          <w:tcPr/>
-          <w:p>
-            <w:pPr>
-              <w:pStyle w:val="Compact"/>
-            </w:pPr>
-          </w:p>
-        </w:tc>
-        <w:tc>
-          <w:tcPr/>
-          <w:p>
-            <w:pPr>
-              <w:pStyle w:val="Compact"/>
-            </w:pPr>
-          </w:p>
-        </w:tc>
-      </w:tr>
-    </w:tbl>
-    <w:p>
-      <w:r>
-        <w:pict>
-          <v:rect style="width:0;height:1.5pt" o:hralign="center" o:hrstd="t" o:hr="t"/>
-        </w:pict>
-      </w:r>
-    </w:p>
-    <w:bookmarkEnd w:id="11"/>
-    <w:bookmarkStart w:id="12" w:name="acknowledgement"/>
-    <w:p>
-      <w:pPr>
-        <w:pStyle w:val="Heading1"/>
-      </w:pPr>
-      <w:r>
-        <w:t xml:space="preserve">Acknowledgement</w:t>
-      </w:r>
-    </w:p>
-    <w:p>
-      <w:pPr>
-        <w:pStyle w:val="FirstParagraph"/>
-      </w:pPr>
-      <w:r>
-        <w:t xml:space="preserve">We thank our faculty guide, [Name of faculty guide], for the guidance and feedback given during this project, and [School / Department], KIIT, for including a hands-on project in the Data Mining and Data Warehousing course.</w:t>
-      </w:r>
-    </w:p>
-    <w:p>
-      <w:pPr>
-        <w:pStyle w:val="BodyText"/>
-      </w:pPr>
-      <w:r>
-        <w:t xml:space="preserve">We acknowledge Instacart for releasing the</w:t>
-      </w:r>
-      <w:r>
-        <w:t xml:space="preserve"> </w:t>
-      </w:r>
-      <w:r>
-        <w:rPr>
-          <w:i/>
-          <w:iCs/>
-        </w:rPr>
-        <w:t xml:space="preserve">Instacart Online Grocery Shopping Dataset 2017</w:t>
-      </w:r>
-      <w:r>
-        <w:t xml:space="preserve"> </w:t>
-      </w:r>
-      <w:r>
-        <w:t xml:space="preserve">through Kaggle, and the developers of DuckDB, pandas, scikit-learn, mlxtend, LightGBM, Plotly, Matplotlib and Streamlit, whose open-source software the project is built on.</w:t>
-      </w:r>
-    </w:p>
-    <w:p>
-      <w:pPr>
-        <w:pStyle w:val="BodyText"/>
-      </w:pPr>
-      <w:r>
-        <w:t xml:space="preserve">Finally, each of us thanks the other members of the team. The project was split into six modules, and every module depended on the work of the others.</w:t>
-      </w:r>
-    </w:p>
-    <w:p>
-      <w:r>
-        <w:pict>
-          <v:rect style="width:0;height:1.5pt" o:hralign="center" o:hrstd="t" o:hr="t"/>
-        </w:pict>
-      </w:r>
-    </w:p>
-    <w:bookmarkEnd w:id="12"/>
-    <w:bookmarkStart w:id="13" w:name="abstract"/>
-    <w:p>
-      <w:pPr>
-        <w:pStyle w:val="Heading1"/>
-      </w:pPr>
-      <w:r>
-        <w:t xml:space="preserve">Abstract</w:t>
-      </w:r>
-    </w:p>
-    <w:p>
-      <w:pPr>
-        <w:pStyle w:val="FirstParagraph"/>
-      </w:pPr>
-      <w:r>
-        <w:rPr>
-          <w:b/>
-          <w:bCs/>
-        </w:rPr>
-        <w:t xml:space="preserve">Background and motivation.</w:t>
-      </w:r>
-      <w:r>
-        <w:t xml:space="preserve"> </w:t>
-      </w:r>
-      <w:r>
-        <w:t xml:space="preserve">Grocery retailers record millions of baskets, but raw transaction files do not answer business questions directly. Answering them requires two things taught in the Data Mining and Data Warehousing (DMDW) course: a warehouse that organises the data for fast analytical queries, and mining methods that find patterns no single query shows.</w:t>
-      </w:r>
-    </w:p>
-    <w:p>
-      <w:pPr>
-        <w:pStyle w:val="BodyText"/>
-      </w:pPr>
-      <w:r>
-        <w:rPr>
-          <w:b/>
-          <w:bCs/>
-        </w:rPr>
-        <w:t xml:space="preserve">Problem.</w:t>
-      </w:r>
-      <w:r>
-        <w:t xml:space="preserve"> </w:t>
-      </w:r>
-      <w:r>
-        <w:t xml:space="preserve">Given the public Instacart order history (3,421,083 orders from 206,209 users, 33,819,106 order lines, 49,688 products in 134 aisles and 21 departments), the project asks when and what customers buy, which products are bought together, what kinds of customers there are and, as a stretch goal, whether a customer will buy a product again.</w:t>
-      </w:r>
-    </w:p>
-    <w:p>
-      <w:pPr>
-        <w:pStyle w:val="BodyText"/>
-      </w:pPr>
-      <w:r>
-        <w:rPr>
-          <w:b/>
-          <w:bCs/>
-        </w:rPr>
-        <w:t xml:space="preserve">Solution.</w:t>
-      </w:r>
-      <w:r>
-        <w:t xml:space="preserve"> </w:t>
-      </w:r>
-      <w:r>
-        <w:t xml:space="preserve">StoreSense is a Python pipeline and dashboard. An ETL process (extract, transform, load, validate) built on the embedded analytical database</w:t>
-      </w:r>
-      <w:r>
-        <w:t xml:space="preserve"> </w:t>
-      </w:r>
-      <w:r>
-        <w:rPr>
-          <w:b/>
-          <w:bCs/>
-        </w:rPr>
-        <w:t xml:space="preserve">DuckDB</w:t>
-      </w:r>
-      <w:r>
-        <w:t xml:space="preserve"> </w:t>
-      </w:r>
-      <w:r>
-        <w:t xml:space="preserve">turns the six raw CSV files into a</w:t>
-      </w:r>
-      <w:r>
-        <w:t xml:space="preserve"> </w:t>
-      </w:r>
-      <w:r>
-        <w:rPr>
-          <w:b/>
-          <w:bCs/>
-        </w:rPr>
-        <w:t xml:space="preserve">star-schema warehouse</w:t>
-      </w:r>
-      <w:r>
-        <w:t xml:space="preserve"> </w:t>
-      </w:r>
-      <w:r>
-        <w:t xml:space="preserve">with two fact tables (</w:t>
-      </w:r>
-      <w:r>
-        <w:rPr>
-          <w:rStyle w:val="VerbatimChar"/>
-        </w:rPr>
-        <w:t xml:space="preserve">fact_order_line</w:t>
-      </w:r>
-      <w:r>
-        <w:t xml:space="preserve">,</w:t>
-      </w:r>
-      <w:r>
-        <w:t xml:space="preserve"> </w:t>
-      </w:r>
-      <w:r>
-        <w:rPr>
-          <w:rStyle w:val="VerbatimChar"/>
-        </w:rPr>
-        <w:t xml:space="preserve">fact_order</w:t>
-      </w:r>
-      <w:r>
-        <w:t xml:space="preserve">) and three dimension tables (</w:t>
-      </w:r>
-      <w:r>
-        <w:rPr>
-          <w:rStyle w:val="VerbatimChar"/>
-        </w:rPr>
-        <w:t xml:space="preserve">dim_product</w:t>
-      </w:r>
-      <w:r>
-        <w:t xml:space="preserve">,</w:t>
-      </w:r>
-      <w:r>
-        <w:t xml:space="preserve"> </w:t>
-      </w:r>
-      <w:r>
-        <w:rPr>
-          <w:rStyle w:val="VerbatimChar"/>
-        </w:rPr>
-        <w:t xml:space="preserve">dim_user</w:t>
-      </w:r>
-      <w:r>
-        <w:t xml:space="preserve">,</w:t>
-      </w:r>
-      <w:r>
-        <w:t xml:space="preserve"> </w:t>
-      </w:r>
-      <w:r>
-        <w:rPr>
-          <w:rStyle w:val="VerbatimChar"/>
-        </w:rPr>
-        <w:t xml:space="preserve">dim_time</w:t>
-      </w:r>
-      <w:r>
-        <w:t xml:space="preserve">). Twenty-three SQL validation checks confirm row counts, key integrity and the NULL policy, and all 23 pass on the full data. On this warehouse the project implements the</w:t>
-      </w:r>
-      <w:r>
-        <w:t xml:space="preserve"> </w:t>
-      </w:r>
-      <w:r>
-        <w:rPr>
-          <w:b/>
-          <w:bCs/>
-        </w:rPr>
-        <w:t xml:space="preserve">OLAP operations</w:t>
-      </w:r>
-      <w:r>
-        <w:t xml:space="preserve"> </w:t>
-      </w:r>
-      <w:r>
-        <w:t xml:space="preserve">roll-up, drill-down, slice, dice and pivot (with</w:t>
-      </w:r>
-      <w:r>
-        <w:t xml:space="preserve"> </w:t>
-      </w:r>
-      <w:r>
-        <w:rPr>
-          <w:rStyle w:val="VerbatimChar"/>
-        </w:rPr>
-        <w:t xml:space="preserve">GROUP BY ROLLUP</w:t>
-      </w:r>
-      <w:r>
-        <w:t xml:space="preserve">,</w:t>
-      </w:r>
-      <w:r>
-        <w:t xml:space="preserve"> </w:t>
-      </w:r>
-      <w:r>
-        <w:rPr>
-          <w:rStyle w:val="VerbatimChar"/>
-        </w:rPr>
-        <w:t xml:space="preserve">CUBE</w:t>
-      </w:r>
-      <w:r>
-        <w:t xml:space="preserve"> </w:t>
-      </w:r>
-      <w:r>
-        <w:t xml:space="preserve">and</w:t>
-      </w:r>
-      <w:r>
-        <w:t xml:space="preserve"> </w:t>
-      </w:r>
-      <w:r>
-        <w:rPr>
-          <w:rStyle w:val="VerbatimChar"/>
-        </w:rPr>
-        <w:t xml:space="preserve">PIVOT</w:t>
-      </w:r>
-      <w:r>
-        <w:t xml:space="preserve">);</w:t>
-      </w:r>
-      <w:r>
-        <w:t xml:space="preserve"> </w:t>
-      </w:r>
-      <w:r>
-        <w:rPr>
-          <w:b/>
-          <w:bCs/>
-        </w:rPr>
-        <w:t xml:space="preserve">association rule mining</w:t>
-      </w:r>
-      <w:r>
-        <w:t xml:space="preserve"> </w:t>
-      </w:r>
-      <w:r>
-        <w:t xml:space="preserve">with both</w:t>
-      </w:r>
-      <w:r>
-        <w:t xml:space="preserve"> </w:t>
-      </w:r>
-      <w:r>
-        <w:rPr>
-          <w:b/>
-          <w:bCs/>
-        </w:rPr>
-        <w:t xml:space="preserve">Apriori</w:t>
-      </w:r>
-      <w:r>
-        <w:t xml:space="preserve"> </w:t>
-      </w:r>
-      <w:r>
-        <w:t xml:space="preserve">and</w:t>
-      </w:r>
-      <w:r>
-        <w:t xml:space="preserve"> </w:t>
-      </w:r>
-      <w:r>
-        <w:rPr>
-          <w:b/>
-          <w:bCs/>
-        </w:rPr>
-        <w:t xml:space="preserve">FP-Growth</w:t>
-      </w:r>
-      <w:r>
-        <w:t xml:space="preserve"> </w:t>
-      </w:r>
-      <w:r>
-        <w:t xml:space="preserve">at aisle and product level, together with a runtime and memory benchmark of the two algorithms;</w:t>
-      </w:r>
-      <w:r>
-        <w:t xml:space="preserve"> </w:t>
-      </w:r>
-      <w:r>
-        <w:rPr>
-          <w:b/>
-          <w:bCs/>
-        </w:rPr>
-        <w:t xml:space="preserve">customer segmentation</w:t>
-      </w:r>
-      <w:r>
-        <w:t xml:space="preserve"> </w:t>
-      </w:r>
-      <w:r>
-        <w:t xml:space="preserve">with</w:t>
-      </w:r>
-      <w:r>
-        <w:t xml:space="preserve"> </w:t>
-      </w:r>
-      <w:r>
-        <w:rPr>
-          <w:b/>
-          <w:bCs/>
-        </w:rPr>
-        <w:t xml:space="preserve">K-Means</w:t>
-      </w:r>
-      <w:r>
-        <w:t xml:space="preserve"> </w:t>
-      </w:r>
-      <w:r>
-        <w:t xml:space="preserve">on RFM-style features; and</w:t>
-      </w:r>
-      <w:r>
-        <w:t xml:space="preserve"> </w:t>
-      </w:r>
-      <w:r>
-        <w:rPr>
-          <w:b/>
-          <w:bCs/>
-        </w:rPr>
-        <w:t xml:space="preserve">reorder prediction</w:t>
-      </w:r>
-      <w:r>
-        <w:t xml:space="preserve"> </w:t>
-      </w:r>
-      <w:r>
-        <w:t xml:space="preserve">with</w:t>
-      </w:r>
-      <w:r>
-        <w:t xml:space="preserve"> </w:t>
-      </w:r>
-      <w:r>
-        <w:rPr>
-          <w:b/>
-          <w:bCs/>
-        </w:rPr>
-        <w:t xml:space="preserve">Logistic Regression</w:t>
-      </w:r>
-      <w:r>
-        <w:t xml:space="preserve"> </w:t>
-      </w:r>
-      <w:r>
-        <w:t xml:space="preserve">and</w:t>
-      </w:r>
-      <w:r>
-        <w:t xml:space="preserve"> </w:t>
-      </w:r>
-      <w:r>
-        <w:rPr>
-          <w:b/>
-          <w:bCs/>
-        </w:rPr>
-        <w:t xml:space="preserve">LightGBM</w:t>
-      </w:r>
-      <w:r>
-        <w:t xml:space="preserve">, using features built from prior orders only so that the label does not leak into the inputs. A five-page</w:t>
-      </w:r>
-      <w:r>
-        <w:t xml:space="preserve"> </w:t>
-      </w:r>
-      <w:r>
-        <w:rPr>
-          <w:b/>
-          <w:bCs/>
-        </w:rPr>
-        <w:t xml:space="preserve">Streamlit</w:t>
-      </w:r>
-      <w:r>
-        <w:t xml:space="preserve"> </w:t>
-      </w:r>
-      <w:r>
-        <w:t xml:space="preserve">dashboard presents all results, including an interactive OLAP query builder and a rotatable 3-D data cube.</w:t>
-      </w:r>
-    </w:p>
-    <w:p>
-      <w:pPr>
-        <w:pStyle w:val="BodyText"/>
-      </w:pPr>
-      <w:r>
-        <w:rPr>
-          <w:b/>
-          <w:bCs/>
-        </w:rPr>
-        <w:t xml:space="preserve">Results.</w:t>
-      </w:r>
-      <w:r>
-        <w:t xml:space="preserve"> </w:t>
-      </w:r>
-      <w:r>
-        <w:t xml:space="preserve">Produce and dairy eggs account for 45.9% of all order lines, and the two weekend days (Sunday and Saturday, under the assumption that day 0 is Sunday) account for 33.2%. The strongest aisle rule links pasta sauce with dry pasta and packaged cheese (lift 4.80). FP-Growth was about three times faster than Apriori at product level with low minimum support, but Apriori was faster at aisle level. K-Means with k = 4 gives four segments (silhouette ≈ 0.27); the</w:t>
-      </w:r>
-      <w:r>
-        <w:t xml:space="preserve"> </w:t>
-      </w:r>
-      <w:r>
-        <w:t xml:space="preserve">“loyal frequent shopper”</w:t>
-      </w:r>
-      <w:r>
-        <w:t xml:space="preserve"> </w:t>
-      </w:r>
-      <w:r>
-        <w:t xml:space="preserve">segment is 29.4% of users and places about 62% of orders. LightGBM predicts reorders with ROC-AUC 0.829 and F1 0.429 on held-out users, slightly ahead of the Logistic Regression baseline (0.822 and 0.419). An automated test suite of 90 tests passed on 15 October 2026.</w:t>
-      </w:r>
-    </w:p>
-    <w:p>
-      <w:pPr>
-        <w:pStyle w:val="BodyText"/>
-      </w:pPr>
-      <w:r>
-        <w:rPr>
-          <w:b/>
-          <w:bCs/>
-        </w:rPr>
-        <w:t xml:space="preserve">Significance.</w:t>
-      </w:r>
-      <w:r>
-        <w:t xml:space="preserve"> </w:t>
-      </w:r>
-      <w:r>
-        <w:t xml:space="preserve">The project applies the course’s main topics (ETL, dimensional modelling, OLAP, frequent-pattern mining, clustering and classification) end to end on a real dataset of more than 33 million rows, and states its limits openly: the data has no prices and no calendar dates, and the day-of-week coding is assumed.</w:t>
-      </w:r>
-    </w:p>
-    <w:p>
-      <w:pPr>
-        <w:pStyle w:val="BodyText"/>
-      </w:pPr>
-      <w:r>
-        <w:rPr>
-          <w:b/>
-          <w:bCs/>
-        </w:rPr>
-        <w:t xml:space="preserve">Keywords:</w:t>
-      </w:r>
-      <w:r>
-        <w:t xml:space="preserve"> </w:t>
-      </w:r>
-      <w:r>
-        <w:t xml:space="preserve">data warehouse, star schema, ETL, OLAP, association rules, Apriori, FP-Growth, K-Means, RFM, reorder prediction, DuckDB, Streamlit.</w:t>
-      </w:r>
-    </w:p>
-    <w:p>
-      <w:r>
-        <w:pict>
-          <v:rect style="width:0;height:1.5pt" o:hralign="center" o:hrstd="t" o:hr="t"/>
-        </w:pict>
-      </w:r>
-    </w:p>
-    <w:bookmarkEnd w:id="13"/>
-    <w:bookmarkStart w:id="14" w:name="table-of-contents"/>
+    <w:bookmarkStart w:id="11" w:name="table-of-contents"/>
     <w:p>
       <w:pPr>
         <w:pStyle w:val="Heading1"/>
@@ -1642,7 +954,7 @@
         </w:numPr>
       </w:pPr>
       <w:r>
-        <w:t xml:space="preserve">Title Page</w:t>
+        <w:t xml:space="preserve">Abstract</w:t>
       </w:r>
     </w:p>
     <w:p>
@@ -1654,7 +966,7 @@
         </w:numPr>
       </w:pPr>
       <w:r>
-        <w:t xml:space="preserve">Certificate</w:t>
+        <w:t xml:space="preserve">List of Figures</w:t>
       </w:r>
     </w:p>
     <w:p>
@@ -1666,54 +978,6 @@
         </w:numPr>
       </w:pPr>
       <w:r>
-        <w:t xml:space="preserve">Declaration</w:t>
-      </w:r>
-    </w:p>
-    <w:p>
-      <w:pPr>
-        <w:pStyle w:val="Compact"/>
-        <w:numPr>
-          <w:ilvl w:val="0"/>
-          <w:numId w:val="1001"/>
-        </w:numPr>
-      </w:pPr>
-      <w:r>
-        <w:t xml:space="preserve">Acknowledgement</w:t>
-      </w:r>
-    </w:p>
-    <w:p>
-      <w:pPr>
-        <w:pStyle w:val="Compact"/>
-        <w:numPr>
-          <w:ilvl w:val="0"/>
-          <w:numId w:val="1001"/>
-        </w:numPr>
-      </w:pPr>
-      <w:r>
-        <w:t xml:space="preserve">Abstract</w:t>
-      </w:r>
-    </w:p>
-    <w:p>
-      <w:pPr>
-        <w:pStyle w:val="Compact"/>
-        <w:numPr>
-          <w:ilvl w:val="0"/>
-          <w:numId w:val="1001"/>
-        </w:numPr>
-      </w:pPr>
-      <w:r>
-        <w:t xml:space="preserve">List of Figures</w:t>
-      </w:r>
-    </w:p>
-    <w:p>
-      <w:pPr>
-        <w:pStyle w:val="Compact"/>
-        <w:numPr>
-          <w:ilvl w:val="0"/>
-          <w:numId w:val="1001"/>
-        </w:numPr>
-      </w:pPr>
-      <w:r>
         <w:t xml:space="preserve">List of Tables</w:t>
       </w:r>
     </w:p>
@@ -1992,22 +1256,14 @@
       </w:r>
     </w:p>
     <w:p>
-      <w:pPr>
-        <w:pStyle w:val="BodyText"/>
-      </w:pPr>
-      <w:r>
-        <w:t xml:space="preserve">Information to Confirm Before Submission</w:t>
-      </w:r>
-    </w:p>
-    <w:p>
       <w:r>
         <w:pict>
           <v:rect style="width:0;height:1.5pt" o:hralign="center" o:hrstd="t" o:hr="t"/>
         </w:pict>
       </w:r>
     </w:p>
-    <w:bookmarkEnd w:id="14"/>
-    <w:bookmarkStart w:id="15" w:name="list-of-figures"/>
+    <w:bookmarkEnd w:id="11"/>
+    <w:bookmarkStart w:id="12" w:name="list-of-figures"/>
     <w:p>
       <w:pPr>
         <w:pStyle w:val="Heading1"/>
@@ -2284,29 +1540,29 @@
               <w:pStyle w:val="Compact"/>
             </w:pPr>
             <w:r>
-              <w:t xml:space="preserve">8.1</w:t>
-            </w:r>
-          </w:p>
-        </w:tc>
-        <w:tc>
-          <w:tcPr/>
-          <w:p>
-            <w:pPr>
-              <w:pStyle w:val="Compact"/>
-            </w:pPr>
-            <w:r>
-              <w:t xml:space="preserve">Star schema diagram (from the team’s DBML source)</w:t>
-            </w:r>
-          </w:p>
-        </w:tc>
-        <w:tc>
-          <w:tcPr/>
-          <w:p>
-            <w:pPr>
-              <w:pStyle w:val="Compact"/>
-            </w:pPr>
-            <w:r>
-              <w:t xml:space="preserve">8.3</w:t>
+              <w:t xml:space="preserve">9.1</w:t>
+            </w:r>
+          </w:p>
+        </w:tc>
+        <w:tc>
+          <w:tcPr/>
+          <w:p>
+            <w:pPr>
+              <w:pStyle w:val="Compact"/>
+            </w:pPr>
+            <w:r>
+              <w:t xml:space="preserve">Overview page</w:t>
+            </w:r>
+          </w:p>
+        </w:tc>
+        <w:tc>
+          <w:tcPr/>
+          <w:p>
+            <w:pPr>
+              <w:pStyle w:val="Compact"/>
+            </w:pPr>
+            <w:r>
+              <w:t xml:space="preserve">9.6</w:t>
             </w:r>
           </w:p>
         </w:tc>
@@ -2319,29 +1575,29 @@
               <w:pStyle w:val="Compact"/>
             </w:pPr>
             <w:r>
-              <w:t xml:space="preserve">10.1</w:t>
-            </w:r>
-          </w:p>
-        </w:tc>
-        <w:tc>
-          <w:tcPr/>
-          <w:p>
-            <w:pPr>
-              <w:pStyle w:val="Compact"/>
-            </w:pPr>
-            <w:r>
-              <w:t xml:space="preserve">Runtime of the mining step: Apriori vs FP-Growth</w:t>
-            </w:r>
-          </w:p>
-        </w:tc>
-        <w:tc>
-          <w:tcPr/>
-          <w:p>
-            <w:pPr>
-              <w:pStyle w:val="Compact"/>
-            </w:pPr>
-            <w:r>
-              <w:t xml:space="preserve">10.4</w:t>
+              <w:t xml:space="preserve">9.2</w:t>
+            </w:r>
+          </w:p>
+        </w:tc>
+        <w:tc>
+          <w:tcPr/>
+          <w:p>
+            <w:pPr>
+              <w:pStyle w:val="Compact"/>
+            </w:pPr>
+            <w:r>
+              <w:t xml:space="preserve">OLAP Explorer, roll-up and drill-down tab</w:t>
+            </w:r>
+          </w:p>
+        </w:tc>
+        <w:tc>
+          <w:tcPr/>
+          <w:p>
+            <w:pPr>
+              <w:pStyle w:val="Compact"/>
+            </w:pPr>
+            <w:r>
+              <w:t xml:space="preserve">9.6</w:t>
             </w:r>
           </w:p>
         </w:tc>
@@ -2354,29 +1610,29 @@
               <w:pStyle w:val="Compact"/>
             </w:pPr>
             <w:r>
-              <w:t xml:space="preserve">10.2</w:t>
-            </w:r>
-          </w:p>
-        </w:tc>
-        <w:tc>
-          <w:tcPr/>
-          <w:p>
-            <w:pPr>
-              <w:pStyle w:val="Compact"/>
-            </w:pPr>
-            <w:r>
-              <w:t xml:space="preserve">Peak memory of the mining step: Apriori vs FP-Growth</w:t>
-            </w:r>
-          </w:p>
-        </w:tc>
-        <w:tc>
-          <w:tcPr/>
-          <w:p>
-            <w:pPr>
-              <w:pStyle w:val="Compact"/>
-            </w:pPr>
-            <w:r>
-              <w:t xml:space="preserve">10.4</w:t>
+              <w:t xml:space="preserve">9.3</w:t>
+            </w:r>
+          </w:p>
+        </w:tc>
+        <w:tc>
+          <w:tcPr/>
+          <w:p>
+            <w:pPr>
+              <w:pStyle w:val="Compact"/>
+            </w:pPr>
+            <w:r>
+              <w:t xml:space="preserve">OLAP Explorer, 3-D cube tab</w:t>
+            </w:r>
+          </w:p>
+        </w:tc>
+        <w:tc>
+          <w:tcPr/>
+          <w:p>
+            <w:pPr>
+              <w:pStyle w:val="Compact"/>
+            </w:pPr>
+            <w:r>
+              <w:t xml:space="preserve">9.6</w:t>
             </w:r>
           </w:p>
         </w:tc>
@@ -2389,29 +1645,29 @@
               <w:pStyle w:val="Compact"/>
             </w:pPr>
             <w:r>
-              <w:t xml:space="preserve">10.3</w:t>
-            </w:r>
-          </w:p>
-        </w:tc>
-        <w:tc>
-          <w:tcPr/>
-          <w:p>
-            <w:pPr>
-              <w:pStyle w:val="Compact"/>
-            </w:pPr>
-            <w:r>
-              <w:t xml:space="preserve">Elbow curve (inertia against k)</w:t>
-            </w:r>
-          </w:p>
-        </w:tc>
-        <w:tc>
-          <w:tcPr/>
-          <w:p>
-            <w:pPr>
-              <w:pStyle w:val="Compact"/>
-            </w:pPr>
-            <w:r>
-              <w:t xml:space="preserve">10.5</w:t>
+              <w:t xml:space="preserve">9.4</w:t>
+            </w:r>
+          </w:p>
+        </w:tc>
+        <w:tc>
+          <w:tcPr/>
+          <w:p>
+            <w:pPr>
+              <w:pStyle w:val="Compact"/>
+            </w:pPr>
+            <w:r>
+              <w:t xml:space="preserve">Basket Rules page</w:t>
+            </w:r>
+          </w:p>
+        </w:tc>
+        <w:tc>
+          <w:tcPr/>
+          <w:p>
+            <w:pPr>
+              <w:pStyle w:val="Compact"/>
+            </w:pPr>
+            <w:r>
+              <w:t xml:space="preserve">9.6</w:t>
             </w:r>
           </w:p>
         </w:tc>
@@ -2424,29 +1680,29 @@
               <w:pStyle w:val="Compact"/>
             </w:pPr>
             <w:r>
-              <w:t xml:space="preserve">10.4</w:t>
-            </w:r>
-          </w:p>
-        </w:tc>
-        <w:tc>
-          <w:tcPr/>
-          <w:p>
-            <w:pPr>
-              <w:pStyle w:val="Compact"/>
-            </w:pPr>
-            <w:r>
-              <w:t xml:space="preserve">Silhouette score against k</w:t>
-            </w:r>
-          </w:p>
-        </w:tc>
-        <w:tc>
-          <w:tcPr/>
-          <w:p>
-            <w:pPr>
-              <w:pStyle w:val="Compact"/>
-            </w:pPr>
-            <w:r>
-              <w:t xml:space="preserve">10.5</w:t>
+              <w:t xml:space="preserve">9.5</w:t>
+            </w:r>
+          </w:p>
+        </w:tc>
+        <w:tc>
+          <w:tcPr/>
+          <w:p>
+            <w:pPr>
+              <w:pStyle w:val="Compact"/>
+            </w:pPr>
+            <w:r>
+              <w:t xml:space="preserve">Customer Segments page</w:t>
+            </w:r>
+          </w:p>
+        </w:tc>
+        <w:tc>
+          <w:tcPr/>
+          <w:p>
+            <w:pPr>
+              <w:pStyle w:val="Compact"/>
+            </w:pPr>
+            <w:r>
+              <w:t xml:space="preserve">9.6</w:t>
             </w:r>
           </w:p>
         </w:tc>
@@ -2459,29 +1715,29 @@
               <w:pStyle w:val="Compact"/>
             </w:pPr>
             <w:r>
-              <w:t xml:space="preserve">10.5</w:t>
-            </w:r>
-          </w:p>
-        </w:tc>
-        <w:tc>
-          <w:tcPr/>
-          <w:p>
-            <w:pPr>
-              <w:pStyle w:val="Compact"/>
-            </w:pPr>
-            <w:r>
-              <w:t xml:space="preserve">The four segments projected onto two principal components</w:t>
-            </w:r>
-          </w:p>
-        </w:tc>
-        <w:tc>
-          <w:tcPr/>
-          <w:p>
-            <w:pPr>
-              <w:pStyle w:val="Compact"/>
-            </w:pPr>
-            <w:r>
-              <w:t xml:space="preserve">10.5</w:t>
+              <w:t xml:space="preserve">9.6</w:t>
+            </w:r>
+          </w:p>
+        </w:tc>
+        <w:tc>
+          <w:tcPr/>
+          <w:p>
+            <w:pPr>
+              <w:pStyle w:val="Compact"/>
+            </w:pPr>
+            <w:r>
+              <w:t xml:space="preserve">Reorder Model page</w:t>
+            </w:r>
+          </w:p>
+        </w:tc>
+        <w:tc>
+          <w:tcPr/>
+          <w:p>
+            <w:pPr>
+              <w:pStyle w:val="Compact"/>
+            </w:pPr>
+            <w:r>
+              <w:t xml:space="preserve">9.6</w:t>
             </w:r>
           </w:p>
         </w:tc>
@@ -2494,29 +1750,29 @@
               <w:pStyle w:val="Compact"/>
             </w:pPr>
             <w:r>
-              <w:t xml:space="preserve">10.6</w:t>
-            </w:r>
-          </w:p>
-        </w:tc>
-        <w:tc>
-          <w:tcPr/>
-          <w:p>
-            <w:pPr>
-              <w:pStyle w:val="Compact"/>
-            </w:pPr>
-            <w:r>
-              <w:t xml:space="preserve">ROC curves of the two reorder models on the test users</w:t>
-            </w:r>
-          </w:p>
-        </w:tc>
-        <w:tc>
-          <w:tcPr/>
-          <w:p>
-            <w:pPr>
-              <w:pStyle w:val="Compact"/>
-            </w:pPr>
-            <w:r>
-              <w:t xml:space="preserve">10.6</w:t>
+              <w:t xml:space="preserve">8.1</w:t>
+            </w:r>
+          </w:p>
+        </w:tc>
+        <w:tc>
+          <w:tcPr/>
+          <w:p>
+            <w:pPr>
+              <w:pStyle w:val="Compact"/>
+            </w:pPr>
+            <w:r>
+              <w:t xml:space="preserve">Star schema diagram (from the team’s DBML source)</w:t>
+            </w:r>
+          </w:p>
+        </w:tc>
+        <w:tc>
+          <w:tcPr/>
+          <w:p>
+            <w:pPr>
+              <w:pStyle w:val="Compact"/>
+            </w:pPr>
+            <w:r>
+              <w:t xml:space="preserve">8.3</w:t>
             </w:r>
           </w:p>
         </w:tc>
@@ -2529,6 +1785,216 @@
               <w:pStyle w:val="Compact"/>
             </w:pPr>
             <w:r>
+              <w:t xml:space="preserve">10.1</w:t>
+            </w:r>
+          </w:p>
+        </w:tc>
+        <w:tc>
+          <w:tcPr/>
+          <w:p>
+            <w:pPr>
+              <w:pStyle w:val="Compact"/>
+            </w:pPr>
+            <w:r>
+              <w:t xml:space="preserve">Runtime of the mining step: Apriori vs FP-Growth</w:t>
+            </w:r>
+          </w:p>
+        </w:tc>
+        <w:tc>
+          <w:tcPr/>
+          <w:p>
+            <w:pPr>
+              <w:pStyle w:val="Compact"/>
+            </w:pPr>
+            <w:r>
+              <w:t xml:space="preserve">10.4</w:t>
+            </w:r>
+          </w:p>
+        </w:tc>
+      </w:tr>
+      <w:tr>
+        <w:tc>
+          <w:tcPr/>
+          <w:p>
+            <w:pPr>
+              <w:pStyle w:val="Compact"/>
+            </w:pPr>
+            <w:r>
+              <w:t xml:space="preserve">10.2</w:t>
+            </w:r>
+          </w:p>
+        </w:tc>
+        <w:tc>
+          <w:tcPr/>
+          <w:p>
+            <w:pPr>
+              <w:pStyle w:val="Compact"/>
+            </w:pPr>
+            <w:r>
+              <w:t xml:space="preserve">Peak memory of the mining step: Apriori vs FP-Growth</w:t>
+            </w:r>
+          </w:p>
+        </w:tc>
+        <w:tc>
+          <w:tcPr/>
+          <w:p>
+            <w:pPr>
+              <w:pStyle w:val="Compact"/>
+            </w:pPr>
+            <w:r>
+              <w:t xml:space="preserve">10.4</w:t>
+            </w:r>
+          </w:p>
+        </w:tc>
+      </w:tr>
+      <w:tr>
+        <w:tc>
+          <w:tcPr/>
+          <w:p>
+            <w:pPr>
+              <w:pStyle w:val="Compact"/>
+            </w:pPr>
+            <w:r>
+              <w:t xml:space="preserve">10.3</w:t>
+            </w:r>
+          </w:p>
+        </w:tc>
+        <w:tc>
+          <w:tcPr/>
+          <w:p>
+            <w:pPr>
+              <w:pStyle w:val="Compact"/>
+            </w:pPr>
+            <w:r>
+              <w:t xml:space="preserve">Elbow curve (inertia against k)</w:t>
+            </w:r>
+          </w:p>
+        </w:tc>
+        <w:tc>
+          <w:tcPr/>
+          <w:p>
+            <w:pPr>
+              <w:pStyle w:val="Compact"/>
+            </w:pPr>
+            <w:r>
+              <w:t xml:space="preserve">10.5</w:t>
+            </w:r>
+          </w:p>
+        </w:tc>
+      </w:tr>
+      <w:tr>
+        <w:tc>
+          <w:tcPr/>
+          <w:p>
+            <w:pPr>
+              <w:pStyle w:val="Compact"/>
+            </w:pPr>
+            <w:r>
+              <w:t xml:space="preserve">10.4</w:t>
+            </w:r>
+          </w:p>
+        </w:tc>
+        <w:tc>
+          <w:tcPr/>
+          <w:p>
+            <w:pPr>
+              <w:pStyle w:val="Compact"/>
+            </w:pPr>
+            <w:r>
+              <w:t xml:space="preserve">Silhouette score against k</w:t>
+            </w:r>
+          </w:p>
+        </w:tc>
+        <w:tc>
+          <w:tcPr/>
+          <w:p>
+            <w:pPr>
+              <w:pStyle w:val="Compact"/>
+            </w:pPr>
+            <w:r>
+              <w:t xml:space="preserve">10.5</w:t>
+            </w:r>
+          </w:p>
+        </w:tc>
+      </w:tr>
+      <w:tr>
+        <w:tc>
+          <w:tcPr/>
+          <w:p>
+            <w:pPr>
+              <w:pStyle w:val="Compact"/>
+            </w:pPr>
+            <w:r>
+              <w:t xml:space="preserve">10.5</w:t>
+            </w:r>
+          </w:p>
+        </w:tc>
+        <w:tc>
+          <w:tcPr/>
+          <w:p>
+            <w:pPr>
+              <w:pStyle w:val="Compact"/>
+            </w:pPr>
+            <w:r>
+              <w:t xml:space="preserve">The four segments projected onto two principal components</w:t>
+            </w:r>
+          </w:p>
+        </w:tc>
+        <w:tc>
+          <w:tcPr/>
+          <w:p>
+            <w:pPr>
+              <w:pStyle w:val="Compact"/>
+            </w:pPr>
+            <w:r>
+              <w:t xml:space="preserve">10.5</w:t>
+            </w:r>
+          </w:p>
+        </w:tc>
+      </w:tr>
+      <w:tr>
+        <w:tc>
+          <w:tcPr/>
+          <w:p>
+            <w:pPr>
+              <w:pStyle w:val="Compact"/>
+            </w:pPr>
+            <w:r>
+              <w:t xml:space="preserve">10.6</w:t>
+            </w:r>
+          </w:p>
+        </w:tc>
+        <w:tc>
+          <w:tcPr/>
+          <w:p>
+            <w:pPr>
+              <w:pStyle w:val="Compact"/>
+            </w:pPr>
+            <w:r>
+              <w:t xml:space="preserve">ROC curves of the two reorder models on the test users</w:t>
+            </w:r>
+          </w:p>
+        </w:tc>
+        <w:tc>
+          <w:tcPr/>
+          <w:p>
+            <w:pPr>
+              <w:pStyle w:val="Compact"/>
+            </w:pPr>
+            <w:r>
+              <w:t xml:space="preserve">10.6</w:t>
+            </w:r>
+          </w:p>
+        </w:tc>
+      </w:tr>
+      <w:tr>
+        <w:tc>
+          <w:tcPr/>
+          <w:p>
+            <w:pPr>
+              <w:pStyle w:val="Compact"/>
+            </w:pPr>
+            <w:r>
               <w:t xml:space="preserve">10.7</w:t>
             </w:r>
           </w:p>
@@ -2552,13 +2018,48 @@
             </w:pPr>
             <w:r>
               <w:t xml:space="preserve">10.6</w:t>
+            </w:r>
+          </w:p>
+        </w:tc>
+      </w:tr>
+      <w:tr>
+        <w:tc>
+          <w:tcPr/>
+          <w:p>
+            <w:pPr>
+              <w:pStyle w:val="Compact"/>
+            </w:pPr>
+            <w:r>
+              <w:t xml:space="preserve">12.1</w:t>
+            </w:r>
+          </w:p>
+        </w:tc>
+        <w:tc>
+          <w:tcPr/>
+          <w:p>
+            <w:pPr>
+              <w:pStyle w:val="Compact"/>
+            </w:pPr>
+            <w:r>
+              <w:t xml:space="preserve">Dependencies between modules</w:t>
+            </w:r>
+          </w:p>
+        </w:tc>
+        <w:tc>
+          <w:tcPr/>
+          <w:p>
+            <w:pPr>
+              <w:pStyle w:val="Compact"/>
+            </w:pPr>
+            <w:r>
+              <w:t xml:space="preserve">12.7</w:t>
             </w:r>
           </w:p>
         </w:tc>
       </w:tr>
     </w:tbl>
-    <w:bookmarkEnd w:id="15"/>
-    <w:bookmarkStart w:id="16" w:name="list-of-tables"/>
+    <w:bookmarkEnd w:id="12"/>
+    <w:bookmarkStart w:id="13" w:name="list-of-tables"/>
     <w:p>
       <w:pPr>
         <w:pStyle w:val="Heading1"/>
@@ -3093,8 +2594,8 @@
         </w:pict>
       </w:r>
     </w:p>
-    <w:bookmarkEnd w:id="16"/>
-    <w:bookmarkStart w:id="17" w:name="part-i-academic-project-report"/>
+    <w:bookmarkEnd w:id="13"/>
+    <w:bookmarkStart w:id="14" w:name="part-i-academic-project-report"/>
     <w:p>
       <w:pPr>
         <w:pStyle w:val="Heading1"/>
@@ -3103,8 +2604,8 @@
         <w:t xml:space="preserve">PART I — ACADEMIC PROJECT REPORT</w:t>
       </w:r>
     </w:p>
-    <w:bookmarkEnd w:id="17"/>
-    <w:bookmarkStart w:id="24" w:name="introduction"/>
+    <w:bookmarkEnd w:id="14"/>
+    <w:bookmarkStart w:id="21" w:name="introduction"/>
     <w:p>
       <w:pPr>
         <w:pStyle w:val="Heading1"/>
@@ -3113,7 +2614,7 @@
         <w:t xml:space="preserve">1. Introduction</w:t>
       </w:r>
     </w:p>
-    <w:bookmarkStart w:id="18" w:name="background"/>
+    <w:bookmarkStart w:id="15" w:name="background"/>
     <w:p>
       <w:pPr>
         <w:pStyle w:val="Heading2"/>
@@ -3219,8 +2720,8 @@
         <w:t xml:space="preserve">[23]. The dataset is large enough to make design choices matter (its largest file holds about 32 million order lines) but small enough to process on one laptop with an embedded analytical database [13].</w:t>
       </w:r>
     </w:p>
-    <w:bookmarkEnd w:id="18"/>
-    <w:bookmarkStart w:id="19" w:name="motivation"/>
+    <w:bookmarkEnd w:id="15"/>
+    <w:bookmarkStart w:id="16" w:name="motivation"/>
     <w:p>
       <w:pPr>
         <w:pStyle w:val="Heading2"/>
@@ -3303,8 +2804,8 @@
         <w:t xml:space="preserve">A retailer would not read SQL output, so the results are shown in an interactive dashboard with plain-English interpretations.</w:t>
       </w:r>
     </w:p>
-    <w:bookmarkEnd w:id="19"/>
-    <w:bookmarkStart w:id="20" w:name="problem-statement"/>
+    <w:bookmarkEnd w:id="16"/>
+    <w:bookmarkStart w:id="17" w:name="problem-statement"/>
     <w:p>
       <w:pPr>
         <w:pStyle w:val="Heading2"/>
@@ -3478,8 +2979,8 @@
         <w:t xml:space="preserve">, sections 1 and 3.)</w:t>
       </w:r>
     </w:p>
-    <w:bookmarkEnd w:id="20"/>
-    <w:bookmarkStart w:id="21" w:name="objectives"/>
+    <w:bookmarkEnd w:id="17"/>
+    <w:bookmarkStart w:id="18" w:name="objectives"/>
     <w:p>
       <w:pPr>
         <w:pStyle w:val="Heading2"/>
@@ -3842,8 +3343,8 @@
         <w:t xml:space="preserve">All nine objectives were implemented. Their results are in Chapter 10, and the status of each one is summarised in Section 10.1.</w:t>
       </w:r>
     </w:p>
-    <w:bookmarkEnd w:id="21"/>
-    <w:bookmarkStart w:id="22" w:name="scope"/>
+    <w:bookmarkEnd w:id="18"/>
+    <w:bookmarkStart w:id="19" w:name="scope"/>
     <w:p>
       <w:pPr>
         <w:pStyle w:val="Heading2"/>
@@ -4074,8 +3575,8 @@
         <w:t xml:space="preserve">Sequential pattern mining across orders, and itemsets of more than three items.</w:t>
       </w:r>
     </w:p>
-    <w:bookmarkEnd w:id="22"/>
-    <w:bookmarkStart w:id="23" w:name="significance"/>
+    <w:bookmarkEnd w:id="19"/>
+    <w:bookmarkStart w:id="20" w:name="significance"/>
     <w:p>
       <w:pPr>
         <w:pStyle w:val="Heading2"/>
@@ -4169,9 +3670,9 @@
         </w:pict>
       </w:r>
     </w:p>
-    <w:bookmarkEnd w:id="23"/>
-    <w:bookmarkEnd w:id="24"/>
-    <w:bookmarkStart w:id="30" w:name="existing-system-and-proposed-system"/>
+    <w:bookmarkEnd w:id="20"/>
+    <w:bookmarkEnd w:id="21"/>
+    <w:bookmarkStart w:id="27" w:name="existing-system-and-proposed-system"/>
     <w:p>
       <w:pPr>
         <w:pStyle w:val="Heading1"/>
@@ -4180,7 +3681,7 @@
         <w:t xml:space="preserve">2. Existing System and Proposed System</w:t>
       </w:r>
     </w:p>
-    <w:bookmarkStart w:id="25" w:name="existing-approach"/>
+    <w:bookmarkStart w:id="22" w:name="existing-approach"/>
     <w:p>
       <w:pPr>
         <w:pStyle w:val="Heading2"/>
@@ -4275,8 +3776,8 @@
         <w:t xml:space="preserve">This description is a general characterisation of how un-warehoused transaction files are commonly analysed, stated as an assumption. The project did not survey or evaluate any specific commercial product.</w:t>
       </w:r>
     </w:p>
-    <w:bookmarkEnd w:id="25"/>
-    <w:bookmarkStart w:id="26" w:name="limitations-of-the-existing-approach"/>
+    <w:bookmarkEnd w:id="22"/>
+    <w:bookmarkStart w:id="23" w:name="limitations-of-the-existing-approach"/>
     <w:p>
       <w:pPr>
         <w:pStyle w:val="Heading2"/>
@@ -4444,8 +3945,8 @@
         </w:tc>
       </w:tr>
     </w:tbl>
-    <w:bookmarkEnd w:id="26"/>
-    <w:bookmarkStart w:id="27" w:name="need-for-the-proposed-system"/>
+    <w:bookmarkEnd w:id="23"/>
+    <w:bookmarkStart w:id="24" w:name="need-for-the-proposed-system"/>
     <w:p>
       <w:pPr>
         <w:pStyle w:val="Heading2"/>
@@ -4462,8 +3963,8 @@
         <w:t xml:space="preserve">A retailer needs (a) one consistent, validated store of the history, organised for analysis; (b) fast summaries along business hierarchies; (c) pattern discovery that scales to the full product range; and (d) a single place where the results can be explored. StoreSense was designed to meet these four needs on the Instacart data.</w:t>
       </w:r>
     </w:p>
-    <w:bookmarkEnd w:id="27"/>
-    <w:bookmarkStart w:id="28" w:name="the-proposed-storesense-system"/>
+    <w:bookmarkEnd w:id="24"/>
+    <w:bookmarkStart w:id="25" w:name="the-proposed-storesense-system"/>
     <w:p>
       <w:pPr>
         <w:pStyle w:val="Heading2"/>
@@ -4782,8 +4283,8 @@
         <w:t xml:space="preserve">Every result has an automated test, and the dashboard shows the same numbers as the report.</w:t>
       </w:r>
     </w:p>
-    <w:bookmarkEnd w:id="28"/>
-    <w:bookmarkStart w:id="29" w:name="comparison"/>
+    <w:bookmarkEnd w:id="25"/>
+    <w:bookmarkStart w:id="26" w:name="comparison"/>
     <w:p>
       <w:pPr>
         <w:pStyle w:val="Heading2"/>
@@ -5197,9 +4698,9 @@
         </w:pict>
       </w:r>
     </w:p>
-    <w:bookmarkEnd w:id="29"/>
-    <w:bookmarkEnd w:id="30"/>
-    <w:bookmarkStart w:id="39" w:name="literature-review-and-related-work"/>
+    <w:bookmarkEnd w:id="26"/>
+    <w:bookmarkEnd w:id="27"/>
+    <w:bookmarkStart w:id="36" w:name="literature-review-and-related-work"/>
     <w:p>
       <w:pPr>
         <w:pStyle w:val="Heading1"/>
@@ -5208,7 +4709,7 @@
         <w:t xml:space="preserve">3. Literature Review and Related Work</w:t>
       </w:r>
     </w:p>
-    <w:bookmarkStart w:id="31" w:name="knowledge-discovery-and-data-mining"/>
+    <w:bookmarkStart w:id="28" w:name="knowledge-discovery-and-data-mining"/>
     <w:p>
       <w:pPr>
         <w:pStyle w:val="Heading2"/>
@@ -5241,8 +4742,8 @@
         <w:t xml:space="preserve">(KDD) as a process of selection, preprocessing, transformation, data mining, and interpretation and evaluation, of which data mining is one step [19]. Han, Kamber and Pei’s textbook, a standard reference for DMDW courses, organises the field in the same way: data preprocessing, warehousing and OLAP, frequent patterns, classification and clustering [18]. StoreSense follows this process: ETL performs selection, cleaning and transformation; the warehouse supports exploration; three mining modules find patterns; and the dashboard and report handle interpretation.</w:t>
       </w:r>
     </w:p>
-    <w:bookmarkEnd w:id="31"/>
-    <w:bookmarkStart w:id="32" w:name="Xaa4a8e8369e48fe9b16ae90c6e9ee68036d2426"/>
+    <w:bookmarkEnd w:id="28"/>
+    <w:bookmarkStart w:id="29" w:name="Xaa4a8e8369e48fe9b16ae90c6e9ee68036d2426"/>
     <w:p>
       <w:pPr>
         <w:pStyle w:val="Heading2"/>
@@ -5334,8 +4835,8 @@
         <w:t xml:space="preserve">is an aggregate fact table (one order, with basket size already counted).</w:t>
       </w:r>
     </w:p>
-    <w:bookmarkEnd w:id="32"/>
-    <w:bookmarkStart w:id="33" w:name="olap-and-the-data-cube"/>
+    <w:bookmarkEnd w:id="29"/>
+    <w:bookmarkStart w:id="30" w:name="olap-and-the-data-cube"/>
     <w:p>
       <w:pPr>
         <w:pStyle w:val="Heading2"/>
@@ -5451,8 +4952,8 @@
         <w:t xml:space="preserve">support [13], [25].</w:t>
       </w:r>
     </w:p>
-    <w:bookmarkEnd w:id="33"/>
-    <w:bookmarkStart w:id="34" w:name="X1e3b0d609ebc7583031b4708afefd1da90371f8"/>
+    <w:bookmarkEnd w:id="30"/>
+    <w:bookmarkStart w:id="31" w:name="X1e3b0d609ebc7583031b4708afefd1da90371f8"/>
     <w:p>
       <w:pPr>
         <w:pStyle w:val="Heading2"/>
@@ -5558,8 +5059,8 @@
         <w:t xml:space="preserve">compresses the transactions into a prefix tree (the FP-tree) and mines frequent itemsets without generating candidates, which is usually faster when there are many frequent itemsets [2]. StoreSense uses the mlxtend implementations of both algorithms [12] and compares them empirically on its own data.</w:t>
       </w:r>
     </w:p>
-    <w:bookmarkEnd w:id="34"/>
-    <w:bookmarkStart w:id="35" w:name="clustering-and-customer-segmentation"/>
+    <w:bookmarkEnd w:id="31"/>
+    <w:bookmarkStart w:id="32" w:name="clustering-and-customer-segmentation"/>
     <w:p>
       <w:pPr>
         <w:pStyle w:val="Heading2"/>
@@ -5644,8 +5145,8 @@
         <w:t xml:space="preserve">(recency, frequency, monetary value) is a long-established basis for customer segmentation in direct marketing [9]. StoreSense adapts RFM to a dataset without prices or dates (Section 8.6).</w:t>
       </w:r>
     </w:p>
-    <w:bookmarkEnd w:id="35"/>
-    <w:bookmarkStart w:id="36" w:name="classification-imbalance-and-leakage"/>
+    <w:bookmarkEnd w:id="32"/>
+    <w:bookmarkStart w:id="33" w:name="classification-imbalance-and-leakage"/>
     <w:p>
       <w:pPr>
         <w:pStyle w:val="Heading2"/>
@@ -5691,8 +5192,8 @@
         <w:t xml:space="preserve">: information that would not be available at prediction time entering the training data, which inflates evaluation results [22]. StoreSense uses these principles to design its features, its user-level split and its metrics (Section 8.7).</w:t>
       </w:r>
     </w:p>
-    <w:bookmarkEnd w:id="36"/>
-    <w:bookmarkStart w:id="37" w:name="related-work-on-the-instacart-data"/>
+    <w:bookmarkEnd w:id="33"/>
+    <w:bookmarkStart w:id="34" w:name="related-work-on-the-instacart-data"/>
     <w:p>
       <w:pPr>
         <w:pStyle w:val="Heading2"/>
@@ -5718,8 +5219,8 @@
         <w:t xml:space="preserve">, whose task was to predict which previously purchased products would appear in each user’s next order [23]. StoreSense’s stretch objective is a simplified version of that task: it uses the same prior/train split to define labels, but evaluates with precision, recall, F1 and ROC-AUC on a sample of users, rather than producing competition submissions. The team did not compare its results with competition leaderboards, so this report makes no claim about relative standing.</w:t>
       </w:r>
     </w:p>
-    <w:bookmarkEnd w:id="37"/>
-    <w:bookmarkStart w:id="38" w:name="X0df7bf2b29404355b85b205cdcaf31912e501ff"/>
+    <w:bookmarkEnd w:id="34"/>
+    <w:bookmarkStart w:id="35" w:name="X0df7bf2b29404355b85b205cdcaf31912e501ff"/>
     <w:p>
       <w:pPr>
         <w:pStyle w:val="Heading2"/>
@@ -5867,9 +5368,9 @@
         </w:pict>
       </w:r>
     </w:p>
-    <w:bookmarkEnd w:id="38"/>
-    <w:bookmarkEnd w:id="39"/>
-    <w:bookmarkStart w:id="44" w:name="system-requirements"/>
+    <w:bookmarkEnd w:id="35"/>
+    <w:bookmarkEnd w:id="36"/>
+    <w:bookmarkStart w:id="41" w:name="system-requirements"/>
     <w:p>
       <w:pPr>
         <w:pStyle w:val="Heading1"/>
@@ -5878,7 +5379,7 @@
         <w:t xml:space="preserve">4. System Requirements</w:t>
       </w:r>
     </w:p>
-    <w:bookmarkStart w:id="40" w:name="functional-requirements"/>
+    <w:bookmarkStart w:id="37" w:name="functional-requirements"/>
     <w:p>
       <w:pPr>
         <w:pStyle w:val="Heading2"/>
@@ -6746,8 +6247,8 @@
         </w:tc>
       </w:tr>
     </w:tbl>
-    <w:bookmarkEnd w:id="40"/>
-    <w:bookmarkStart w:id="41" w:name="non-functional-requirements"/>
+    <w:bookmarkEnd w:id="37"/>
+    <w:bookmarkStart w:id="38" w:name="non-functional-requirements"/>
     <w:p>
       <w:pPr>
         <w:pStyle w:val="Heading2"/>
@@ -7197,8 +6698,8 @@
         </w:tc>
       </w:tr>
     </w:tbl>
-    <w:bookmarkEnd w:id="41"/>
-    <w:bookmarkStart w:id="42" w:name="hardware-requirements"/>
+    <w:bookmarkEnd w:id="38"/>
+    <w:bookmarkStart w:id="39" w:name="hardware-requirements"/>
     <w:p>
       <w:pPr>
         <w:pStyle w:val="Heading2"/>
@@ -7513,8 +7014,8 @@
         <w:t xml:space="preserve">The hosted dashboard needs no warehouse: it runs from a 4.3 MB extract within the resources of a free Streamlit Community Cloud app.</w:t>
       </w:r>
     </w:p>
-    <w:bookmarkEnd w:id="42"/>
-    <w:bookmarkStart w:id="43" w:name="software-requirements"/>
+    <w:bookmarkEnd w:id="39"/>
+    <w:bookmarkStart w:id="40" w:name="software-requirements"/>
     <w:p>
       <w:pPr>
         <w:pStyle w:val="Heading2"/>
@@ -8092,9 +7593,9 @@
         </w:pict>
       </w:r>
     </w:p>
-    <w:bookmarkEnd w:id="43"/>
-    <w:bookmarkEnd w:id="44"/>
-    <w:bookmarkStart w:id="45" w:name="technology-stack"/>
+    <w:bookmarkEnd w:id="40"/>
+    <w:bookmarkEnd w:id="41"/>
+    <w:bookmarkStart w:id="42" w:name="technology-stack"/>
     <w:p>
       <w:pPr>
         <w:pStyle w:val="Heading1"/>
@@ -9447,8 +8948,8 @@
         </w:pict>
       </w:r>
     </w:p>
-    <w:bookmarkEnd w:id="45"/>
-    <w:bookmarkStart w:id="57" w:name="system-architecture-and-design"/>
+    <w:bookmarkEnd w:id="42"/>
+    <w:bookmarkStart w:id="54" w:name="system-architecture-and-design"/>
     <w:p>
       <w:pPr>
         <w:pStyle w:val="Heading1"/>
@@ -9457,7 +8958,7 @@
         <w:t xml:space="preserve">6. System Architecture and Design</w:t>
       </w:r>
     </w:p>
-    <w:bookmarkStart w:id="46" w:name="overall-architecture"/>
+    <w:bookmarkStart w:id="43" w:name="overall-architecture"/>
     <w:p>
       <w:pPr>
         <w:pStyle w:val="Heading2"/>
@@ -9718,8 +9219,8 @@
         <w:t xml:space="preserve">, gives every module the same project paths and the same DuckDB connection function, so all modules agree on where the data lives.</w:t>
       </w:r>
     </w:p>
-    <w:bookmarkEnd w:id="46"/>
-    <w:bookmarkStart w:id="47" w:name="module-description"/>
+    <w:bookmarkEnd w:id="43"/>
+    <w:bookmarkStart w:id="44" w:name="module-description"/>
     <w:p>
       <w:pPr>
         <w:pStyle w:val="Heading2"/>
@@ -11027,8 +10528,8 @@
         </w:tc>
       </w:tr>
     </w:tbl>
-    <w:bookmarkEnd w:id="47"/>
-    <w:bookmarkStart w:id="48" w:name="data-flow"/>
+    <w:bookmarkEnd w:id="44"/>
+    <w:bookmarkStart w:id="45" w:name="data-flow"/>
     <w:p>
       <w:pPr>
         <w:pStyle w:val="Heading2"/>
@@ -11459,8 +10960,8 @@
         <w:t xml:space="preserve">The dashboard queries the warehouse read-only (or the demo extract) and reads the result CSVs.</w:t>
       </w:r>
     </w:p>
-    <w:bookmarkEnd w:id="48"/>
-    <w:bookmarkStart w:id="49" w:name="system-workflow"/>
+    <w:bookmarkEnd w:id="45"/>
+    <w:bookmarkStart w:id="46" w:name="system-workflow"/>
     <w:p>
       <w:pPr>
         <w:pStyle w:val="Heading2"/>
@@ -11716,8 +11217,8 @@
         <w:t xml:space="preserve">Steps 5–7 are optional for running the dashboard, because their result files are committed to the repository.</w:t>
       </w:r>
     </w:p>
-    <w:bookmarkEnd w:id="49"/>
-    <w:bookmarkStart w:id="50" w:name="architecture-diagram"/>
+    <w:bookmarkEnd w:id="46"/>
+    <w:bookmarkStart w:id="47" w:name="architecture-diagram"/>
     <w:p>
       <w:pPr>
         <w:pStyle w:val="Heading2"/>
@@ -11746,7 +11247,7 @@
         <w:rPr>
           <w:rStyle w:val="VerbatimChar"/>
         </w:rPr>
-        <w:t xml:space="preserve">flowchart LR</w:t>
+        <w:t xml:space="preserve">flowchart TB</w:t>
       </w:r>
       <w:r>
         <w:br/>
@@ -11755,7 +11256,7 @@
         <w:rPr>
           <w:rStyle w:val="VerbatimChar"/>
         </w:rPr>
-        <w:t xml:space="preserve">    subgraph SRC["Source layer (data/raw, not in git)"]</w:t>
+        <w:t xml:space="preserve">    CSV["Raw data: data/raw (not in git)&lt;br/&gt;orders · order_products__prior · order_products__train&lt;br/&gt;products · aisles · departments"]</w:t>
       </w:r>
       <w:r>
         <w:br/>
@@ -11764,7 +11265,7 @@
         <w:rPr>
           <w:rStyle w:val="VerbatimChar"/>
         </w:rPr>
-        <w:t xml:space="preserve">        CSV["orders.csv&lt;br/&gt;order_products__prior.csv&lt;br/&gt;order_products__train.csv&lt;br/&gt;products.csv · aisles.csv · departments.csv"]</w:t>
+        <w:t xml:space="preserve">    subgraph ETL["ETL (etl/)"]</w:t>
       </w:r>
       <w:r>
         <w:br/>
@@ -11773,19 +11274,43 @@
         <w:rPr>
           <w:rStyle w:val="VerbatimChar"/>
         </w:rPr>
+        <w:t xml:space="preserve">        direction LR</w:t>
+      </w:r>
+      <w:r>
+        <w:br/>
+      </w:r>
+      <w:r>
+        <w:rPr>
+          <w:rStyle w:val="VerbatimChar"/>
+        </w:rPr>
+        <w:t xml:space="preserve">        EX["extract.py&lt;br/&gt;DuckDB views"] --&gt; TR["transform.py&lt;br/&gt;one SELECT per table"] --&gt; LD["load.py&lt;br/&gt;schema.sql + INSERT…SELECT"] --&gt; VA["validate.py&lt;br/&gt;23 checks"]</w:t>
+      </w:r>
+      <w:r>
+        <w:br/>
+      </w:r>
+      <w:r>
+        <w:rPr>
+          <w:rStyle w:val="VerbatimChar"/>
+        </w:rPr>
         <w:t xml:space="preserve">    end</w:t>
       </w:r>
       <w:r>
         <w:br/>
       </w:r>
       <w:r>
+        <w:rPr>
+          <w:rStyle w:val="VerbatimChar"/>
+        </w:rPr>
+        <w:t xml:space="preserve">    subgraph WH["Warehouse (DuckDB star schema)"]</w:t>
+      </w:r>
+      <w:r>
         <w:br/>
       </w:r>
       <w:r>
         <w:rPr>
           <w:rStyle w:val="VerbatimChar"/>
         </w:rPr>
-        <w:t xml:space="preserve">    subgraph ETL["ETL (etl/)"]</w:t>
+        <w:t xml:space="preserve">        direction LR</w:t>
       </w:r>
       <w:r>
         <w:br/>
@@ -11794,7 +11319,7 @@
         <w:rPr>
           <w:rStyle w:val="VerbatimChar"/>
         </w:rPr>
-        <w:t xml:space="preserve">        EX["extract.py&lt;br/&gt;DuckDB views"]</w:t>
+        <w:t xml:space="preserve">        F1[("fact_order_line")] ~~~ F2[("fact_order")] ~~~ D1[("dim_product")] ~~~ D2[("dim_user&lt;br/&gt;segment ← segmentation.py")] ~~~ D3[("dim_time")]</w:t>
       </w:r>
       <w:r>
         <w:br/>
@@ -11803,7 +11328,7 @@
         <w:rPr>
           <w:rStyle w:val="VerbatimChar"/>
         </w:rPr>
-        <w:t xml:space="preserve">        TR["transform.py&lt;br/&gt;one SELECT per table"]</w:t>
+        <w:t xml:space="preserve">    end</w:t>
       </w:r>
       <w:r>
         <w:br/>
@@ -11812,7 +11337,7 @@
         <w:rPr>
           <w:rStyle w:val="VerbatimChar"/>
         </w:rPr>
-        <w:t xml:space="preserve">        LD["load.py&lt;br/&gt;schema.sql + INSERT…SELECT"]</w:t>
+        <w:t xml:space="preserve">    subgraph AN["Analysis"]</w:t>
       </w:r>
       <w:r>
         <w:br/>
@@ -11821,7 +11346,7 @@
         <w:rPr>
           <w:rStyle w:val="VerbatimChar"/>
         </w:rPr>
-        <w:t xml:space="preserve">        VA["validate.py&lt;br/&gt;23 checks"]</w:t>
+        <w:t xml:space="preserve">        direction LR</w:t>
       </w:r>
       <w:r>
         <w:br/>
@@ -11830,19 +11355,34 @@
         <w:rPr>
           <w:rStyle w:val="VerbatimChar"/>
         </w:rPr>
+        <w:t xml:space="preserve">        OL["OLAP queries&lt;br/&gt;sql/olap_queries.sql"] ~~~ AR["association_rules.py&lt;br/&gt;+ benchmark.py"] ~~~ SG["segmentation.py"] ~~~ RM["reorder_model.py"]</w:t>
+      </w:r>
+      <w:r>
+        <w:br/>
+      </w:r>
+      <w:r>
+        <w:rPr>
+          <w:rStyle w:val="VerbatimChar"/>
+        </w:rPr>
         <w:t xml:space="preserve">    end</w:t>
       </w:r>
       <w:r>
         <w:br/>
       </w:r>
       <w:r>
+        <w:rPr>
+          <w:rStyle w:val="VerbatimChar"/>
+        </w:rPr>
+        <w:t xml:space="preserve">    RES[["Result files&lt;br/&gt;reports/results/∗.csv · reports/figures/∗.png"]]</w:t>
+      </w:r>
+      <w:r>
         <w:br/>
       </w:r>
       <w:r>
         <w:rPr>
           <w:rStyle w:val="VerbatimChar"/>
         </w:rPr>
-        <w:t xml:space="preserve">    subgraph WH["Warehouse (DuckDB file)"]</w:t>
+        <w:t xml:space="preserve">    DEMO[["Demo extract&lt;br/&gt;data/demo/*.parquet (4.3 MB)"]]</w:t>
       </w:r>
       <w:r>
         <w:br/>
@@ -11851,7 +11391,7 @@
         <w:rPr>
           <w:rStyle w:val="VerbatimChar"/>
         </w:rPr>
-        <w:t xml:space="preserve">        F1[("fact_order_line")]</w:t>
+        <w:t xml:space="preserve">    subgraph UI["Dashboard (Streamlit)"]</w:t>
       </w:r>
       <w:r>
         <w:br/>
@@ -11860,7 +11400,7 @@
         <w:rPr>
           <w:rStyle w:val="VerbatimChar"/>
         </w:rPr>
-        <w:t xml:space="preserve">        F2[("fact_order")]</w:t>
+        <w:t xml:space="preserve">        direction LR</w:t>
       </w:r>
       <w:r>
         <w:br/>
@@ -11869,7 +11409,7 @@
         <w:rPr>
           <w:rStyle w:val="VerbatimChar"/>
         </w:rPr>
-        <w:t xml:space="preserve">        D1[("dim_product")]</w:t>
+        <w:t xml:space="preserve">        DL["data.py / ui.py"] --&gt; PG["Overview · OLAP Explorer · Basket Rules ·&lt;br/&gt;Customer Segments · Reorder Model"]</w:t>
       </w:r>
       <w:r>
         <w:br/>
@@ -11878,7 +11418,7 @@
         <w:rPr>
           <w:rStyle w:val="VerbatimChar"/>
         </w:rPr>
-        <w:t xml:space="preserve">        D2[("dim_user")]</w:t>
+        <w:t xml:space="preserve">    end</w:t>
       </w:r>
       <w:r>
         <w:br/>
@@ -11887,7 +11427,7 @@
         <w:rPr>
           <w:rStyle w:val="VerbatimChar"/>
         </w:rPr>
-        <w:t xml:space="preserve">        D3[("dim_time")]</w:t>
+        <w:t xml:space="preserve">    CSV --&gt; ETL</w:t>
       </w:r>
       <w:r>
         <w:br/>
@@ -11896,19 +11436,25 @@
         <w:rPr>
           <w:rStyle w:val="VerbatimChar"/>
         </w:rPr>
-        <w:t xml:space="preserve">    end</w:t>
+        <w:t xml:space="preserve">    ETL --&gt; WH</w:t>
       </w:r>
       <w:r>
         <w:br/>
       </w:r>
       <w:r>
+        <w:rPr>
+          <w:rStyle w:val="VerbatimChar"/>
+        </w:rPr>
+        <w:t xml:space="preserve">    WH --&gt; AN</w:t>
+      </w:r>
+      <w:r>
         <w:br/>
       </w:r>
       <w:r>
         <w:rPr>
           <w:rStyle w:val="VerbatimChar"/>
         </w:rPr>
-        <w:t xml:space="preserve">    subgraph AN["Analysis"]</w:t>
+        <w:t xml:space="preserve">    CSV -...-&gt;|"eval_set only (reorder model)"| AN</w:t>
       </w:r>
       <w:r>
         <w:br/>
@@ -11917,7 +11463,7 @@
         <w:rPr>
           <w:rStyle w:val="VerbatimChar"/>
         </w:rPr>
-        <w:t xml:space="preserve">        OL["OLAP queries&lt;br/&gt;sql/olap_queries.sql"]</w:t>
+        <w:t xml:space="preserve">    AN --&gt; RES</w:t>
       </w:r>
       <w:r>
         <w:br/>
@@ -11926,7 +11472,7 @@
         <w:rPr>
           <w:rStyle w:val="VerbatimChar"/>
         </w:rPr>
-        <w:t xml:space="preserve">        AR["association_rules.py&lt;br/&gt;+ benchmark.py"]</w:t>
+        <w:t xml:space="preserve">    WH --&gt; DEMO</w:t>
       </w:r>
       <w:r>
         <w:br/>
@@ -11935,7 +11481,7 @@
         <w:rPr>
           <w:rStyle w:val="VerbatimChar"/>
         </w:rPr>
-        <w:t xml:space="preserve">        SG["segmentation.py"]</w:t>
+        <w:t xml:space="preserve">    WH -- "read-only queries" --&gt; UI</w:t>
       </w:r>
       <w:r>
         <w:br/>
@@ -11944,7 +11490,7 @@
         <w:rPr>
           <w:rStyle w:val="VerbatimChar"/>
         </w:rPr>
-        <w:t xml:space="preserve">        RM["reorder_model.py"]</w:t>
+        <w:t xml:space="preserve">    DEMO -. "if warehouse missing" .-&gt; UI</w:t>
       </w:r>
       <w:r>
         <w:br/>
@@ -11953,178 +11499,7 @@
         <w:rPr>
           <w:rStyle w:val="VerbatimChar"/>
         </w:rPr>
-        <w:t xml:space="preserve">    end</w:t>
-      </w:r>
-      <w:r>
-        <w:br/>
-      </w:r>
-      <w:r>
-        <w:br/>
-      </w:r>
-      <w:r>
-        <w:rPr>
-          <w:rStyle w:val="VerbatimChar"/>
-        </w:rPr>
-        <w:t xml:space="preserve">    RES[["reports/results/*.csv&lt;br/&gt;reports/figures/*.png"]]</w:t>
-      </w:r>
-      <w:r>
-        <w:br/>
-      </w:r>
-      <w:r>
-        <w:rPr>
-          <w:rStyle w:val="VerbatimChar"/>
-        </w:rPr>
-        <w:t xml:space="preserve">    DEMO[["data/demo/*.parquet&lt;br/&gt;(4.3 MB extract)"]]</w:t>
-      </w:r>
-      <w:r>
-        <w:br/>
-      </w:r>
-      <w:r>
-        <w:br/>
-      </w:r>
-      <w:r>
-        <w:rPr>
-          <w:rStyle w:val="VerbatimChar"/>
-        </w:rPr>
-        <w:t xml:space="preserve">    subgraph UI["Dashboard (Streamlit)"]</w:t>
-      </w:r>
-      <w:r>
-        <w:br/>
-      </w:r>
-      <w:r>
-        <w:rPr>
-          <w:rStyle w:val="VerbatimChar"/>
-        </w:rPr>
-        <w:t xml:space="preserve">        DL["data.py / ui.py"]</w:t>
-      </w:r>
-      <w:r>
-        <w:br/>
-      </w:r>
-      <w:r>
-        <w:rPr>
-          <w:rStyle w:val="VerbatimChar"/>
-        </w:rPr>
-        <w:t xml:space="preserve">        PG["Overview · OLAP Explorer · Basket Rules ·&lt;br/&gt;Customer Segments · Reorder Model"]</w:t>
-      </w:r>
-      <w:r>
-        <w:br/>
-      </w:r>
-      <w:r>
-        <w:rPr>
-          <w:rStyle w:val="VerbatimChar"/>
-        </w:rPr>
-        <w:t xml:space="preserve">    end</w:t>
-      </w:r>
-      <w:r>
-        <w:br/>
-      </w:r>
-      <w:r>
-        <w:br/>
-      </w:r>
-      <w:r>
-        <w:rPr>
-          <w:rStyle w:val="VerbatimChar"/>
-        </w:rPr>
-        <w:t xml:space="preserve">    CSV --&gt; EX --&gt; TR --&gt; LD --&gt; WH</w:t>
-      </w:r>
-      <w:r>
-        <w:br/>
-      </w:r>
-      <w:r>
-        <w:rPr>
-          <w:rStyle w:val="VerbatimChar"/>
-        </w:rPr>
-        <w:t xml:space="preserve">    WH --&gt; VA</w:t>
-      </w:r>
-      <w:r>
-        <w:br/>
-      </w:r>
-      <w:r>
-        <w:rPr>
-          <w:rStyle w:val="VerbatimChar"/>
-        </w:rPr>
-        <w:t xml:space="preserve">    WH --&gt; OL</w:t>
-      </w:r>
-      <w:r>
-        <w:br/>
-      </w:r>
-      <w:r>
-        <w:rPr>
-          <w:rStyle w:val="VerbatimChar"/>
-        </w:rPr>
-        <w:t xml:space="preserve">    WH --&gt; AR --&gt; RES</w:t>
-      </w:r>
-      <w:r>
-        <w:br/>
-      </w:r>
-      <w:r>
-        <w:rPr>
-          <w:rStyle w:val="VerbatimChar"/>
-        </w:rPr>
-        <w:t xml:space="preserve">    WH --&gt; SG --&gt; RES</w:t>
-      </w:r>
-      <w:r>
-        <w:br/>
-      </w:r>
-      <w:r>
-        <w:rPr>
-          <w:rStyle w:val="VerbatimChar"/>
-        </w:rPr>
-        <w:t xml:space="preserve">    SG -- "UPDATE dim_user.segment" --&gt; D2</w:t>
-      </w:r>
-      <w:r>
-        <w:br/>
-      </w:r>
-      <w:r>
-        <w:rPr>
-          <w:rStyle w:val="VerbatimChar"/>
-        </w:rPr>
-        <w:t xml:space="preserve">    WH --&gt; RM --&gt; RES</w:t>
-      </w:r>
-      <w:r>
-        <w:br/>
-      </w:r>
-      <w:r>
-        <w:rPr>
-          <w:rStyle w:val="VerbatimChar"/>
-        </w:rPr>
-        <w:t xml:space="preserve">    CSV -. "eval_set only" .-&gt; RM</w:t>
-      </w:r>
-      <w:r>
-        <w:br/>
-      </w:r>
-      <w:r>
-        <w:rPr>
-          <w:rStyle w:val="VerbatimChar"/>
-        </w:rPr>
-        <w:t xml:space="preserve">    WH --&gt; DEMO</w:t>
-      </w:r>
-      <w:r>
-        <w:br/>
-      </w:r>
-      <w:r>
-        <w:rPr>
-          <w:rStyle w:val="VerbatimChar"/>
-        </w:rPr>
-        <w:t xml:space="preserve">    WH -- "read-only" --&gt; DL</w:t>
-      </w:r>
-      <w:r>
-        <w:br/>
-      </w:r>
-      <w:r>
-        <w:rPr>
-          <w:rStyle w:val="VerbatimChar"/>
-        </w:rPr>
-        <w:t xml:space="preserve">    DEMO -. "if warehouse missing" .-&gt; DL</w:t>
-      </w:r>
-      <w:r>
-        <w:br/>
-      </w:r>
-      <w:r>
-        <w:rPr>
-          <w:rStyle w:val="VerbatimChar"/>
-        </w:rPr>
-        <w:t xml:space="preserve">    RES --&gt; DL --&gt; PG</w:t>
+        <w:t xml:space="preserve">    RES --&gt; UI</w:t>
       </w:r>
     </w:p>
     <w:p>
@@ -12159,11 +11534,41 @@
         <w:t xml:space="preserve">orders.csv</w:t>
       </w:r>
       <w:r>
-        <w:t xml:space="preserve">, because the warehouse does not store it, and the dashboard falls back to the demo extract when the warehouse file is absent.</w:t>
-      </w:r>
-    </w:p>
-    <w:bookmarkEnd w:id="50"/>
-    <w:bookmarkStart w:id="56" w:name="additional-diagrams"/>
+        <w:t xml:space="preserve">, because the warehouse does not store it, and the dashboard falls back to the demo extract when the warehouse file is absent. The segmentation step also writes</w:t>
+      </w:r>
+      <w:r>
+        <w:t xml:space="preserve"> </w:t>
+      </w:r>
+      <w:r>
+        <w:rPr>
+          <w:rStyle w:val="VerbatimChar"/>
+        </w:rPr>
+        <w:t xml:space="preserve">dim_user.segment</w:t>
+      </w:r>
+      <w:r>
+        <w:t xml:space="preserve"> </w:t>
+      </w:r>
+      <w:r>
+        <w:t xml:space="preserve">back into the warehouse, as noted on the</w:t>
+      </w:r>
+      <w:r>
+        <w:t xml:space="preserve"> </w:t>
+      </w:r>
+      <w:r>
+        <w:rPr>
+          <w:rStyle w:val="VerbatimChar"/>
+        </w:rPr>
+        <w:t xml:space="preserve">dim_user</w:t>
+      </w:r>
+      <w:r>
+        <w:t xml:space="preserve"> </w:t>
+      </w:r>
+      <w:r>
+        <w:t xml:space="preserve">table.</w:t>
+      </w:r>
+    </w:p>
+    <w:bookmarkEnd w:id="47"/>
+    <w:bookmarkStart w:id="53" w:name="additional-diagrams"/>
     <w:p>
       <w:pPr>
         <w:pStyle w:val="Heading2"/>
@@ -12172,7 +11577,7 @@
         <w:t xml:space="preserve">6.6 Additional Diagrams</w:t>
       </w:r>
     </w:p>
-    <w:bookmarkStart w:id="51" w:name="use-case-view"/>
+    <w:bookmarkStart w:id="48" w:name="use-case-view"/>
     <w:p>
       <w:pPr>
         <w:pStyle w:val="Heading3"/>
@@ -12404,8 +11809,8 @@
         <w:t xml:space="preserve">The dashboard has no login, so the analyst and the evaluator use the same functions. The developer use cases are command-line scripts.</w:t>
       </w:r>
     </w:p>
-    <w:bookmarkEnd w:id="51"/>
-    <w:bookmarkStart w:id="52" w:name="data-flow-diagram-level-1"/>
+    <w:bookmarkEnd w:id="48"/>
+    <w:bookmarkStart w:id="49" w:name="data-flow-diagram-level-1"/>
     <w:p>
       <w:pPr>
         <w:pStyle w:val="Heading3"/>
@@ -12443,7 +11848,7 @@
         <w:rPr>
           <w:rStyle w:val="VerbatimChar"/>
         </w:rPr>
-        <w:t xml:space="preserve">    K["Kaggle (external source)"] -- "6 CSV files" --&gt; P1(("1. Extract"))</w:t>
+        <w:t xml:space="preserve">    K["Kaggle (external source)"] -- "6 CSV files" --&gt; P1(("1.0 Extract"))</w:t>
       </w:r>
       <w:r>
         <w:br/>
@@ -12452,7 +11857,7 @@
         <w:rPr>
           <w:rStyle w:val="VerbatimChar"/>
         </w:rPr>
-        <w:t xml:space="preserve">    P1 -- "raw_* views" --&gt; P2(("2. Transform &amp; load"))</w:t>
+        <w:t xml:space="preserve">    P1 -- "raw_* views" --&gt; P2(("2.0 Transform &amp; load"))</w:t>
       </w:r>
       <w:r>
         <w:br/>
@@ -12470,7 +11875,7 @@
         <w:rPr>
           <w:rStyle w:val="VerbatimChar"/>
         </w:rPr>
-        <w:t xml:space="preserve">    DS1 --&gt; P3(("3. Validate"))</w:t>
+        <w:t xml:space="preserve">    DS1 --&gt; P3(("3.0 Validate"))</w:t>
       </w:r>
       <w:r>
         <w:br/>
@@ -12488,7 +11893,7 @@
         <w:rPr>
           <w:rStyle w:val="VerbatimChar"/>
         </w:rPr>
-        <w:t xml:space="preserve">    DS1 -- "order lines + products" --&gt; P4(("4. Mine rules"))</w:t>
+        <w:t xml:space="preserve">    DS1 -- "order lines + products" --&gt; P4(("4.0 Mine rules"))</w:t>
       </w:r>
       <w:r>
         <w:br/>
@@ -12497,7 +11902,7 @@
         <w:rPr>
           <w:rStyle w:val="VerbatimChar"/>
         </w:rPr>
-        <w:t xml:space="preserve">    DS1 -- "orders + users" --&gt; P5(("5. Segment users"))</w:t>
+        <w:t xml:space="preserve">    DS1 -- "orders + users" --&gt; P5(("5.0 Segment users"))</w:t>
       </w:r>
       <w:r>
         <w:br/>
@@ -12515,7 +11920,7 @@
         <w:rPr>
           <w:rStyle w:val="VerbatimChar"/>
         </w:rPr>
-        <w:t xml:space="preserve">    DS1 -- "prior-order history" --&gt; P6(("6. Predict reorders"))</w:t>
+        <w:t xml:space="preserve">    DS1 -- "prior-order history" --&gt; P6(("6.0 Predict reorders"))</w:t>
       </w:r>
       <w:r>
         <w:br/>
@@ -12551,7 +11956,7 @@
         <w:rPr>
           <w:rStyle w:val="VerbatimChar"/>
         </w:rPr>
-        <w:t xml:space="preserve">    DS1 -- "aggregated queries" --&gt; P7(("7. Present"))</w:t>
+        <w:t xml:space="preserve">    DS1 -- "aggregated queries" --&gt; P7(("7.0 Present"))</w:t>
       </w:r>
       <w:r>
         <w:br/>
@@ -12572,8 +11977,8 @@
         <w:t xml:space="preserve">    P7 -- "charts, tables, recommendations" --&gt; User["Analyst / evaluator"]</w:t>
       </w:r>
     </w:p>
-    <w:bookmarkEnd w:id="52"/>
-    <w:bookmarkStart w:id="53" w:name="X50ee80ef1579426ec50d43ebd1dfdbd447a0320"/>
+    <w:bookmarkEnd w:id="49"/>
+    <w:bookmarkStart w:id="50" w:name="X50ee80ef1579426ec50d43ebd1dfdbd447a0320"/>
     <w:p>
       <w:pPr>
         <w:pStyle w:val="Heading3"/>
@@ -13082,8 +12487,8 @@
         <w:t xml:space="preserve">enforces the relationships after loading.</w:t>
       </w:r>
     </w:p>
-    <w:bookmarkEnd w:id="53"/>
-    <w:bookmarkStart w:id="54" w:name="etl-activity-flow"/>
+    <w:bookmarkEnd w:id="50"/>
+    <w:bookmarkStart w:id="51" w:name="etl-activity-flow"/>
     <w:p>
       <w:pPr>
         <w:pStyle w:val="Heading3"/>
@@ -13276,8 +12681,8 @@
         <w:t xml:space="preserve">    C4 --&gt;|No| FAIL(["Report failing checks, exit with error"])</w:t>
       </w:r>
     </w:p>
-    <w:bookmarkEnd w:id="54"/>
-    <w:bookmarkStart w:id="55" w:name="sequence-of-an-olap-explorer-query"/>
+    <w:bookmarkEnd w:id="51"/>
+    <w:bookmarkStart w:id="52" w:name="sequence-of-an-olap-explorer-query"/>
     <w:p>
       <w:pPr>
         <w:pStyle w:val="Heading3"/>
@@ -13519,10 +12924,10 @@
         </w:pict>
       </w:r>
     </w:p>
-    <w:bookmarkEnd w:id="55"/>
-    <w:bookmarkEnd w:id="56"/>
-    <w:bookmarkEnd w:id="57"/>
-    <w:bookmarkStart w:id="63" w:name="dataset-and-data-preparation"/>
+    <w:bookmarkEnd w:id="52"/>
+    <w:bookmarkEnd w:id="53"/>
+    <w:bookmarkEnd w:id="54"/>
+    <w:bookmarkStart w:id="60" w:name="dataset-and-data-preparation"/>
     <w:p>
       <w:pPr>
         <w:pStyle w:val="Heading1"/>
@@ -13531,7 +12936,7 @@
         <w:t xml:space="preserve">7. Dataset and Data Preparation</w:t>
       </w:r>
     </w:p>
-    <w:bookmarkStart w:id="58" w:name="data-source-and-collection"/>
+    <w:bookmarkStart w:id="55" w:name="data-source-and-collection"/>
     <w:p>
       <w:pPr>
         <w:pStyle w:val="Heading2"/>
@@ -13598,8 +13003,8 @@
         <w:t xml:space="preserve">.</w:t>
       </w:r>
     </w:p>
-    <w:bookmarkEnd w:id="58"/>
-    <w:bookmarkStart w:id="59" w:name="structure-and-attributes"/>
+    <w:bookmarkEnd w:id="55"/>
+    <w:bookmarkStart w:id="56" w:name="structure-and-attributes"/>
     <w:p>
       <w:pPr>
         <w:pStyle w:val="Heading2"/>
@@ -14363,8 +13768,8 @@
         <w:t xml:space="preserve">overflowed. The automated tests caught this on synthetic data.</w:t>
       </w:r>
     </w:p>
-    <w:bookmarkEnd w:id="59"/>
-    <w:bookmarkStart w:id="60" w:name="X872c0c7bf2eb129aff43ff17e78fba216c33cd4"/>
+    <w:bookmarkEnd w:id="56"/>
+    <w:bookmarkStart w:id="57" w:name="X872c0c7bf2eb129aff43ff17e78fba216c33cd4"/>
     <w:p>
       <w:pPr>
         <w:pStyle w:val="Heading2"/>
@@ -14595,8 +14000,8 @@
         <w:t xml:space="preserve">. Together these two departments hold 115,482 order lines (0.34%).</w:t>
       </w:r>
     </w:p>
-    <w:bookmarkEnd w:id="60"/>
-    <w:bookmarkStart w:id="61" w:name="data-preparation-operations"/>
+    <w:bookmarkEnd w:id="57"/>
+    <w:bookmarkStart w:id="58" w:name="data-preparation-operations"/>
     <w:p>
       <w:pPr>
         <w:pStyle w:val="Heading2"/>
@@ -15380,8 +14785,8 @@
         </w:tc>
       </w:tr>
     </w:tbl>
-    <w:bookmarkEnd w:id="61"/>
-    <w:bookmarkStart w:id="62" w:name="data-quality-considerations"/>
+    <w:bookmarkEnd w:id="58"/>
+    <w:bookmarkStart w:id="59" w:name="data-quality-considerations"/>
     <w:p>
       <w:pPr>
         <w:pStyle w:val="Heading2"/>
@@ -15611,9 +15016,9 @@
         </w:pict>
       </w:r>
     </w:p>
-    <w:bookmarkEnd w:id="62"/>
-    <w:bookmarkEnd w:id="63"/>
-    <w:bookmarkStart w:id="75" w:name="dmdw-concepts-and-methodology"/>
+    <w:bookmarkEnd w:id="59"/>
+    <w:bookmarkEnd w:id="60"/>
+    <w:bookmarkStart w:id="72" w:name="dmdw-concepts-and-methodology"/>
     <w:p>
       <w:pPr>
         <w:pStyle w:val="Heading1"/>
@@ -16500,7 +15905,7 @@
         </w:tc>
       </w:tr>
     </w:tbl>
-    <w:bookmarkStart w:id="64" w:name="data-mining-and-knowledge-discovery"/>
+    <w:bookmarkStart w:id="61" w:name="data-mining-and-knowledge-discovery"/>
     <w:p>
       <w:pPr>
         <w:pStyle w:val="Heading2"/>
@@ -16676,8 +16081,8 @@
         <w:t xml:space="preserve">The EDA is descriptive. It does not include significance tests or confidence intervals.</w:t>
       </w:r>
     </w:p>
-    <w:bookmarkEnd w:id="64"/>
-    <w:bookmarkStart w:id="65" w:name="Xb0819df738c4d3727966aade44003c368183b8d"/>
+    <w:bookmarkEnd w:id="61"/>
+    <w:bookmarkStart w:id="62" w:name="Xb0819df738c4d3727966aade44003c368183b8d"/>
     <w:p>
       <w:pPr>
         <w:pStyle w:val="Heading2"/>
@@ -17014,8 +16419,8 @@
         <w:t xml:space="preserve">, so segmentation must be run again afterwards.</w:t>
       </w:r>
     </w:p>
-    <w:bookmarkEnd w:id="65"/>
-    <w:bookmarkStart w:id="69" w:name="Xc8833d95bbbe73834bba9536f3334d060e5acbb"/>
+    <w:bookmarkEnd w:id="62"/>
+    <w:bookmarkStart w:id="66" w:name="Xc8833d95bbbe73834bba9536f3334d060e5acbb"/>
     <w:p>
       <w:pPr>
         <w:pStyle w:val="Heading2"/>
@@ -18126,18 +17531,18 @@
           <wp:inline>
             <wp:extent cx="5334000" cy="3531219"/>
             <wp:effectExtent b="0" l="0" r="0" t="0"/>
-            <wp:docPr descr="Star schema of the StoreSense warehouse" title="" id="67" name="Picture"/>
+            <wp:docPr descr="Star schema of the StoreSense warehouse" title="" id="64" name="Picture"/>
             <a:graphic>
               <a:graphicData uri="http://schemas.openxmlformats.org/drawingml/2006/picture">
                 <pic:pic>
                   <pic:nvPicPr>
-                    <pic:cNvPr descr="figures/star_schema.png" id="68" name="Picture"/>
+                    <pic:cNvPr descr="figures/star_schema.png" id="65" name="Picture"/>
                     <pic:cNvPicPr>
                       <a:picLocks noChangeArrowheads="1" noChangeAspect="1"/>
                     </pic:cNvPicPr>
                   </pic:nvPicPr>
                   <pic:blipFill>
-                    <a:blip r:embed="rId66"/>
+                    <a:blip r:embed="rId63"/>
                     <a:stretch>
                       <a:fillRect/>
                     </a:stretch>
@@ -18190,8 +17595,8 @@
         <w:t xml:space="preserve">No surrogate keys or slowly changing dimensions, because the data is a single snapshot. The time dimension has no calendar level.</w:t>
       </w:r>
     </w:p>
-    <w:bookmarkEnd w:id="69"/>
-    <w:bookmarkStart w:id="70" w:name="olap-operations"/>
+    <w:bookmarkEnd w:id="66"/>
+    <w:bookmarkStart w:id="67" w:name="olap-operations"/>
     <w:p>
       <w:pPr>
         <w:pStyle w:val="Heading2"/>
@@ -18938,8 +18343,8 @@
         <w:t xml:space="preserve">are order-line counts (no prices). All demo queries ran in 0.4 s or less, but no formal benchmark against a non-warehouse baseline was run.</w:t>
       </w:r>
     </w:p>
-    <w:bookmarkEnd w:id="70"/>
-    <w:bookmarkStart w:id="71" w:name="Xe1dd05a2ada5c82bd42faed135e27b714ce83cf"/>
+    <w:bookmarkEnd w:id="67"/>
+    <w:bookmarkStart w:id="68" w:name="Xe1dd05a2ada5c82bd42faed135e27b714ce83cf"/>
     <w:p>
       <w:pPr>
         <w:pStyle w:val="Heading2"/>
@@ -20119,8 +19524,8 @@
         <w:t xml:space="preserve">Sampled orders; only the top 1,000 products; itemsets capped at 3; rules show association, not causation; the benchmark was run once per setting on one machine.</w:t>
       </w:r>
     </w:p>
-    <w:bookmarkEnd w:id="71"/>
-    <w:bookmarkStart w:id="72" w:name="Xc944a3f65c09ed85b09ba4068dc04ad99c07dc5"/>
+    <w:bookmarkEnd w:id="68"/>
+    <w:bookmarkStart w:id="69" w:name="Xc944a3f65c09ed85b09ba4068dc04ad99c07dc5"/>
     <w:p>
       <w:pPr>
         <w:pStyle w:val="Heading2"/>
@@ -21180,8 +20585,8 @@
         <w:t xml:space="preserve">Weak to moderate structure (silhouette ≈ 0.27), so the segments overlap; K-Means assumes compact, similar-sized clusters; the monetary and recency features are proxies.</w:t>
       </w:r>
     </w:p>
-    <w:bookmarkEnd w:id="72"/>
-    <w:bookmarkStart w:id="73" w:name="X153358f938f94ec1747624c6bf3cb7710dfbc70"/>
+    <w:bookmarkEnd w:id="69"/>
+    <w:bookmarkStart w:id="70" w:name="X153358f938f94ec1747624c6bf3cb7710dfbc70"/>
     <w:p>
       <w:pPr>
         <w:pStyle w:val="Heading2"/>
@@ -22005,8 +21410,8 @@
         <w:t xml:space="preserve">One split, no hyper-parameter tuning, a 22.9% sample of eligible users, and no first-time purchases among the candidates by design.</w:t>
       </w:r>
     </w:p>
-    <w:bookmarkEnd w:id="73"/>
-    <w:bookmarkStart w:id="74" w:name="X61414fdfe9a365129771fb0e23050675c317379"/>
+    <w:bookmarkEnd w:id="70"/>
+    <w:bookmarkStart w:id="71" w:name="X61414fdfe9a365129771fb0e23050675c317379"/>
     <w:p>
       <w:pPr>
         <w:pStyle w:val="Heading2"/>
@@ -22067,9 +21472,9 @@
         </w:pict>
       </w:r>
     </w:p>
-    <w:bookmarkEnd w:id="74"/>
-    <w:bookmarkEnd w:id="75"/>
-    <w:bookmarkStart w:id="84" w:name="implementation-details"/>
+    <w:bookmarkEnd w:id="71"/>
+    <w:bookmarkEnd w:id="72"/>
+    <w:bookmarkStart w:id="99" w:name="implementation-details"/>
     <w:p>
       <w:pPr>
         <w:pStyle w:val="Heading1"/>
@@ -22078,7 +21483,7 @@
         <w:t xml:space="preserve">9. Implementation Details</w:t>
       </w:r>
     </w:p>
-    <w:bookmarkStart w:id="76" w:name="project-structure"/>
+    <w:bookmarkStart w:id="73" w:name="project-structure"/>
     <w:p>
       <w:pPr>
         <w:pStyle w:val="Heading2"/>
@@ -22322,8 +21727,8 @@
         <w:t xml:space="preserve">Code size (lines, including comments): ETL 521, mining 906, dashboard 996, common 70, SQL 284, tests 1,236.</w:t>
       </w:r>
     </w:p>
-    <w:bookmarkEnd w:id="76"/>
-    <w:bookmarkStart w:id="77" w:name="module-level-implementation"/>
+    <w:bookmarkEnd w:id="73"/>
+    <w:bookmarkStart w:id="74" w:name="module-level-implementation"/>
     <w:p>
       <w:pPr>
         <w:pStyle w:val="Heading2"/>
@@ -22688,8 +22093,8 @@
         <w:t xml:space="preserve">menu is always used.</w:t>
       </w:r>
     </w:p>
-    <w:bookmarkEnd w:id="77"/>
-    <w:bookmarkStart w:id="78" w:name="data-processing"/>
+    <w:bookmarkEnd w:id="74"/>
+    <w:bookmarkStart w:id="75" w:name="data-processing"/>
     <w:p>
       <w:pPr>
         <w:pStyle w:val="Heading2"/>
@@ -22706,8 +22111,8 @@
         <w:t xml:space="preserve">The processing pipeline is the ETL described in Sections 6.3 and 8.2. All ETL processing happens in DuckDB SQL. Only mining inputs that fit comfortably in memory (sampled baskets, per-user features, a 30,000-user pair table) are brought into pandas.</w:t>
       </w:r>
     </w:p>
-    <w:bookmarkEnd w:id="78"/>
-    <w:bookmarkStart w:id="79" w:name="analytical-components"/>
+    <w:bookmarkEnd w:id="75"/>
+    <w:bookmarkStart w:id="76" w:name="analytical-components"/>
     <w:p>
       <w:pPr>
         <w:pStyle w:val="Heading2"/>
@@ -23169,8 +22574,8 @@
         </w:tc>
       </w:tr>
     </w:tbl>
-    <w:bookmarkEnd w:id="79"/>
-    <w:bookmarkStart w:id="80" w:name="database-and-storage"/>
+    <w:bookmarkEnd w:id="76"/>
+    <w:bookmarkStart w:id="77" w:name="database-and-storage"/>
     <w:p>
       <w:pPr>
         <w:pStyle w:val="Heading2"/>
@@ -23415,8 +22820,8 @@
         <w:t xml:space="preserve">.</w:t>
       </w:r>
     </w:p>
-    <w:bookmarkEnd w:id="80"/>
-    <w:bookmarkStart w:id="81" w:name="user-interface"/>
+    <w:bookmarkEnd w:id="77"/>
+    <w:bookmarkStart w:id="96" w:name="user-interface"/>
     <w:p>
       <w:pPr>
         <w:pStyle w:val="Heading2"/>
@@ -23775,17 +23180,419 @@
           <w:i/>
           <w:iCs/>
         </w:rPr>
-        <w:t xml:space="preserve">Screenshots:</w:t>
-      </w:r>
-      <w:r>
-        <w:t xml:space="preserve"> </w:t>
-      </w:r>
-      <w:r>
-        <w:t xml:space="preserve">the repository does not contain screenshots of the dashboard. They should be captured from the running app and inserted here before submission (see the checklist): Overview, each OLAP tab, Basket Rules, Customer Segments and Reorder Model.</w:t>
-      </w:r>
-    </w:p>
-    <w:bookmarkEnd w:id="81"/>
-    <w:bookmarkStart w:id="82" w:name="integration"/>
+        <w:t xml:space="preserve">Screenshots</w:t>
+      </w:r>
+      <w:r>
+        <w:t xml:space="preserve"> </w:t>
+      </w:r>
+      <w:r>
+        <w:t xml:space="preserve">(taken on 15 October 2026 from the dashboard running locally on the full warehouse, light theme):</w:t>
+      </w:r>
+    </w:p>
+    <w:p>
+      <w:pPr>
+        <w:pStyle w:val="BodyText"/>
+      </w:pPr>
+      <w:r>
+        <w:rPr>
+          <w:b/>
+          <w:bCs/>
+        </w:rPr>
+        <w:t xml:space="preserve">Figure 9.1 – Overview page: headline KPIs, orders by hour for each day, top departments</w:t>
+      </w:r>
+    </w:p>
+    <w:p>
+      <w:pPr>
+        <w:pStyle w:val="CaptionedFigure"/>
+      </w:pPr>
+      <w:r>
+        <w:drawing>
+          <wp:inline>
+            <wp:extent cx="5334000" cy="2988027"/>
+            <wp:effectExtent b="0" l="0" r="0" t="0"/>
+            <wp:docPr descr="Overview page: headline KPIs, orders by hour for each day, top departments" title="" id="79" name="Picture"/>
+            <a:graphic>
+              <a:graphicData uri="http://schemas.openxmlformats.org/drawingml/2006/picture">
+                <pic:pic>
+                  <pic:nvPicPr>
+                    <pic:cNvPr descr="figures/dashboard_overview.png" id="80" name="Picture"/>
+                    <pic:cNvPicPr>
+                      <a:picLocks noChangeArrowheads="1" noChangeAspect="1"/>
+                    </pic:cNvPicPr>
+                  </pic:nvPicPr>
+                  <pic:blipFill>
+                    <a:blip r:embed="rId78"/>
+                    <a:stretch>
+                      <a:fillRect/>
+                    </a:stretch>
+                  </pic:blipFill>
+                  <pic:spPr bwMode="auto">
+                    <a:xfrm>
+                      <a:off x="0" y="0"/>
+                      <a:ext cx="5334000" cy="2988027"/>
+                    </a:xfrm>
+                    <a:prstGeom prst="rect">
+                      <a:avLst/>
+                    </a:prstGeom>
+                    <a:noFill/>
+                    <a:ln w="9525">
+                      <a:noFill/>
+                      <a:headEnd/>
+                      <a:tailEnd/>
+                    </a:ln>
+                  </pic:spPr>
+                </pic:pic>
+              </a:graphicData>
+            </a:graphic>
+          </wp:inline>
+        </w:drawing>
+      </w:r>
+    </w:p>
+    <w:p>
+      <w:pPr>
+        <w:pStyle w:val="ImageCaption"/>
+      </w:pPr>
+      <w:r>
+        <w:t xml:space="preserve">Overview page: headline KPIs, orders by hour for each day, top departments</w:t>
+      </w:r>
+    </w:p>
+    <w:p>
+      <w:pPr>
+        <w:pStyle w:val="BodyText"/>
+      </w:pPr>
+      <w:r>
+        <w:rPr>
+          <w:b/>
+          <w:bCs/>
+        </w:rPr>
+        <w:t xml:space="preserve">Figure 9.2 – OLAP Explorer, roll-up and drill-down tab (department &gt; aisle, grand total 33,819,106)</w:t>
+      </w:r>
+    </w:p>
+    <w:p>
+      <w:pPr>
+        <w:pStyle w:val="CaptionedFigure"/>
+      </w:pPr>
+      <w:r>
+        <w:drawing>
+          <wp:inline>
+            <wp:extent cx="5334000" cy="3163358"/>
+            <wp:effectExtent b="0" l="0" r="0" t="0"/>
+            <wp:docPr descr="OLAP Explorer, roll-up and drill-down tab (department &gt; aisle, grand total 33,819,106)" title="" id="82" name="Picture"/>
+            <a:graphic>
+              <a:graphicData uri="http://schemas.openxmlformats.org/drawingml/2006/picture">
+                <pic:pic>
+                  <pic:nvPicPr>
+                    <pic:cNvPr descr="figures/dashboard_olap_rollup.png" id="83" name="Picture"/>
+                    <pic:cNvPicPr>
+                      <a:picLocks noChangeArrowheads="1" noChangeAspect="1"/>
+                    </pic:cNvPicPr>
+                  </pic:nvPicPr>
+                  <pic:blipFill>
+                    <a:blip r:embed="rId81"/>
+                    <a:stretch>
+                      <a:fillRect/>
+                    </a:stretch>
+                  </pic:blipFill>
+                  <pic:spPr bwMode="auto">
+                    <a:xfrm>
+                      <a:off x="0" y="0"/>
+                      <a:ext cx="5334000" cy="3163358"/>
+                    </a:xfrm>
+                    <a:prstGeom prst="rect">
+                      <a:avLst/>
+                    </a:prstGeom>
+                    <a:noFill/>
+                    <a:ln w="9525">
+                      <a:noFill/>
+                      <a:headEnd/>
+                      <a:tailEnd/>
+                    </a:ln>
+                  </pic:spPr>
+                </pic:pic>
+              </a:graphicData>
+            </a:graphic>
+          </wp:inline>
+        </w:drawing>
+      </w:r>
+    </w:p>
+    <w:p>
+      <w:pPr>
+        <w:pStyle w:val="ImageCaption"/>
+      </w:pPr>
+      <w:r>
+        <w:t xml:space="preserve">OLAP Explorer, roll-up and drill-down tab (department &gt; aisle, grand total 33,819,106)</w:t>
+      </w:r>
+    </w:p>
+    <w:p>
+      <w:pPr>
+        <w:pStyle w:val="BodyText"/>
+      </w:pPr>
+      <w:r>
+        <w:rPr>
+          <w:b/>
+          <w:bCs/>
+        </w:rPr>
+        <w:t xml:space="preserve">Figure 9.3 – OLAP Explorer, 3-D cube tab (department × day of week × hour band, 588 cells)</w:t>
+      </w:r>
+    </w:p>
+    <w:p>
+      <w:pPr>
+        <w:pStyle w:val="CaptionedFigure"/>
+      </w:pPr>
+      <w:r>
+        <w:drawing>
+          <wp:inline>
+            <wp:extent cx="5334000" cy="3272013"/>
+            <wp:effectExtent b="0" l="0" r="0" t="0"/>
+            <wp:docPr descr="OLAP Explorer, 3-D cube tab (department × day of week × hour band, 588 cells)" title="" id="85" name="Picture"/>
+            <a:graphic>
+              <a:graphicData uri="http://schemas.openxmlformats.org/drawingml/2006/picture">
+                <pic:pic>
+                  <pic:nvPicPr>
+                    <pic:cNvPr descr="figures/dashboard_olap_cube.png" id="86" name="Picture"/>
+                    <pic:cNvPicPr>
+                      <a:picLocks noChangeArrowheads="1" noChangeAspect="1"/>
+                    </pic:cNvPicPr>
+                  </pic:nvPicPr>
+                  <pic:blipFill>
+                    <a:blip r:embed="rId84"/>
+                    <a:stretch>
+                      <a:fillRect/>
+                    </a:stretch>
+                  </pic:blipFill>
+                  <pic:spPr bwMode="auto">
+                    <a:xfrm>
+                      <a:off x="0" y="0"/>
+                      <a:ext cx="5334000" cy="3272013"/>
+                    </a:xfrm>
+                    <a:prstGeom prst="rect">
+                      <a:avLst/>
+                    </a:prstGeom>
+                    <a:noFill/>
+                    <a:ln w="9525">
+                      <a:noFill/>
+                      <a:headEnd/>
+                      <a:tailEnd/>
+                    </a:ln>
+                  </pic:spPr>
+                </pic:pic>
+              </a:graphicData>
+            </a:graphic>
+          </wp:inline>
+        </w:drawing>
+      </w:r>
+    </w:p>
+    <w:p>
+      <w:pPr>
+        <w:pStyle w:val="ImageCaption"/>
+      </w:pPr>
+      <w:r>
+        <w:t xml:space="preserve">OLAP Explorer, 3-D cube tab (department × day of week × hour band, 588 cells)</w:t>
+      </w:r>
+    </w:p>
+    <w:p>
+      <w:pPr>
+        <w:pStyle w:val="BodyText"/>
+      </w:pPr>
+      <w:r>
+        <w:rPr>
+          <w:b/>
+          <w:bCs/>
+        </w:rPr>
+        <w:t xml:space="preserve">Figure 9.4 – Basket Rules page: aisle-level rules sorted by lift, with filters and plain-English interpretations</w:t>
+      </w:r>
+    </w:p>
+    <w:p>
+      <w:pPr>
+        <w:pStyle w:val="CaptionedFigure"/>
+      </w:pPr>
+      <w:r>
+        <w:drawing>
+          <wp:inline>
+            <wp:extent cx="5334000" cy="3163358"/>
+            <wp:effectExtent b="0" l="0" r="0" t="0"/>
+            <wp:docPr descr="Basket Rules page: aisle-level rules sorted by lift, with filters and plain-English interpretations" title="" id="88" name="Picture"/>
+            <a:graphic>
+              <a:graphicData uri="http://schemas.openxmlformats.org/drawingml/2006/picture">
+                <pic:pic>
+                  <pic:nvPicPr>
+                    <pic:cNvPr descr="figures/dashboard_rules.png" id="89" name="Picture"/>
+                    <pic:cNvPicPr>
+                      <a:picLocks noChangeArrowheads="1" noChangeAspect="1"/>
+                    </pic:cNvPicPr>
+                  </pic:nvPicPr>
+                  <pic:blipFill>
+                    <a:blip r:embed="rId87"/>
+                    <a:stretch>
+                      <a:fillRect/>
+                    </a:stretch>
+                  </pic:blipFill>
+                  <pic:spPr bwMode="auto">
+                    <a:xfrm>
+                      <a:off x="0" y="0"/>
+                      <a:ext cx="5334000" cy="3163358"/>
+                    </a:xfrm>
+                    <a:prstGeom prst="rect">
+                      <a:avLst/>
+                    </a:prstGeom>
+                    <a:noFill/>
+                    <a:ln w="9525">
+                      <a:noFill/>
+                      <a:headEnd/>
+                      <a:tailEnd/>
+                    </a:ln>
+                  </pic:spPr>
+                </pic:pic>
+              </a:graphicData>
+            </a:graphic>
+          </wp:inline>
+        </w:drawing>
+      </w:r>
+    </w:p>
+    <w:p>
+      <w:pPr>
+        <w:pStyle w:val="ImageCaption"/>
+      </w:pPr>
+      <w:r>
+        <w:t xml:space="preserve">Basket Rules page: aisle-level rules sorted by lift, with filters and plain-English interpretations</w:t>
+      </w:r>
+    </w:p>
+    <w:p>
+      <w:pPr>
+        <w:pStyle w:val="BodyText"/>
+      </w:pPr>
+      <w:r>
+        <w:rPr>
+          <w:b/>
+          <w:bCs/>
+        </w:rPr>
+        <w:t xml:space="preserve">Figure 9.5 – Customer Segments page: segment sizes and each segment against the average user</w:t>
+      </w:r>
+    </w:p>
+    <w:p>
+      <w:pPr>
+        <w:pStyle w:val="CaptionedFigure"/>
+      </w:pPr>
+      <w:r>
+        <w:drawing>
+          <wp:inline>
+            <wp:extent cx="5334000" cy="2839861"/>
+            <wp:effectExtent b="0" l="0" r="0" t="0"/>
+            <wp:docPr descr="Customer Segments page: segment sizes and each segment against the average user" title="" id="91" name="Picture"/>
+            <a:graphic>
+              <a:graphicData uri="http://schemas.openxmlformats.org/drawingml/2006/picture">
+                <pic:pic>
+                  <pic:nvPicPr>
+                    <pic:cNvPr descr="figures/dashboard_segments.png" id="92" name="Picture"/>
+                    <pic:cNvPicPr>
+                      <a:picLocks noChangeArrowheads="1" noChangeAspect="1"/>
+                    </pic:cNvPicPr>
+                  </pic:nvPicPr>
+                  <pic:blipFill>
+                    <a:blip r:embed="rId90"/>
+                    <a:stretch>
+                      <a:fillRect/>
+                    </a:stretch>
+                  </pic:blipFill>
+                  <pic:spPr bwMode="auto">
+                    <a:xfrm>
+                      <a:off x="0" y="0"/>
+                      <a:ext cx="5334000" cy="2839861"/>
+                    </a:xfrm>
+                    <a:prstGeom prst="rect">
+                      <a:avLst/>
+                    </a:prstGeom>
+                    <a:noFill/>
+                    <a:ln w="9525">
+                      <a:noFill/>
+                      <a:headEnd/>
+                      <a:tailEnd/>
+                    </a:ln>
+                  </pic:spPr>
+                </pic:pic>
+              </a:graphicData>
+            </a:graphic>
+          </wp:inline>
+        </w:drawing>
+      </w:r>
+    </w:p>
+    <w:p>
+      <w:pPr>
+        <w:pStyle w:val="ImageCaption"/>
+      </w:pPr>
+      <w:r>
+        <w:t xml:space="preserve">Customer Segments page: segment sizes and each segment against the average user</w:t>
+      </w:r>
+    </w:p>
+    <w:p>
+      <w:pPr>
+        <w:pStyle w:val="BodyText"/>
+      </w:pPr>
+      <w:r>
+        <w:rPr>
+          <w:b/>
+          <w:bCs/>
+        </w:rPr>
+        <w:t xml:space="preserve">Figure 9.6 – Reorder Model page: headline metrics, the two models compared, feature importance</w:t>
+      </w:r>
+    </w:p>
+    <w:p>
+      <w:pPr>
+        <w:pStyle w:val="CaptionedFigure"/>
+      </w:pPr>
+      <w:r>
+        <w:drawing>
+          <wp:inline>
+            <wp:extent cx="5334000" cy="3049763"/>
+            <wp:effectExtent b="0" l="0" r="0" t="0"/>
+            <wp:docPr descr="Reorder Model page: headline metrics, the two models compared, feature importance" title="" id="94" name="Picture"/>
+            <a:graphic>
+              <a:graphicData uri="http://schemas.openxmlformats.org/drawingml/2006/picture">
+                <pic:pic>
+                  <pic:nvPicPr>
+                    <pic:cNvPr descr="figures/dashboard_reorder.png" id="95" name="Picture"/>
+                    <pic:cNvPicPr>
+                      <a:picLocks noChangeArrowheads="1" noChangeAspect="1"/>
+                    </pic:cNvPicPr>
+                  </pic:nvPicPr>
+                  <pic:blipFill>
+                    <a:blip r:embed="rId93"/>
+                    <a:stretch>
+                      <a:fillRect/>
+                    </a:stretch>
+                  </pic:blipFill>
+                  <pic:spPr bwMode="auto">
+                    <a:xfrm>
+                      <a:off x="0" y="0"/>
+                      <a:ext cx="5334000" cy="3049763"/>
+                    </a:xfrm>
+                    <a:prstGeom prst="rect">
+                      <a:avLst/>
+                    </a:prstGeom>
+                    <a:noFill/>
+                    <a:ln w="9525">
+                      <a:noFill/>
+                      <a:headEnd/>
+                      <a:tailEnd/>
+                    </a:ln>
+                  </pic:spPr>
+                </pic:pic>
+              </a:graphicData>
+            </a:graphic>
+          </wp:inline>
+        </w:drawing>
+      </w:r>
+    </w:p>
+    <w:p>
+      <w:pPr>
+        <w:pStyle w:val="ImageCaption"/>
+      </w:pPr>
+      <w:r>
+        <w:t xml:space="preserve">Reorder Model page: headline metrics, the two models compared, feature importance</w:t>
+      </w:r>
+    </w:p>
+    <w:bookmarkEnd w:id="96"/>
+    <w:bookmarkStart w:id="97" w:name="integration"/>
     <w:p>
       <w:pPr>
         <w:pStyle w:val="Heading2"/>
@@ -23932,7 +23739,7 @@
         <w:t xml:space="preserve">handoff/PHASE4_SHARED_CONTRACT.md</w:t>
       </w:r>
       <w:r>
-        <w:t xml:space="preserve">, exists in the repository owner’s working copy but is excluded from git, so it is not in the GitHub repository; see the checklist.)</w:t>
+        <w:t xml:space="preserve">, exists in the repository owner’s working copy but is excluded from git, so it is not in the GitHub repository.)</w:t>
       </w:r>
     </w:p>
     <w:p>
@@ -23974,8 +23781,8 @@
         <w:t xml:space="preserve">, used by the Basket Rules page.</w:t>
       </w:r>
     </w:p>
-    <w:bookmarkEnd w:id="82"/>
-    <w:bookmarkStart w:id="83" w:name="important-code-examples"/>
+    <w:bookmarkEnd w:id="97"/>
+    <w:bookmarkStart w:id="98" w:name="important-code-examples"/>
     <w:p>
       <w:pPr>
         <w:pStyle w:val="Heading2"/>
@@ -24827,9 +24634,9 @@
         </w:pict>
       </w:r>
     </w:p>
-    <w:bookmarkEnd w:id="83"/>
-    <w:bookmarkEnd w:id="84"/>
-    <w:bookmarkStart w:id="114" w:name="results-and-discussion"/>
+    <w:bookmarkEnd w:id="98"/>
+    <w:bookmarkEnd w:id="99"/>
+    <w:bookmarkStart w:id="129" w:name="results-and-discussion"/>
     <w:p>
       <w:pPr>
         <w:pStyle w:val="Heading1"/>
@@ -24873,7 +24680,7 @@
         <w:t xml:space="preserve">. The warehouse row counts and the 23 validation checks were re-run on 15 October 2026 and gave the same values.</w:t>
       </w:r>
     </w:p>
-    <w:bookmarkStart w:id="85" w:name="features-successfully-implemented"/>
+    <w:bookmarkStart w:id="100" w:name="features-successfully-implemented"/>
     <w:p>
       <w:pPr>
         <w:pStyle w:val="Heading2"/>
@@ -25312,8 +25119,8 @@
         </w:tc>
       </w:tr>
     </w:tbl>
-    <w:bookmarkEnd w:id="85"/>
-    <w:bookmarkStart w:id="86" w:name="warehouse"/>
+    <w:bookmarkEnd w:id="100"/>
+    <w:bookmarkStart w:id="101" w:name="warehouse"/>
     <w:p>
       <w:pPr>
         <w:pStyle w:val="Heading2"/>
@@ -25624,8 +25431,8 @@
         <w:t xml:space="preserve">The two load times come from different runs recorded in sections 1 and 2 of the team’s technical report. The machine and conditions of each run were not recorded, so the difference cannot be explained from the available evidence.</w:t>
       </w:r>
     </w:p>
-    <w:bookmarkEnd w:id="86"/>
-    <w:bookmarkStart w:id="87" w:name="olap-findings"/>
+    <w:bookmarkEnd w:id="101"/>
+    <w:bookmarkStart w:id="102" w:name="olap-findings"/>
     <w:p>
       <w:pPr>
         <w:pStyle w:val="Heading2"/>
@@ -26125,8 +25932,8 @@
         <w:t xml:space="preserve">Demand is concentrated in a few departments and in time, which matters for stock, staffing and delivery slots. The day names depend on the assumption that day 0 is Sunday.</w:t>
       </w:r>
     </w:p>
-    <w:bookmarkEnd w:id="87"/>
-    <w:bookmarkStart w:id="94" w:name="X2ed7a9ba3e3e3655b2b0854d64a808b8a610a82"/>
+    <w:bookmarkEnd w:id="102"/>
+    <w:bookmarkStart w:id="109" w:name="X2ed7a9ba3e3e3655b2b0854d64a808b8a610a82"/>
     <w:p>
       <w:pPr>
         <w:pStyle w:val="Heading2"/>
@@ -27462,18 +27269,18 @@
           <wp:inline>
             <wp:extent cx="5334000" cy="2036618"/>
             <wp:effectExtent b="0" l="0" r="0" t="0"/>
-            <wp:docPr descr="Runtime of Apriori and FP-Growth" title="" id="89" name="Picture"/>
+            <wp:docPr descr="Runtime of Apriori and FP-Growth" title="" id="104" name="Picture"/>
             <a:graphic>
               <a:graphicData uri="http://schemas.openxmlformats.org/drawingml/2006/picture">
                 <pic:pic>
                   <pic:nvPicPr>
-                    <pic:cNvPr descr="figures/benchmark_runtime.png" id="90" name="Picture"/>
+                    <pic:cNvPr descr="figures/benchmark_runtime.png" id="105" name="Picture"/>
                     <pic:cNvPicPr>
                       <a:picLocks noChangeArrowheads="1" noChangeAspect="1"/>
                     </pic:cNvPicPr>
                   </pic:nvPicPr>
                   <pic:blipFill>
-                    <a:blip r:embed="rId88"/>
+                    <a:blip r:embed="rId103"/>
                     <a:stretch>
                       <a:fillRect/>
                     </a:stretch>
@@ -27529,18 +27336,18 @@
           <wp:inline>
             <wp:extent cx="5334000" cy="2036618"/>
             <wp:effectExtent b="0" l="0" r="0" t="0"/>
-            <wp:docPr descr="Peak memory of Apriori and FP-Growth" title="" id="92" name="Picture"/>
+            <wp:docPr descr="Peak memory of Apriori and FP-Growth" title="" id="107" name="Picture"/>
             <a:graphic>
               <a:graphicData uri="http://schemas.openxmlformats.org/drawingml/2006/picture">
                 <pic:pic>
                   <pic:nvPicPr>
-                    <pic:cNvPr descr="figures/benchmark_memory.png" id="93" name="Picture"/>
+                    <pic:cNvPr descr="figures/benchmark_memory.png" id="108" name="Picture"/>
                     <pic:cNvPicPr>
                       <a:picLocks noChangeArrowheads="1" noChangeAspect="1"/>
                     </pic:cNvPicPr>
                   </pic:nvPicPr>
                   <pic:blipFill>
-                    <a:blip r:embed="rId91"/>
+                    <a:blip r:embed="rId106"/>
                     <a:stretch>
                       <a:fillRect/>
                     </a:stretch>
@@ -27668,8 +27475,8 @@
         <w:t xml:space="preserve">One run per setting, on one machine, with one library’s implementations.</w:t>
       </w:r>
     </w:p>
-    <w:bookmarkEnd w:id="94"/>
-    <w:bookmarkStart w:id="104" w:name="customer-segments"/>
+    <w:bookmarkEnd w:id="109"/>
+    <w:bookmarkStart w:id="119" w:name="customer-segments"/>
     <w:p>
       <w:pPr>
         <w:pStyle w:val="Heading2"/>
@@ -27715,18 +27522,18 @@
           <wp:inline>
             <wp:extent cx="5029200" cy="3657600"/>
             <wp:effectExtent b="0" l="0" r="0" t="0"/>
-            <wp:docPr descr="Elbow curve" title="" id="96" name="Picture"/>
+            <wp:docPr descr="Elbow curve" title="" id="111" name="Picture"/>
             <a:graphic>
               <a:graphicData uri="http://schemas.openxmlformats.org/drawingml/2006/picture">
                 <pic:pic>
                   <pic:nvPicPr>
-                    <pic:cNvPr descr="figures/segmentation_elbow.png" id="97" name="Picture"/>
+                    <pic:cNvPr descr="figures/segmentation_elbow.png" id="112" name="Picture"/>
                     <pic:cNvPicPr>
                       <a:picLocks noChangeArrowheads="1" noChangeAspect="1"/>
                     </pic:cNvPicPr>
                   </pic:nvPicPr>
                   <pic:blipFill>
-                    <a:blip r:embed="rId95"/>
+                    <a:blip r:embed="rId110"/>
                     <a:stretch>
                       <a:fillRect/>
                     </a:stretch>
@@ -27770,18 +27577,18 @@
           <wp:inline>
             <wp:extent cx="5029200" cy="3657600"/>
             <wp:effectExtent b="0" l="0" r="0" t="0"/>
-            <wp:docPr descr="Silhouette score" title="" id="99" name="Picture"/>
+            <wp:docPr descr="Silhouette score" title="" id="114" name="Picture"/>
             <a:graphic>
               <a:graphicData uri="http://schemas.openxmlformats.org/drawingml/2006/picture">
                 <pic:pic>
                   <pic:nvPicPr>
-                    <pic:cNvPr descr="figures/segmentation_silhouette.png" id="100" name="Picture"/>
+                    <pic:cNvPr descr="figures/segmentation_silhouette.png" id="115" name="Picture"/>
                     <pic:cNvPicPr>
                       <a:picLocks noChangeArrowheads="1" noChangeAspect="1"/>
                     </pic:cNvPicPr>
                   </pic:nvPicPr>
                   <pic:blipFill>
-                    <a:blip r:embed="rId98"/>
+                    <a:blip r:embed="rId113"/>
                     <a:stretch>
                       <a:fillRect/>
                     </a:stretch>
@@ -28796,18 +28603,18 @@
           <wp:inline>
             <wp:extent cx="5334000" cy="4191000"/>
             <wp:effectExtent b="0" l="0" r="0" t="0"/>
-            <wp:docPr descr="Segments in PCA space" title="" id="102" name="Picture"/>
+            <wp:docPr descr="Segments in PCA space" title="" id="117" name="Picture"/>
             <a:graphic>
               <a:graphicData uri="http://schemas.openxmlformats.org/drawingml/2006/picture">
                 <pic:pic>
                   <pic:nvPicPr>
-                    <pic:cNvPr descr="figures/segmentation_clusters.png" id="103" name="Picture"/>
+                    <pic:cNvPr descr="figures/segmentation_clusters.png" id="118" name="Picture"/>
                     <pic:cNvPicPr>
                       <a:picLocks noChangeArrowheads="1" noChangeAspect="1"/>
                     </pic:cNvPicPr>
                   </pic:nvPicPr>
                   <pic:blipFill>
-                    <a:blip r:embed="rId101"/>
+                    <a:blip r:embed="rId116"/>
                     <a:stretch>
                       <a:fillRect/>
                     </a:stretch>
@@ -28892,8 +28699,8 @@
         <w:t xml:space="preserve">group is 17.9% of users but buys only about 3.6% of items. The PCA plot shows the loyal group well separated and the two middle groups overlapping. This is consistent with a silhouette of about 0.27, so the segment borders should be treated as soft.</w:t>
       </w:r>
     </w:p>
-    <w:bookmarkEnd w:id="104"/>
-    <w:bookmarkStart w:id="111" w:name="reorder-prediction"/>
+    <w:bookmarkEnd w:id="119"/>
+    <w:bookmarkStart w:id="126" w:name="reorder-prediction"/>
     <w:p>
       <w:pPr>
         <w:pStyle w:val="Heading2"/>
@@ -29198,18 +29005,18 @@
           <wp:inline>
             <wp:extent cx="5029200" cy="4572000"/>
             <wp:effectExtent b="0" l="0" r="0" t="0"/>
-            <wp:docPr descr="ROC curves" title="" id="106" name="Picture"/>
+            <wp:docPr descr="ROC curves" title="" id="121" name="Picture"/>
             <a:graphic>
               <a:graphicData uri="http://schemas.openxmlformats.org/drawingml/2006/picture">
                 <pic:pic>
                   <pic:nvPicPr>
-                    <pic:cNvPr descr="figures/reorder_roc.png" id="107" name="Picture"/>
+                    <pic:cNvPr descr="figures/reorder_roc.png" id="122" name="Picture"/>
                     <pic:cNvPicPr>
                       <a:picLocks noChangeArrowheads="1" noChangeAspect="1"/>
                     </pic:cNvPicPr>
                   </pic:nvPicPr>
                   <pic:blipFill>
-                    <a:blip r:embed="rId105"/>
+                    <a:blip r:embed="rId120"/>
                     <a:stretch>
                       <a:fillRect/>
                     </a:stretch>
@@ -29265,18 +29072,18 @@
           <wp:inline>
             <wp:extent cx="5334000" cy="4103076"/>
             <wp:effectExtent b="0" l="0" r="0" t="0"/>
-            <wp:docPr descr="Feature importance" title="" id="109" name="Picture"/>
+            <wp:docPr descr="Feature importance" title="" id="124" name="Picture"/>
             <a:graphic>
               <a:graphicData uri="http://schemas.openxmlformats.org/drawingml/2006/picture">
                 <pic:pic>
                   <pic:nvPicPr>
-                    <pic:cNvPr descr="figures/reorder_feature_importance.png" id="110" name="Picture"/>
+                    <pic:cNvPr descr="figures/reorder_feature_importance.png" id="125" name="Picture"/>
                     <pic:cNvPicPr>
                       <a:picLocks noChangeArrowheads="1" noChangeAspect="1"/>
                     </pic:cNvPicPr>
                   </pic:nvPicPr>
                   <pic:blipFill>
-                    <a:blip r:embed="rId108"/>
+                    <a:blip r:embed="rId123"/>
                     <a:stretch>
                       <a:fillRect/>
                     </a:stretch>
@@ -29412,8 +29219,8 @@
         <w:t xml:space="preserve">Habit and recency predict a reorder far better than customer traits do. The gain of LightGBM over the baseline is small (0.007 ROC-AUC) and was measured on a single split without tuning, so it is not shown to be stable. A ROC-AUC well below 0.95 is consistent with the absence of leakage, though it does not prove it; the leakage test (Chapter 11, TC-23) is the stronger evidence.</w:t>
       </w:r>
     </w:p>
-    <w:bookmarkEnd w:id="111"/>
-    <w:bookmarkStart w:id="112" w:name="key-insights-summary"/>
+    <w:bookmarkEnd w:id="126"/>
+    <w:bookmarkStart w:id="127" w:name="key-insights-summary"/>
     <w:p>
       <w:pPr>
         <w:pStyle w:val="Heading2"/>
@@ -29526,8 +29333,8 @@
         <w:t xml:space="preserve">These are patterns in historical data. None of them has been tested as an intervention in a store.</w:t>
       </w:r>
     </w:p>
-    <w:bookmarkEnd w:id="112"/>
-    <w:bookmarkStart w:id="113" w:name="limitations-of-the-evaluation"/>
+    <w:bookmarkEnd w:id="127"/>
+    <w:bookmarkStart w:id="128" w:name="limitations-of-the-evaluation"/>
     <w:p>
       <w:pPr>
         <w:pStyle w:val="Heading2"/>
@@ -29625,9 +29432,9 @@
         </w:pict>
       </w:r>
     </w:p>
-    <w:bookmarkEnd w:id="113"/>
-    <w:bookmarkEnd w:id="114"/>
-    <w:bookmarkStart w:id="118" w:name="testing"/>
+    <w:bookmarkEnd w:id="128"/>
+    <w:bookmarkEnd w:id="129"/>
+    <w:bookmarkStart w:id="133" w:name="testing"/>
     <w:p>
       <w:pPr>
         <w:pStyle w:val="Heading1"/>
@@ -29636,7 +29443,7 @@
         <w:t xml:space="preserve">11. Testing</w:t>
       </w:r>
     </w:p>
-    <w:bookmarkStart w:id="115" w:name="testing-approach"/>
+    <w:bookmarkStart w:id="130" w:name="testing-approach"/>
     <w:p>
       <w:pPr>
         <w:pStyle w:val="Heading2"/>
@@ -30060,7 +29867,7 @@
               <w:pStyle w:val="Compact"/>
             </w:pPr>
             <w:r>
-              <w:t xml:space="preserve">The team reports opening each dashboard page in a browser (</w:t>
+              <w:t xml:space="preserve">Each dashboard page opened in a browser on the full warehouse and checked by eye on 15 Oct 2026 (Figures 9.1–9.6); the team also reports doing this (</w:t>
             </w:r>
             <w:r>
               <w:rPr>
@@ -30080,7 +29887,7 @@
               <w:pStyle w:val="Compact"/>
             </w:pPr>
             <w:r>
-              <w:t xml:space="preserve">Self-reported; not independently re-verified for this report</w:t>
+              <w:t xml:space="preserve">Done for the pages shown in Section 9.6</w:t>
             </w:r>
           </w:p>
         </w:tc>
@@ -30220,8 +30027,8 @@
         <w:t xml:space="preserve">.</w:t>
       </w:r>
     </w:p>
-    <w:bookmarkEnd w:id="115"/>
-    <w:bookmarkStart w:id="116" w:name="test-cases"/>
+    <w:bookmarkEnd w:id="130"/>
+    <w:bookmarkStart w:id="131" w:name="test-cases"/>
     <w:p>
       <w:pPr>
         <w:pStyle w:val="Heading2"/>
@@ -33308,40 +33115,40 @@
               <w:pStyle w:val="Compact"/>
             </w:pPr>
             <w:r>
-              <w:t xml:space="preserve">Manual inspection</w:t>
-            </w:r>
-          </w:p>
-        </w:tc>
-        <w:tc>
-          <w:tcPr/>
-          <w:p>
-            <w:pPr>
-              <w:pStyle w:val="Compact"/>
-            </w:pPr>
-            <w:r>
-              <w:t xml:space="preserve">Readable charts and tables</w:t>
-            </w:r>
-          </w:p>
-        </w:tc>
-        <w:tc>
-          <w:tcPr/>
-          <w:p>
-            <w:pPr>
-              <w:pStyle w:val="Compact"/>
-            </w:pPr>
-            <w:r>
-              <w:t xml:space="preserve">Reported by the team</w:t>
-            </w:r>
-          </w:p>
-        </w:tc>
-        <w:tc>
-          <w:tcPr/>
-          <w:p>
-            <w:pPr>
-              <w:pStyle w:val="Compact"/>
-            </w:pPr>
-            <w:r>
-              <w:t xml:space="preserve">Pending Verification</w:t>
+              <w:t xml:space="preserve">Manual inspection of the five pages</w:t>
+            </w:r>
+          </w:p>
+        </w:tc>
+        <w:tc>
+          <w:tcPr/>
+          <w:p>
+            <w:pPr>
+              <w:pStyle w:val="Compact"/>
+            </w:pPr>
+            <w:r>
+              <w:t xml:space="preserve">Readable charts and tables, real numbers</w:t>
+            </w:r>
+          </w:p>
+        </w:tc>
+        <w:tc>
+          <w:tcPr/>
+          <w:p>
+            <w:pPr>
+              <w:pStyle w:val="Compact"/>
+            </w:pPr>
+            <w:r>
+              <w:t xml:space="preserve">As expected (Figures 9.1–9.6)</w:t>
+            </w:r>
+          </w:p>
+        </w:tc>
+        <w:tc>
+          <w:tcPr/>
+          <w:p>
+            <w:pPr>
+              <w:pStyle w:val="Compact"/>
+            </w:pPr>
+            <w:r>
+              <w:t xml:space="preserve">Pass</w:t>
             </w:r>
           </w:p>
         </w:tc>
@@ -33513,8 +33320,8 @@
         <w:t xml:space="preserve">The complete list of the 90 automated tests is in Appendix E.</w:t>
       </w:r>
     </w:p>
-    <w:bookmarkEnd w:id="116"/>
-    <w:bookmarkStart w:id="117" w:name="testing-summary"/>
+    <w:bookmarkEnd w:id="131"/>
+    <w:bookmarkStart w:id="132" w:name="testing-summary"/>
     <w:p>
       <w:pPr>
         <w:pStyle w:val="Heading2"/>
@@ -33580,13 +33387,13 @@
           <w:b/>
           <w:bCs/>
         </w:rPr>
-        <w:t xml:space="preserve">Pending:</w:t>
-      </w:r>
-      <w:r>
-        <w:t xml:space="preserve"> </w:t>
-      </w:r>
-      <w:r>
-        <w:t xml:space="preserve">a manual check of each page’s appearance (reported by the team but not re-verified), confirmation that the hosted deployment works, and any usability testing.</w:t>
+        <w:t xml:space="preserve">Manual check:</w:t>
+      </w:r>
+      <w:r>
+        <w:t xml:space="preserve"> </w:t>
+      </w:r>
+      <w:r>
+        <w:t xml:space="preserve">every page was opened in a browser and checked by eye on 15 October 2026 (Figures 9.1–9.6).</w:t>
       </w:r>
     </w:p>
     <w:p>
@@ -33602,6 +33409,28 @@
           <w:b/>
           <w:bCs/>
         </w:rPr>
+        <w:t xml:space="preserve">Pending:</w:t>
+      </w:r>
+      <w:r>
+        <w:t xml:space="preserve"> </w:t>
+      </w:r>
+      <w:r>
+        <w:t xml:space="preserve">confirmation that the hosted deployment works, and any usability testing.</w:t>
+      </w:r>
+    </w:p>
+    <w:p>
+      <w:pPr>
+        <w:pStyle w:val="Compact"/>
+        <w:numPr>
+          <w:ilvl w:val="0"/>
+          <w:numId w:val="1032"/>
+        </w:numPr>
+      </w:pPr>
+      <w:r>
+        <w:rPr>
+          <w:b/>
+          <w:bCs/>
+        </w:rPr>
         <w:t xml:space="preserve">Not covered by tests:</w:t>
       </w:r>
       <w:r>
@@ -33618,9 +33447,9 @@
         </w:pict>
       </w:r>
     </w:p>
-    <w:bookmarkEnd w:id="117"/>
-    <w:bookmarkEnd w:id="118"/>
-    <w:bookmarkStart w:id="119" w:name="X847e0eccf3f3de7c66afda8ce90432abb39ebb2"/>
+    <w:bookmarkEnd w:id="132"/>
+    <w:bookmarkEnd w:id="133"/>
+    <w:bookmarkStart w:id="134" w:name="X847e0eccf3f3de7c66afda8ce90432abb39ebb2"/>
     <w:p>
       <w:pPr>
         <w:pStyle w:val="Heading1"/>
@@ -33629,8 +33458,8 @@
         <w:t xml:space="preserve">PART II — TEAM CONTRIBUTION AND INDIVIDUAL RESPONSIBILITIES</w:t>
       </w:r>
     </w:p>
-    <w:bookmarkEnd w:id="119"/>
-    <w:bookmarkStart w:id="135" w:name="X4aa4ab9bf1b14ba197d63e702e15f72b8e37047"/>
+    <w:bookmarkEnd w:id="134"/>
+    <w:bookmarkStart w:id="150" w:name="X4aa4ab9bf1b14ba197d63e702e15f72b8e37047"/>
     <w:p>
       <w:pPr>
         <w:pStyle w:val="Heading1"/>
@@ -33788,7 +33617,7 @@
         <w:t xml:space="preserve">: anything that the repository cannot show, such as work done outside GitHub, pair work, reviews, and slide preparation. Each such item must be confirmed by the team before submission.</w:t>
       </w:r>
     </w:p>
-    <w:bookmarkStart w:id="120" w:name="team-member-information"/>
+    <w:bookmarkStart w:id="135" w:name="team-member-information"/>
     <w:p>
       <w:pPr>
         <w:pStyle w:val="Heading2"/>
@@ -33902,7 +33731,7 @@
               <w:pStyle w:val="Compact"/>
             </w:pPr>
             <w:r>
-              <w:t xml:space="preserve">[Roll No.]</w:t>
+              <w:t xml:space="preserve">24051496</w:t>
             </w:r>
           </w:p>
         </w:tc>
@@ -33937,7 +33766,7 @@
               <w:pStyle w:val="Compact"/>
             </w:pPr>
             <w:r>
-              <w:t xml:space="preserve">Kavya [Surname] (</w:t>
+              <w:t xml:space="preserve">Kavya Agarwal (</w:t>
             </w:r>
             <w:r>
               <w:t xml:space="preserve">@Kavya-025</w:t>
@@ -33954,7 +33783,7 @@
               <w:pStyle w:val="Compact"/>
             </w:pPr>
             <w:r>
-              <w:t xml:space="preserve">[Roll No.]</w:t>
+              <w:t xml:space="preserve">24052086</w:t>
             </w:r>
           </w:p>
         </w:tc>
@@ -34007,7 +33836,7 @@
               <w:pStyle w:val="Compact"/>
             </w:pPr>
             <w:r>
-              <w:t xml:space="preserve">[Full name of member 3] (</w:t>
+              <w:t xml:space="preserve">Kartik Biswal (</w:t>
             </w:r>
             <w:r>
               <w:t xml:space="preserve">@KB-0141</w:t>
@@ -34024,7 +33853,7 @@
               <w:pStyle w:val="Compact"/>
             </w:pPr>
             <w:r>
-              <w:t xml:space="preserve">[Roll No.]</w:t>
+              <w:t xml:space="preserve">24051938</w:t>
             </w:r>
           </w:p>
         </w:tc>
@@ -34076,7 +33905,7 @@
               <w:pStyle w:val="Compact"/>
             </w:pPr>
             <w:r>
-              <w:t xml:space="preserve">[Roll No.]</w:t>
+              <w:t xml:space="preserve">24051562</w:t>
             </w:r>
           </w:p>
         </w:tc>
@@ -34140,7 +33969,7 @@
               <w:pStyle w:val="Compact"/>
             </w:pPr>
             <w:r>
-              <w:t xml:space="preserve">[Roll No.]</w:t>
+              <w:t xml:space="preserve">24051610</w:t>
             </w:r>
           </w:p>
         </w:tc>
@@ -34192,7 +34021,7 @@
               <w:pStyle w:val="Compact"/>
             </w:pPr>
             <w:r>
-              <w:t xml:space="preserve">[Roll No.]</w:t>
+              <w:t xml:space="preserve">24052654</w:t>
             </w:r>
           </w:p>
         </w:tc>
@@ -34220,8 +34049,8 @@
         </w:tc>
       </w:tr>
     </w:tbl>
-    <w:bookmarkEnd w:id="120"/>
-    <w:bookmarkStart w:id="121" w:name="work-allocation-across-the-project"/>
+    <w:bookmarkEnd w:id="135"/>
+    <w:bookmarkStart w:id="136" w:name="work-allocation-across-the-project"/>
     <w:p>
       <w:pPr>
         <w:pStyle w:val="Heading2"/>
@@ -35984,8 +35813,8 @@
         </w:tc>
       </w:tr>
     </w:tbl>
-    <w:bookmarkEnd w:id="121"/>
-    <w:bookmarkStart w:id="122" w:name="github-contribution-analysis"/>
+    <w:bookmarkEnd w:id="136"/>
+    <w:bookmarkStart w:id="137" w:name="github-contribution-analysis"/>
     <w:p>
       <w:pPr>
         <w:pStyle w:val="Heading2"/>
@@ -36386,7 +36215,7 @@
               <w:pStyle w:val="Compact"/>
             </w:pPr>
             <w:r>
-              <w:t xml:space="preserve">Kavya /</w:t>
+              <w:t xml:space="preserve">Kavya Agarwal /</w:t>
             </w:r>
             <w:r>
               <w:t xml:space="preserve"> </w:t>
@@ -36488,7 +36317,7 @@
               <w:pStyle w:val="Compact"/>
             </w:pPr>
             <w:r>
-              <w:t xml:space="preserve">[Member 3] /</w:t>
+              <w:t xml:space="preserve">Kartik Biswal /</w:t>
             </w:r>
             <w:r>
               <w:t xml:space="preserve"> </w:t>
@@ -37256,8 +37085,8 @@
         <w:t xml:space="preserve">, not as an independent measure of who did the work or how much work each person did.</w:t>
       </w:r>
     </w:p>
-    <w:bookmarkEnd w:id="122"/>
-    <w:bookmarkStart w:id="129" w:name="individual-contribution-details"/>
+    <w:bookmarkEnd w:id="137"/>
+    <w:bookmarkStart w:id="144" w:name="individual-contribution-details"/>
     <w:p>
       <w:pPr>
         <w:pStyle w:val="Heading2"/>
@@ -37287,7 +37116,7 @@
         <w:t xml:space="preserve">, in particular to add work that is not visible in GitHub.</w:t>
       </w:r>
     </w:p>
-    <w:bookmarkStart w:id="123" w:name="manish-sarkar-member-1-data-etl-lead"/>
+    <w:bookmarkStart w:id="138" w:name="manish-sarkar-member-1-data-etl-lead"/>
     <w:p>
       <w:pPr>
         <w:pStyle w:val="Heading3"/>
@@ -37683,14 +37512,14 @@
         <w:t xml:space="preserve">every other module reads the warehouse that this module builds.</w:t>
       </w:r>
     </w:p>
-    <w:bookmarkEnd w:id="123"/>
-    <w:bookmarkStart w:id="124" w:name="kavya-member-2-warehouse-olap"/>
+    <w:bookmarkEnd w:id="138"/>
+    <w:bookmarkStart w:id="139" w:name="kavya-agarwal-member-2-warehouse-olap"/>
     <w:p>
       <w:pPr>
         <w:pStyle w:val="Heading3"/>
       </w:pPr>
       <w:r>
-        <w:t xml:space="preserve">12.4.2 Kavya — Member 2, Warehouse &amp; OLAP</w:t>
+        <w:t xml:space="preserve">12.4.2 Kavya Agarwal — Member 2, Warehouse &amp; OLAP</w:t>
       </w:r>
     </w:p>
     <w:p>
@@ -38146,14 +37975,14 @@
         <w:t xml:space="preserve">the schema is the contract that the ETL loads into and that every analysis queries.</w:t>
       </w:r>
     </w:p>
-    <w:bookmarkEnd w:id="124"/>
-    <w:bookmarkStart w:id="125" w:name="X92a05a81967ae54f6af716af1a83d7f16f42824"/>
+    <w:bookmarkEnd w:id="139"/>
+    <w:bookmarkStart w:id="140" w:name="X255583f8ab39b5a7a538f36f58eec44048ff4cd"/>
     <w:p>
       <w:pPr>
         <w:pStyle w:val="Heading3"/>
       </w:pPr>
       <w:r>
-        <w:t xml:space="preserve">12.4.3 [Full name] — Member 3, Association Rules (</w:t>
+        <w:t xml:space="preserve">12.4.3 Kartik Biswal — Member 3, Association Rules (</w:t>
       </w:r>
       <w:r>
         <w:t xml:space="preserve">@KB-0141</w:t>
@@ -38510,8 +38339,8 @@
         <w:t xml:space="preserve">and supplies the dashboard’s recommendations.</w:t>
       </w:r>
     </w:p>
-    <w:bookmarkEnd w:id="125"/>
-    <w:bookmarkStart w:id="126" w:name="Xfed990f7faacc9163996dcda9c5437417291538"/>
+    <w:bookmarkEnd w:id="140"/>
+    <w:bookmarkStart w:id="141" w:name="Xfed990f7faacc9163996dcda9c5437417291538"/>
     <w:p>
       <w:pPr>
         <w:pStyle w:val="Heading3"/>
@@ -38877,8 +38706,8 @@
         <w:t xml:space="preserve">attribute to the user dimension.</w:t>
       </w:r>
     </w:p>
-    <w:bookmarkEnd w:id="126"/>
-    <w:bookmarkStart w:id="127" w:name="X10bc4e4c65c5fa29a4373b2e7395004315537b5"/>
+    <w:bookmarkEnd w:id="141"/>
+    <w:bookmarkStart w:id="142" w:name="X10bc4e4c65c5fa29a4373b2e7395004315537b5"/>
     <w:p>
       <w:pPr>
         <w:pStyle w:val="Heading3"/>
@@ -39205,8 +39034,8 @@
         <w:t xml:space="preserve">completes the stretch objective and turns the reorder pattern into a prediction.</w:t>
       </w:r>
     </w:p>
-    <w:bookmarkEnd w:id="127"/>
-    <w:bookmarkStart w:id="128" w:name="Xd951892660a9ecd3e2a90194426746175928f82"/>
+    <w:bookmarkEnd w:id="142"/>
+    <w:bookmarkStart w:id="143" w:name="Xd951892660a9ecd3e2a90194426746175928f82"/>
     <w:p>
       <w:pPr>
         <w:pStyle w:val="Heading3"/>
@@ -39539,9 +39368,9 @@
         <w:t xml:space="preserve">makes all modules visible and usable in one place.</w:t>
       </w:r>
     </w:p>
-    <w:bookmarkEnd w:id="128"/>
-    <w:bookmarkEnd w:id="129"/>
-    <w:bookmarkStart w:id="130" w:name="contribution-percentage-estimation"/>
+    <w:bookmarkEnd w:id="143"/>
+    <w:bookmarkEnd w:id="144"/>
+    <w:bookmarkStart w:id="145" w:name="contribution-percentage-estimation"/>
     <w:p>
       <w:pPr>
         <w:pStyle w:val="Heading2"/>
@@ -41840,7 +41669,7 @@
               <w:pStyle w:val="Compact"/>
             </w:pPr>
             <w:r>
-              <w:t xml:space="preserve">Kavya (M2)</w:t>
+              <w:t xml:space="preserve">Kavya Agarwal (M2)</w:t>
             </w:r>
           </w:p>
         </w:tc>
@@ -41917,7 +41746,7 @@
               <w:pStyle w:val="Compact"/>
             </w:pPr>
             <w:r>
-              <w:t xml:space="preserve">[Member 3] (M3)</w:t>
+              <w:t xml:space="preserve">Kartik Biswal (M3)</w:t>
             </w:r>
           </w:p>
         </w:tc>
@@ -42338,8 +42167,8 @@
         <w:t xml:space="preserve">. Integration roles (M1, M6) and the warehouse role (M2) carry more cross-cutting tasks, and the segmentation and reorder roles were narrower. A small scope does not mean low effort. The table says nothing about how hard each person worked, and it should be replaced by the team’s own agreed figures if they differ.</w:t>
       </w:r>
     </w:p>
-    <w:bookmarkEnd w:id="130"/>
-    <w:bookmarkStart w:id="131" w:name="responsibility-matrix"/>
+    <w:bookmarkEnd w:id="145"/>
+    <w:bookmarkStart w:id="146" w:name="responsibility-matrix"/>
     <w:p>
       <w:pPr>
         <w:pStyle w:val="Heading2"/>
@@ -42427,18 +42256,18 @@
               <w:pStyle w:val="Compact"/>
             </w:pPr>
             <w:r>
-              <w:t xml:space="preserve">M2 Kavya</w:t>
-            </w:r>
-          </w:p>
-        </w:tc>
-        <w:tc>
-          <w:tcPr/>
-          <w:p>
-            <w:pPr>
-              <w:pStyle w:val="Compact"/>
-            </w:pPr>
-            <w:r>
-              <w:t xml:space="preserve">M3 [Name]</w:t>
+              <w:t xml:space="preserve">M2 Kavya Agarwal</w:t>
+            </w:r>
+          </w:p>
+        </w:tc>
+        <w:tc>
+          <w:tcPr/>
+          <w:p>
+            <w:pPr>
+              <w:pStyle w:val="Compact"/>
+            </w:pPr>
+            <w:r>
+              <w:t xml:space="preserve">M3 Kartik Biswal</w:t>
             </w:r>
           </w:p>
         </w:tc>
@@ -43561,8 +43390,8 @@
         <w:t xml:space="preserve">for Member 2 on ETL and Member 1 on the schema reflects the documented dependency: the ETL inserts into the schema by column name, and the schema’s design notes discuss the ETL’s load order.</w:t>
       </w:r>
     </w:p>
-    <w:bookmarkEnd w:id="131"/>
-    <w:bookmarkStart w:id="132" w:name="collaboration-and-integration"/>
+    <w:bookmarkEnd w:id="146"/>
+    <w:bookmarkStart w:id="147" w:name="collaboration-and-integration"/>
     <w:p>
       <w:pPr>
         <w:pStyle w:val="Heading2"/>
@@ -43698,7 +43527,7 @@
           <w:b/>
           <w:bCs/>
         </w:rPr>
-        <w:t xml:space="preserve">Dependencies between modules.</w:t>
+        <w:t xml:space="preserve">Figure 12.1 – Dependencies between modules</w:t>
       </w:r>
     </w:p>
     <w:p>
@@ -44253,8 +44082,8 @@
         <w:t xml:space="preserve">.</w:t>
       </w:r>
     </w:p>
-    <w:bookmarkEnd w:id="132"/>
-    <w:bookmarkStart w:id="133" w:name="contribution-evidence-and-limitations"/>
+    <w:bookmarkEnd w:id="147"/>
+    <w:bookmarkStart w:id="148" w:name="contribution-evidence-and-limitations"/>
     <w:p>
       <w:pPr>
         <w:pStyle w:val="Heading2"/>
@@ -44505,8 +44334,8 @@
         <w:t xml:space="preserve">each member’s confirmation (or correction) of their subsection in 12.4; the team’s agreement on the percentages in 12.5; full names and roll numbers; a statement on reviews and on any tools used (see the Declaration placeholder).</w:t>
       </w:r>
     </w:p>
-    <w:bookmarkEnd w:id="133"/>
-    <w:bookmarkStart w:id="134" w:name="individual-presentation-responsibilities"/>
+    <w:bookmarkEnd w:id="148"/>
+    <w:bookmarkStart w:id="149" w:name="individual-presentation-responsibilities"/>
     <w:p>
       <w:pPr>
         <w:pStyle w:val="Heading2"/>
@@ -44701,7 +44530,7 @@
               <w:pStyle w:val="Compact"/>
             </w:pPr>
             <w:r>
-              <w:t xml:space="preserve">Kavya (M2)</w:t>
+              <w:t xml:space="preserve">Kavya Agarwal (M2)</w:t>
             </w:r>
           </w:p>
         </w:tc>
@@ -44736,7 +44565,7 @@
               <w:pStyle w:val="Compact"/>
             </w:pPr>
             <w:r>
-              <w:t xml:space="preserve">[Member 3] (M3)</w:t>
+              <w:t xml:space="preserve">Kartik Biswal (M3)</w:t>
             </w:r>
           </w:p>
         </w:tc>
@@ -44874,9 +44703,9 @@
         </w:pict>
       </w:r>
     </w:p>
-    <w:bookmarkEnd w:id="134"/>
-    <w:bookmarkEnd w:id="135"/>
-    <w:bookmarkStart w:id="143" w:name="advantages-limitations-and-challenges"/>
+    <w:bookmarkEnd w:id="149"/>
+    <w:bookmarkEnd w:id="150"/>
+    <w:bookmarkStart w:id="158" w:name="advantages-limitations-and-challenges"/>
     <w:p>
       <w:pPr>
         <w:pStyle w:val="Heading1"/>
@@ -44885,7 +44714,7 @@
         <w:t xml:space="preserve">13. Advantages, Limitations and Challenges</w:t>
       </w:r>
     </w:p>
-    <w:bookmarkStart w:id="136" w:name="advantages-of-the-implemented-system"/>
+    <w:bookmarkStart w:id="151" w:name="advantages-of-the-implemented-system"/>
     <w:p>
       <w:pPr>
         <w:pStyle w:val="Heading2"/>
@@ -45072,8 +44901,8 @@
         <w:t xml:space="preserve">Plain-English rules, named segments and a guided dashboard.</w:t>
       </w:r>
     </w:p>
-    <w:bookmarkEnd w:id="136"/>
-    <w:bookmarkStart w:id="137" w:name="X602641cd5f7b3d050a0e1708f940ddb88474c79"/>
+    <w:bookmarkEnd w:id="151"/>
+    <w:bookmarkStart w:id="152" w:name="X602641cd5f7b3d050a0e1708f940ddb88474c79"/>
     <w:p>
       <w:pPr>
         <w:pStyle w:val="Heading2"/>
@@ -45114,8 +44943,8 @@
         <w:t xml:space="preserve">lists ranked by recency and frequency. These actions are suggestions drawn from historical patterns. None of them was tested in a store.</w:t>
       </w:r>
     </w:p>
-    <w:bookmarkEnd w:id="137"/>
-    <w:bookmarkStart w:id="138" w:name="technical-challenges-encountered"/>
+    <w:bookmarkEnd w:id="152"/>
+    <w:bookmarkStart w:id="153" w:name="technical-challenges-encountered"/>
     <w:p>
       <w:pPr>
         <w:pStyle w:val="Heading2"/>
@@ -45147,8 +44976,8 @@
         <w:t xml:space="preserve">overflow; the load-order conflict with foreign keys; the cost of a composite primary key; Apriori’s memory demand; the DuckDB single-writer rule; Streamlit’s page discovery; and hosting without the warehouse. Section 12.7 describes how each was resolved.</w:t>
       </w:r>
     </w:p>
-    <w:bookmarkEnd w:id="138"/>
-    <w:bookmarkStart w:id="139" w:name="data-related-challenges"/>
+    <w:bookmarkEnd w:id="153"/>
+    <w:bookmarkStart w:id="154" w:name="data-related-challenges"/>
     <w:p>
       <w:pPr>
         <w:pStyle w:val="Heading2"/>
@@ -45165,8 +44994,8 @@
         <w:t xml:space="preserve">No prices; no calendar dates and a 30-day cap; an undocumented day-of-week coding; 75,000 orders with hidden contents; uncategorised products; and a long tail of rare products that cannot appear in rules.</w:t>
       </w:r>
     </w:p>
-    <w:bookmarkEnd w:id="139"/>
-    <w:bookmarkStart w:id="140" w:name="current-limitations"/>
+    <w:bookmarkEnd w:id="154"/>
+    <w:bookmarkStart w:id="155" w:name="current-limitations"/>
     <w:p>
       <w:pPr>
         <w:pStyle w:val="Heading2"/>
@@ -45271,8 +45100,8 @@
         <w:t xml:space="preserve">The dashboard is single-user and has no authentication.</w:t>
       </w:r>
     </w:p>
-    <w:bookmarkEnd w:id="140"/>
-    <w:bookmarkStart w:id="141" w:name="limitations-of-the-evaluation-1"/>
+    <w:bookmarkEnd w:id="155"/>
+    <w:bookmarkStart w:id="156" w:name="limitations-of-the-evaluation-1"/>
     <w:p>
       <w:pPr>
         <w:pStyle w:val="Heading2"/>
@@ -45289,8 +45118,8 @@
         <w:t xml:space="preserve">No repeated runs or confidence intervals; benchmark on one machine; sample-based mining validated only for the top rule; no usability study; hosted deployment not verified for this report.</w:t>
       </w:r>
     </w:p>
-    <w:bookmarkEnd w:id="141"/>
-    <w:bookmarkStart w:id="142" w:name="dependencies-and-assumptions"/>
+    <w:bookmarkEnd w:id="156"/>
+    <w:bookmarkStart w:id="157" w:name="dependencies-and-assumptions"/>
     <w:p>
       <w:pPr>
         <w:pStyle w:val="Heading2"/>
@@ -45378,9 +45207,9 @@
         </w:pict>
       </w:r>
     </w:p>
-    <w:bookmarkEnd w:id="142"/>
-    <w:bookmarkEnd w:id="143"/>
-    <w:bookmarkStart w:id="144" w:name="future-enhancements"/>
+    <w:bookmarkEnd w:id="157"/>
+    <w:bookmarkEnd w:id="158"/>
+    <w:bookmarkStart w:id="159" w:name="future-enhancements"/>
     <w:p>
       <w:pPr>
         <w:pStyle w:val="Heading1"/>
@@ -46180,8 +46009,8 @@
         </w:pict>
       </w:r>
     </w:p>
-    <w:bookmarkEnd w:id="144"/>
-    <w:bookmarkStart w:id="145" w:name="conclusion"/>
+    <w:bookmarkEnd w:id="159"/>
+    <w:bookmarkStart w:id="160" w:name="conclusion"/>
     <w:p>
       <w:pPr>
         <w:pStyle w:val="Heading1"/>
@@ -46304,8 +46133,8 @@
         </w:pict>
       </w:r>
     </w:p>
-    <w:bookmarkEnd w:id="145"/>
-    <w:bookmarkStart w:id="146" w:name="references"/>
+    <w:bookmarkEnd w:id="160"/>
+    <w:bookmarkStart w:id="161" w:name="references"/>
     <w:p>
       <w:pPr>
         <w:pStyle w:val="Heading1"/>
@@ -47285,8 +47114,8 @@
         </w:pict>
       </w:r>
     </w:p>
-    <w:bookmarkEnd w:id="146"/>
-    <w:bookmarkStart w:id="153" w:name="appendices"/>
+    <w:bookmarkEnd w:id="161"/>
+    <w:bookmarkStart w:id="168" w:name="appendices"/>
     <w:p>
       <w:pPr>
         <w:pStyle w:val="Heading1"/>
@@ -47295,7 +47124,7 @@
         <w:t xml:space="preserve">Appendices</w:t>
       </w:r>
     </w:p>
-    <w:bookmarkStart w:id="147" w:name="appendix-a-repository-and-reproduction"/>
+    <w:bookmarkStart w:id="162" w:name="appendix-a-repository-and-reproduction"/>
     <w:p>
       <w:pPr>
         <w:pStyle w:val="Heading2"/>
@@ -47511,8 +47340,8 @@
         <w:t xml:space="preserve">pytest</w:t>
       </w:r>
     </w:p>
-    <w:bookmarkEnd w:id="147"/>
-    <w:bookmarkStart w:id="148" w:name="Xce8b5d77b64cb14134868ebf0025a8eaaf13968"/>
+    <w:bookmarkEnd w:id="162"/>
+    <w:bookmarkStart w:id="163" w:name="Xce8b5d77b64cb14134868ebf0025a8eaaf13968"/>
     <w:p>
       <w:pPr>
         <w:pStyle w:val="Heading2"/>
@@ -47697,8 +47526,8 @@
         <w:t xml:space="preserve">    time_key SMALLINT NOT NULL, add_to_cart_order SMALLINT NOT NULL, reordered TINYINT NOT NULL);</w:t>
       </w:r>
     </w:p>
-    <w:bookmarkEnd w:id="148"/>
-    <w:bookmarkStart w:id="149" w:name="X33a26fb29f39a6210849962870fbe52736d8ad9"/>
+    <w:bookmarkEnd w:id="163"/>
+    <w:bookmarkStart w:id="164" w:name="X33a26fb29f39a6210849962870fbe52736d8ad9"/>
     <w:p>
       <w:pPr>
         <w:pStyle w:val="Heading2"/>
@@ -48060,8 +47889,8 @@
         </w:tc>
       </w:tr>
     </w:tbl>
-    <w:bookmarkEnd w:id="149"/>
-    <w:bookmarkStart w:id="150" w:name="appendix-d-result-files-reportsresults"/>
+    <w:bookmarkEnd w:id="164"/>
+    <w:bookmarkStart w:id="165" w:name="appendix-d-result-files-reportsresults"/>
     <w:p>
       <w:pPr>
         <w:pStyle w:val="Heading2"/>
@@ -48637,8 +48466,8 @@
         <w:t xml:space="preserve">.</w:t>
       </w:r>
     </w:p>
-    <w:bookmarkEnd w:id="150"/>
-    <w:bookmarkStart w:id="151" w:name="X31ab6cea7408b7efcccbd8be7b07d30424c5860"/>
+    <w:bookmarkEnd w:id="165"/>
+    <w:bookmarkStart w:id="166" w:name="X31ab6cea7408b7efcccbd8be7b07d30424c5860"/>
     <w:p>
       <w:pPr>
         <w:pStyle w:val="Heading2"/>
@@ -49055,8 +48884,8 @@
         </w:tc>
       </w:tr>
     </w:tbl>
-    <w:bookmarkEnd w:id="151"/>
-    <w:bookmarkStart w:id="152" w:name="appendix-f-detailed-github-evidence"/>
+    <w:bookmarkEnd w:id="166"/>
+    <w:bookmarkStart w:id="167" w:name="appendix-f-detailed-github-evidence"/>
     <w:p>
       <w:pPr>
         <w:pStyle w:val="Heading2"/>
@@ -52342,576 +52171,8 @@
         <w:t xml:space="preserve">No credentials, keys or tokens are included in this report or in the files it quotes.</w:t>
       </w:r>
     </w:p>
-    <w:p>
-      <w:r>
-        <w:pict>
-          <v:rect style="width:0;height:1.5pt" o:hralign="center" o:hrstd="t" o:hr="t"/>
-        </w:pict>
-      </w:r>
-    </w:p>
-    <w:bookmarkEnd w:id="152"/>
-    <w:bookmarkEnd w:id="153"/>
-    <w:bookmarkStart w:id="154" w:name="information-to-confirm-before-submission"/>
-    <w:p>
-      <w:pPr>
-        <w:pStyle w:val="Heading1"/>
-      </w:pPr>
-      <w:r>
-        <w:t xml:space="preserve">Information to Confirm Before Submission</w:t>
-      </w:r>
-    </w:p>
-    <w:p>
-      <w:pPr>
-        <w:pStyle w:val="FirstParagraph"/>
-      </w:pPr>
-      <w:r>
-        <w:rPr>
-          <w:b/>
-          <w:bCs/>
-        </w:rPr>
-        <w:t xml:space="preserve">Administrative details</w:t>
-      </w:r>
-    </w:p>
-    <w:p>
-      <w:pPr>
-        <w:pStyle w:val="Compact"/>
-        <w:numPr>
-          <w:ilvl w:val="0"/>
-          <w:numId w:val="1050"/>
-        </w:numPr>
-      </w:pPr>
-      <w:r>
-        <w:t xml:space="preserve">Kavya’s full name, and the full name of Member 3 (</w:t>
-      </w:r>
-      <w:r>
-        <w:t xml:space="preserve">@KB-0141</w:t>
-      </w:r>
-      <w:r>
-        <w:t xml:space="preserve">).</w:t>
-      </w:r>
-      <w:r>
-        <w:t xml:space="preserve"> </w:t>
-      </w:r>
-      <w:r>
-        <w:rPr>
-          <w:rStyle w:val="VerbatimChar"/>
-        </w:rPr>
-        <w:t xml:space="preserve">README.md</w:t>
-      </w:r>
-      <w:r>
-        <w:t xml:space="preserve"> </w:t>
-      </w:r>
-      <w:r>
-        <w:t xml:space="preserve">also still shows</w:t>
-      </w:r>
-      <w:r>
-        <w:t xml:space="preserve"> </w:t>
-      </w:r>
-      <w:r>
-        <w:t xml:space="preserve">“</w:t>
-      </w:r>
-      <w:r>
-        <w:rPr>
-          <w:i/>
-          <w:iCs/>
-        </w:rPr>
-        <w:t xml:space="preserve">name</w:t>
-      </w:r>
-      <w:r>
-        <w:t xml:space="preserve">”</w:t>
-      </w:r>
-      <w:r>
-        <w:t xml:space="preserve"> </w:t>
-      </w:r>
-      <w:r>
-        <w:t xml:space="preserve">for Member 3.</w:t>
-      </w:r>
-    </w:p>
-    <w:p>
-      <w:pPr>
-        <w:pStyle w:val="Compact"/>
-        <w:numPr>
-          <w:ilvl w:val="0"/>
-          <w:numId w:val="1051"/>
-        </w:numPr>
-      </w:pPr>
-      <w:r>
-        <w:t xml:space="preserve">Roll / registration numbers of all six members.</w:t>
-      </w:r>
-    </w:p>
-    <w:p>
-      <w:pPr>
-        <w:pStyle w:val="Compact"/>
-        <w:numPr>
-          <w:ilvl w:val="0"/>
-          <w:numId w:val="1052"/>
-        </w:numPr>
-      </w:pPr>
-      <w:r>
-        <w:t xml:space="preserve">Faculty guide’s name and designation; school/department; full institution name and city; academic year; submission date.</w:t>
-      </w:r>
-    </w:p>
-    <w:p>
-      <w:pPr>
-        <w:pStyle w:val="Compact"/>
-        <w:numPr>
-          <w:ilvl w:val="0"/>
-          <w:numId w:val="1053"/>
-        </w:numPr>
-      </w:pPr>
-      <w:r>
-        <w:t xml:space="preserve">Whether the institution prescribes its own certificate and declaration format.</w:t>
-      </w:r>
-    </w:p>
-    <w:p>
-      <w:pPr>
-        <w:pStyle w:val="FirstParagraph"/>
-      </w:pPr>
-      <w:r>
-        <w:rPr>
-          <w:b/>
-          <w:bCs/>
-        </w:rPr>
-        <w:t xml:space="preserve">Team contribution (Chapter 12)</w:t>
-      </w:r>
-    </w:p>
-    <w:p>
-      <w:pPr>
-        <w:pStyle w:val="Compact"/>
-        <w:numPr>
-          <w:ilvl w:val="0"/>
-          <w:numId w:val="1054"/>
-        </w:numPr>
-      </w:pPr>
-      <w:r>
-        <w:t xml:space="preserve">Each member checks and corrects their own subsection in 12.4, adding work done outside GitHub.</w:t>
-      </w:r>
-    </w:p>
-    <w:p>
-      <w:pPr>
-        <w:pStyle w:val="Compact"/>
-        <w:numPr>
-          <w:ilvl w:val="0"/>
-          <w:numId w:val="1055"/>
-        </w:numPr>
-      </w:pPr>
-      <w:r>
-        <w:t xml:space="preserve">The team agrees on, or replaces, the</w:t>
-      </w:r>
-      <w:r>
-        <w:t xml:space="preserve"> </w:t>
-      </w:r>
-      <w:r>
-        <w:rPr>
-          <w:b/>
-          <w:bCs/>
-        </w:rPr>
-        <w:t xml:space="preserve">provisional</w:t>
-      </w:r>
-      <w:r>
-        <w:t xml:space="preserve"> </w:t>
-      </w:r>
-      <w:r>
-        <w:t xml:space="preserve">percentages in 12.5.</w:t>
-      </w:r>
-    </w:p>
-    <w:p>
-      <w:pPr>
-        <w:pStyle w:val="Compact"/>
-        <w:numPr>
-          <w:ilvl w:val="0"/>
-          <w:numId w:val="1056"/>
-        </w:numPr>
-      </w:pPr>
-      <w:r>
-        <w:t xml:space="preserve">Whether pull requests were reviewed (none is recorded on GitHub), and by whom.</w:t>
-      </w:r>
-    </w:p>
-    <w:p>
-      <w:pPr>
-        <w:pStyle w:val="Compact"/>
-        <w:numPr>
-          <w:ilvl w:val="0"/>
-          <w:numId w:val="1057"/>
-        </w:numPr>
-      </w:pPr>
-      <w:r>
-        <w:t xml:space="preserve">Who wrote the task briefs and the result-file contract in</w:t>
-      </w:r>
-      <w:r>
-        <w:t xml:space="preserve"> </w:t>
-      </w:r>
-      <w:r>
-        <w:rPr>
-          <w:rStyle w:val="VerbatimChar"/>
-        </w:rPr>
-        <w:t xml:space="preserve">handoff/</w:t>
-      </w:r>
-      <w:r>
-        <w:t xml:space="preserve">.</w:t>
-      </w:r>
-    </w:p>
-    <w:p>
-      <w:pPr>
-        <w:pStyle w:val="Compact"/>
-        <w:numPr>
-          <w:ilvl w:val="0"/>
-          <w:numId w:val="1058"/>
-        </w:numPr>
-      </w:pPr>
-      <w:r>
-        <w:t xml:space="preserve">Why</w:t>
-      </w:r>
-      <w:r>
-        <w:t xml:space="preserve"> </w:t>
-      </w:r>
-      <w:r>
-        <w:t xml:space="preserve">@DIO4699</w:t>
-      </w:r>
-      <w:r>
-        <w:t xml:space="preserve"> </w:t>
-      </w:r>
-      <w:r>
-        <w:t xml:space="preserve">does not appear in the repository’s collaborator list.</w:t>
-      </w:r>
-    </w:p>
-    <w:p>
-      <w:pPr>
-        <w:pStyle w:val="Compact"/>
-        <w:numPr>
-          <w:ilvl w:val="0"/>
-          <w:numId w:val="1059"/>
-        </w:numPr>
-      </w:pPr>
-      <w:r>
-        <w:t xml:space="preserve">Who compiled this submission report (row in Table 12.2).</w:t>
-      </w:r>
-    </w:p>
-    <w:p>
-      <w:pPr>
-        <w:pStyle w:val="Compact"/>
-        <w:numPr>
-          <w:ilvl w:val="0"/>
-          <w:numId w:val="1060"/>
-        </w:numPr>
-      </w:pPr>
-      <w:r>
-        <w:t xml:space="preserve">Final presentation assignments (12.9);</w:t>
-      </w:r>
-      <w:r>
-        <w:t xml:space="preserve"> </w:t>
-      </w:r>
-      <w:r>
-        <w:rPr>
-          <w:rStyle w:val="VerbatimChar"/>
-        </w:rPr>
-        <w:t xml:space="preserve">DEMO_FLOW.md</w:t>
-      </w:r>
-      <w:r>
-        <w:t xml:space="preserve"> </w:t>
-      </w:r>
-      <w:r>
-        <w:t xml:space="preserve">says</w:t>
-      </w:r>
-      <w:r>
-        <w:t xml:space="preserve"> </w:t>
-      </w:r>
-      <w:r>
-        <w:t xml:space="preserve">“five presenters”</w:t>
-      </w:r>
-      <w:r>
-        <w:t xml:space="preserve"> </w:t>
-      </w:r>
-      <w:r>
-        <w:t xml:space="preserve">but lists six.</w:t>
-      </w:r>
-    </w:p>
-    <w:p>
-      <w:pPr>
-        <w:pStyle w:val="Compact"/>
-        <w:numPr>
-          <w:ilvl w:val="0"/>
-          <w:numId w:val="1061"/>
-        </w:numPr>
-      </w:pPr>
-      <w:r>
-        <w:rPr>
-          <w:b/>
-          <w:bCs/>
-        </w:rPr>
-        <w:t xml:space="preserve">Use of AI-assisted tools.</w:t>
-      </w:r>
-      <w:r>
-        <w:t xml:space="preserve"> </w:t>
-      </w:r>
-      <w:r>
-        <w:t xml:space="preserve">If the institution requires disclosure, complete the placeholder in the Declaration, describing which tools were used and for which parts of the code and report.</w:t>
-      </w:r>
-    </w:p>
-    <w:p>
-      <w:pPr>
-        <w:pStyle w:val="FirstParagraph"/>
-      </w:pPr>
-      <w:r>
-        <w:rPr>
-          <w:b/>
-          <w:bCs/>
-        </w:rPr>
-        <w:t xml:space="preserve">Evidence and results</w:t>
-      </w:r>
-    </w:p>
-    <w:p>
-      <w:pPr>
-        <w:pStyle w:val="Compact"/>
-        <w:numPr>
-          <w:ilvl w:val="0"/>
-          <w:numId w:val="1062"/>
-        </w:numPr>
-      </w:pPr>
-      <w:r>
-        <w:t xml:space="preserve">Capture and insert</w:t>
-      </w:r>
-      <w:r>
-        <w:t xml:space="preserve"> </w:t>
-      </w:r>
-      <w:r>
-        <w:rPr>
-          <w:b/>
-          <w:bCs/>
-        </w:rPr>
-        <w:t xml:space="preserve">dashboard screenshots</w:t>
-      </w:r>
-      <w:r>
-        <w:t xml:space="preserve"> </w:t>
-      </w:r>
-      <w:r>
-        <w:t xml:space="preserve">(Overview; OLAP Explorer’s four tabs; Basket Rules; Customer Segments; Reorder Model) in Section 9.6. None exists in the repository.</w:t>
-      </w:r>
-    </w:p>
-    <w:p>
-      <w:pPr>
-        <w:pStyle w:val="Compact"/>
-        <w:numPr>
-          <w:ilvl w:val="0"/>
-          <w:numId w:val="1063"/>
-        </w:numPr>
-      </w:pPr>
-      <w:r>
-        <w:t xml:space="preserve">Confirm the</w:t>
-      </w:r>
-      <w:r>
-        <w:t xml:space="preserve"> </w:t>
-      </w:r>
-      <w:r>
-        <w:rPr>
-          <w:b/>
-          <w:bCs/>
-        </w:rPr>
-        <w:t xml:space="preserve">hosted app URL</w:t>
-      </w:r>
-      <w:r>
-        <w:t xml:space="preserve"> </w:t>
-      </w:r>
-      <w:r>
-        <w:t xml:space="preserve">and that it works (TC-38), or remove the hosting claim.</w:t>
-      </w:r>
-    </w:p>
-    <w:p>
-      <w:pPr>
-        <w:pStyle w:val="Compact"/>
-        <w:numPr>
-          <w:ilvl w:val="0"/>
-          <w:numId w:val="1064"/>
-        </w:numPr>
-      </w:pPr>
-      <w:r>
-        <w:t xml:space="preserve">Confirm the manual browser check of each page (TC-37).</w:t>
-      </w:r>
-    </w:p>
-    <w:p>
-      <w:pPr>
-        <w:pStyle w:val="Compact"/>
-        <w:numPr>
-          <w:ilvl w:val="0"/>
-          <w:numId w:val="1065"/>
-        </w:numPr>
-      </w:pPr>
-      <w:r>
-        <w:t xml:space="preserve">Explain or reconcile the two recorded full-load times (8.6 s in section 1, 13.8 s in section 2 of the technical report).</w:t>
-      </w:r>
-    </w:p>
-    <w:p>
-      <w:pPr>
-        <w:pStyle w:val="Compact"/>
-        <w:numPr>
-          <w:ilvl w:val="0"/>
-          <w:numId w:val="1066"/>
-        </w:numPr>
-      </w:pPr>
-      <w:r>
-        <w:t xml:space="preserve">Record the specification of the machine used for the full-data runs (it would replace the recommendations in Table 4.3).</w:t>
-      </w:r>
-    </w:p>
-    <w:p>
-      <w:pPr>
-        <w:pStyle w:val="Compact"/>
-        <w:numPr>
-          <w:ilvl w:val="0"/>
-          <w:numId w:val="1067"/>
-        </w:numPr>
-      </w:pPr>
-      <w:r>
-        <w:t xml:space="preserve">Optionally investigate the 2 warnings of the test run.</w:t>
-      </w:r>
-    </w:p>
-    <w:p>
-      <w:pPr>
-        <w:pStyle w:val="Compact"/>
-        <w:numPr>
-          <w:ilvl w:val="0"/>
-          <w:numId w:val="1068"/>
-        </w:numPr>
-      </w:pPr>
-      <w:r>
-        <w:t xml:space="preserve">Decide whether to commit</w:t>
-      </w:r>
-      <w:r>
-        <w:t xml:space="preserve"> </w:t>
-      </w:r>
-      <w:r>
-        <w:rPr>
-          <w:rStyle w:val="VerbatimChar"/>
-        </w:rPr>
-        <w:t xml:space="preserve">handoff/PHASE4_SHARED_CONTRACT.md</w:t>
-      </w:r>
-      <w:r>
-        <w:t xml:space="preserve">:</w:t>
-      </w:r>
-      <w:r>
-        <w:t xml:space="preserve"> </w:t>
-      </w:r>
-      <w:r>
-        <w:rPr>
-          <w:rStyle w:val="VerbatimChar"/>
-        </w:rPr>
-        <w:t xml:space="preserve">dashboard/data.py</w:t>
-      </w:r>
-      <w:r>
-        <w:t xml:space="preserve"> </w:t>
-      </w:r>
-      <w:r>
-        <w:t xml:space="preserve">and the technical report refer to it, but it is excluded from git.</w:t>
-      </w:r>
-    </w:p>
-    <w:p>
-      <w:pPr>
-        <w:pStyle w:val="Compact"/>
-        <w:numPr>
-          <w:ilvl w:val="0"/>
-          <w:numId w:val="1069"/>
-        </w:numPr>
-      </w:pPr>
-      <w:r>
-        <w:t xml:space="preserve">Give evaluators access to the private repository, if they need it.</w:t>
-      </w:r>
-    </w:p>
-    <w:p>
-      <w:pPr>
-        <w:pStyle w:val="FirstParagraph"/>
-      </w:pPr>
-      <w:r>
-        <w:rPr>
-          <w:b/>
-          <w:bCs/>
-        </w:rPr>
-        <w:t xml:space="preserve">Formatting</w:t>
-      </w:r>
-    </w:p>
-    <w:p>
-      <w:pPr>
-        <w:pStyle w:val="Compact"/>
-        <w:numPr>
-          <w:ilvl w:val="0"/>
-          <w:numId w:val="1070"/>
-        </w:numPr>
-      </w:pPr>
-      <w:r>
-        <w:t xml:space="preserve">After filling in the placeholders, rebuild the PDF and Word files with</w:t>
-      </w:r>
-      <w:r>
-        <w:t xml:space="preserve"> </w:t>
-      </w:r>
-      <w:r>
-        <w:rPr>
-          <w:rStyle w:val="VerbatimChar"/>
-        </w:rPr>
-        <w:t xml:space="preserve">python reports/build_pdf.py</w:t>
-      </w:r>
-      <w:r>
-        <w:t xml:space="preserve"> </w:t>
-      </w:r>
-      <w:r>
-        <w:t xml:space="preserve">(the PDF draws every diagram).</w:t>
-      </w:r>
-    </w:p>
-    <w:p>
-      <w:pPr>
-        <w:pStyle w:val="Compact"/>
-        <w:numPr>
-          <w:ilvl w:val="0"/>
-          <w:numId w:val="1071"/>
-        </w:numPr>
-      </w:pPr>
-      <w:r>
-        <w:t xml:space="preserve">Mermaid diagrams do not render in Microsoft Word. If you submit the Word file, export each diagram as an image (for example with mermaid.live or the Mermaid CLI) and insert it in place of its code block.</w:t>
-      </w:r>
-    </w:p>
-    <w:p>
-      <w:pPr>
-        <w:pStyle w:val="Compact"/>
-        <w:numPr>
-          <w:ilvl w:val="0"/>
-          <w:numId w:val="1072"/>
-        </w:numPr>
-      </w:pPr>
-      <w:r>
-        <w:t xml:space="preserve">Generate the Word table of contents and page numbers after formatting.</w:t>
-      </w:r>
-    </w:p>
-    <w:p>
-      <w:pPr>
-        <w:pStyle w:val="Compact"/>
-        <w:numPr>
-          <w:ilvl w:val="0"/>
-          <w:numId w:val="1073"/>
-        </w:numPr>
-      </w:pPr>
-      <w:r>
-        <w:t xml:space="preserve">Verify the references marked</w:t>
-      </w:r>
-      <w:r>
-        <w:t xml:space="preserve"> </w:t>
-      </w:r>
-      <w:r>
-        <w:t xml:space="preserve">“(verify)”</w:t>
-      </w:r>
-      <w:r>
-        <w:t xml:space="preserve">, especially the web URLs and [9].</w:t>
-      </w:r>
-    </w:p>
-    <w:p>
-      <w:pPr>
-        <w:pStyle w:val="Compact"/>
-        <w:numPr>
-          <w:ilvl w:val="0"/>
-          <w:numId w:val="1074"/>
-        </w:numPr>
-      </w:pPr>
-      <w:r>
-        <w:t xml:space="preserve">Slides for the presentation are not in the repository; prepare them separately.</w:t>
-      </w:r>
-    </w:p>
-    <w:bookmarkEnd w:id="154"/>
+    <w:bookmarkEnd w:id="167"/>
+    <w:bookmarkEnd w:id="168"/>
     <w:sectPr>
       <w:footnotePr>
         <w:numRestart w:val="eachSect"/>
@@ -53459,82 +52720,6 @@
       <w:start w:val="7"/>
       <w:numFmt w:val="decimal"/>
       <w:lvlText w:val="%9."/>
-      <w:lvlJc w:val="left"/>
-      <w:pPr>
-        <w:ind w:left="6480" w:hanging="360"/>
-      </w:pPr>
-    </w:lvl>
-  </w:abstractNum>
-  <w:abstractNum w:abstractNumId="992">
-    <w:nsid w:val="0000A992"/>
-    <w:multiLevelType w:val="multilevel"/>
-    <w:lvl w:ilvl="0">
-      <w:numFmt w:val="bullet"/>
-      <w:lvlText w:val="☐"/>
-      <w:lvlJc w:val="left"/>
-      <w:pPr>
-        <w:ind w:left="720" w:hanging="360"/>
-      </w:pPr>
-    </w:lvl>
-    <w:lvl w:ilvl="1">
-      <w:numFmt w:val="bullet"/>
-      <w:lvlText w:val="☐"/>
-      <w:lvlJc w:val="left"/>
-      <w:pPr>
-        <w:ind w:left="1440" w:hanging="360"/>
-      </w:pPr>
-    </w:lvl>
-    <w:lvl w:ilvl="2">
-      <w:numFmt w:val="bullet"/>
-      <w:lvlText w:val="☐"/>
-      <w:lvlJc w:val="left"/>
-      <w:pPr>
-        <w:ind w:left="2160" w:hanging="360"/>
-      </w:pPr>
-    </w:lvl>
-    <w:lvl w:ilvl="3">
-      <w:numFmt w:val="bullet"/>
-      <w:lvlText w:val="☐"/>
-      <w:lvlJc w:val="left"/>
-      <w:pPr>
-        <w:ind w:left="2880" w:hanging="360"/>
-      </w:pPr>
-    </w:lvl>
-    <w:lvl w:ilvl="4">
-      <w:numFmt w:val="bullet"/>
-      <w:lvlText w:val="☐"/>
-      <w:lvlJc w:val="left"/>
-      <w:pPr>
-        <w:ind w:left="3600" w:hanging="360"/>
-      </w:pPr>
-    </w:lvl>
-    <w:lvl w:ilvl="5">
-      <w:numFmt w:val="bullet"/>
-      <w:lvlText w:val="☐"/>
-      <w:lvlJc w:val="left"/>
-      <w:pPr>
-        <w:ind w:left="4320" w:hanging="360"/>
-      </w:pPr>
-    </w:lvl>
-    <w:lvl w:ilvl="6">
-      <w:numFmt w:val="bullet"/>
-      <w:lvlText w:val="☐"/>
-      <w:lvlJc w:val="left"/>
-      <w:pPr>
-        <w:ind w:left="5040" w:hanging="360"/>
-      </w:pPr>
-    </w:lvl>
-    <w:lvl w:ilvl="7">
-      <w:numFmt w:val="bullet"/>
-      <w:lvlText w:val="☐"/>
-      <w:lvlJc w:val="left"/>
-      <w:pPr>
-        <w:ind w:left="5760" w:hanging="360"/>
-      </w:pPr>
-    </w:lvl>
-    <w:lvl w:ilvl="8">
-      <w:numFmt w:val="bullet"/>
-      <w:lvlText w:val="☐"/>
       <w:lvlJc w:val="left"/>
       <w:pPr>
         <w:ind w:left="6480" w:hanging="360"/>
@@ -54311,81 +53496,6 @@
   </w:num>
   <w:num w:numId="1049">
     <w:abstractNumId w:val="991"/>
-  </w:num>
-  <w:num w:numId="1050">
-    <w:abstractNumId w:val="992"/>
-  </w:num>
-  <w:num w:numId="1051">
-    <w:abstractNumId w:val="992"/>
-  </w:num>
-  <w:num w:numId="1052">
-    <w:abstractNumId w:val="992"/>
-  </w:num>
-  <w:num w:numId="1053">
-    <w:abstractNumId w:val="992"/>
-  </w:num>
-  <w:num w:numId="1054">
-    <w:abstractNumId w:val="992"/>
-  </w:num>
-  <w:num w:numId="1055">
-    <w:abstractNumId w:val="992"/>
-  </w:num>
-  <w:num w:numId="1056">
-    <w:abstractNumId w:val="992"/>
-  </w:num>
-  <w:num w:numId="1057">
-    <w:abstractNumId w:val="992"/>
-  </w:num>
-  <w:num w:numId="1058">
-    <w:abstractNumId w:val="992"/>
-  </w:num>
-  <w:num w:numId="1059">
-    <w:abstractNumId w:val="992"/>
-  </w:num>
-  <w:num w:numId="1060">
-    <w:abstractNumId w:val="992"/>
-  </w:num>
-  <w:num w:numId="1061">
-    <w:abstractNumId w:val="992"/>
-  </w:num>
-  <w:num w:numId="1062">
-    <w:abstractNumId w:val="992"/>
-  </w:num>
-  <w:num w:numId="1063">
-    <w:abstractNumId w:val="992"/>
-  </w:num>
-  <w:num w:numId="1064">
-    <w:abstractNumId w:val="992"/>
-  </w:num>
-  <w:num w:numId="1065">
-    <w:abstractNumId w:val="992"/>
-  </w:num>
-  <w:num w:numId="1066">
-    <w:abstractNumId w:val="992"/>
-  </w:num>
-  <w:num w:numId="1067">
-    <w:abstractNumId w:val="992"/>
-  </w:num>
-  <w:num w:numId="1068">
-    <w:abstractNumId w:val="992"/>
-  </w:num>
-  <w:num w:numId="1069">
-    <w:abstractNumId w:val="992"/>
-  </w:num>
-  <w:num w:numId="1070">
-    <w:abstractNumId w:val="992"/>
-  </w:num>
-  <w:num w:numId="1071">
-    <w:abstractNumId w:val="992"/>
-  </w:num>
-  <w:num w:numId="1072">
-    <w:abstractNumId w:val="992"/>
-  </w:num>
-  <w:num w:numId="1073">
-    <w:abstractNumId w:val="992"/>
-  </w:num>
-  <w:num w:numId="1074">
-    <w:abstractNumId w:val="992"/>
   </w:num>
 </w:numbering>
 </file>

--- a/reports/StoreSense_DMDW_Project_Report.docx
+++ b/reports/StoreSense_DMDW_Project_Report.docx
@@ -99,6 +99,16 @@
       </w:pPr>
       <w:r>
         <w:t xml:space="preserve">by</w:t>
+      </w:r>
+      <w:r>
+        <w:t xml:space="preserve"> </w:t>
+      </w:r>
+      <w:r>
+        <w:rPr>
+          <w:b/>
+          <w:bCs/>
+        </w:rPr>
+        <w:t xml:space="preserve">Group 1</w:t>
       </w:r>
     </w:p>
     <w:tbl>
